--- a/docs/notes/W01_我的作业.docx
+++ b/docs/notes/W01_我的作业.docx
@@ -2490,7 +2490,7 @@
           </mc:Choice>
           <mc:Fallback>
             <w:pict>
-              <v:rect w14:anchorId="2D55AE49" id="矩形 4" o:spid="_x0000_s1026" style="position:absolute;margin-left:1pt;margin-top:54.05pt;width:396pt;height:23.4pt;z-index:251657728;visibility:visible;mso-wrap-style:square;mso-height-percent:0;mso-wrap-distance-left:9pt;mso-wrap-distance-top:0;mso-wrap-distance-right:9pt;mso-wrap-distance-bottom:0;mso-position-horizontal:absolute;mso-position-horizontal-relative:text;mso-position-vertical:absolute;mso-position-vertical-relative:text;mso-height-percent:0;mso-height-relative:margin;v-text-anchor:middle" o:gfxdata="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" filled="f" strokecolor="red">
+              <v:rect w14:anchorId="36B38215" id="矩形 4" o:spid="_x0000_s1026" style="position:absolute;margin-left:1pt;margin-top:54.05pt;width:396pt;height:23.4pt;z-index:251657728;visibility:visible;mso-wrap-style:square;mso-height-percent:0;mso-wrap-distance-left:9pt;mso-wrap-distance-top:0;mso-wrap-distance-right:9pt;mso-wrap-distance-bottom:0;mso-position-horizontal:absolute;mso-position-horizontal-relative:text;mso-position-vertical:absolute;mso-position-vertical-relative:text;mso-height-percent:0;mso-height-relative:margin;v-text-anchor:middle" o:gfxdata="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" filled="f" strokecolor="red">
                 <v:shadow on="t" color="black" opacity="22937f" origin=",.5" offset="0,.63889mm"/>
               </v:rect>
             </w:pict>
@@ -2626,7 +2626,7 @@
           </mc:Choice>
           <mc:Fallback>
             <w:pict>
-              <v:rect w14:anchorId="68B88C09" id="矩形 5" o:spid="_x0000_s1026" style="position:absolute;margin-left:8.2pt;margin-top:83.1pt;width:396pt;height:23.4pt;z-index:251658752;visibility:visible;mso-wrap-style:square;mso-height-percent:0;mso-wrap-distance-left:9pt;mso-wrap-distance-top:0;mso-wrap-distance-right:9pt;mso-wrap-distance-bottom:0;mso-position-horizontal:absolute;mso-position-horizontal-relative:text;mso-position-vertical:absolute;mso-position-vertical-relative:text;mso-height-percent:0;mso-height-relative:margin;v-text-anchor:middle" o:gfxdata="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" filled="f" strokecolor="red">
+              <v:rect w14:anchorId="3816C854" id="矩形 5" o:spid="_x0000_s1026" style="position:absolute;margin-left:8.2pt;margin-top:83.1pt;width:396pt;height:23.4pt;z-index:251658752;visibility:visible;mso-wrap-style:square;mso-height-percent:0;mso-wrap-distance-left:9pt;mso-wrap-distance-top:0;mso-wrap-distance-right:9pt;mso-wrap-distance-bottom:0;mso-position-horizontal:absolute;mso-position-horizontal-relative:text;mso-position-vertical:absolute;mso-position-vertical-relative:text;mso-height-percent:0;mso-height-relative:margin;v-text-anchor:middle" o:gfxdata="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" filled="f" strokecolor="red">
                 <v:shadow on="t" color="black" opacity="22937f" origin=",.5" offset="0,.63889mm"/>
               </v:rect>
             </w:pict>
@@ -3231,7 +3231,7 @@
           </mc:Choice>
           <mc:Fallback>
             <w:pict>
-              <v:rect w14:anchorId="1D9061DE" id="矩形 7" o:spid="_x0000_s1026" style="position:absolute;margin-left:22.6pt;margin-top:96.3pt;width:112pt;height:139.6pt;z-index:251662336;visibility:visible;mso-wrap-style:square;mso-wrap-distance-left:9pt;mso-wrap-distance-top:0;mso-wrap-distance-right:9pt;mso-wrap-distance-bottom:0;mso-position-horizontal:absolute;mso-position-horizontal-relative:text;mso-position-vertical:absolute;mso-position-vertical-relative:page;v-text-anchor:middle" o:gfxdata="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" filled="f" strokecolor="#92d050">
+              <v:rect w14:anchorId="3A80263A" id="矩形 7" o:spid="_x0000_s1026" style="position:absolute;margin-left:22.6pt;margin-top:96.3pt;width:112pt;height:139.6pt;z-index:251662336;visibility:visible;mso-wrap-style:square;mso-wrap-distance-left:9pt;mso-wrap-distance-top:0;mso-wrap-distance-right:9pt;mso-wrap-distance-bottom:0;mso-position-horizontal:absolute;mso-position-horizontal-relative:text;mso-position-vertical:absolute;mso-position-vertical-relative:page;v-text-anchor:middle" o:gfxdata="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" filled="f" strokecolor="#92d050">
                 <v:shadow on="t" color="black" opacity="22937f" origin=",.5" offset="0,.63889mm"/>
                 <w10:wrap anchory="page"/>
               </v:rect>
@@ -3846,6 +3846,7 @@
       </w:r>
       <w:r>
         <w:rPr>
+          <w:noProof/>
           <w:color w:val="646464"/>
           <w:lang w:eastAsia="zh-CN"/>
         </w:rPr>
@@ -4667,9 +4668,11 @@
             <w:pPr>
               <w:spacing w:after="0"/>
             </w:pPr>
+            <w:proofErr w:type="spellStart"/>
             <w:r>
               <w:t>清洗</w:t>
             </w:r>
+            <w:proofErr w:type="spellEnd"/>
           </w:p>
         </w:tc>
         <w:tc>
@@ -4787,83 +4790,84 @@
     </w:p>
     <w:p>
       <w:pPr>
-        <w:spacing w:after="480"/>
-        <w:rPr>
-          <w:lang w:eastAsia="zh-CN"/>
-        </w:rPr>
-      </w:pPr>
-      <w:r>
         <w:rPr>
           <w:b/>
           <w:lang w:eastAsia="zh-CN"/>
         </w:rPr>
-        <w:t>材料层的例子与重复加工的原因：</w:t>
-      </w:r>
-      <w:r>
-        <w:rPr>
-          <w:color w:val="646464"/>
-          <w:lang w:eastAsia="zh-CN"/>
-        </w:rPr>
-        <w:t>[</w:t>
-      </w:r>
-      <w:r>
-        <w:rPr>
-          <w:color w:val="646464"/>
-          <w:lang w:eastAsia="zh-CN"/>
-        </w:rPr>
-        <w:t>填写</w:t>
-      </w:r>
-      <w:r>
-        <w:rPr>
-          <w:color w:val="646464"/>
-          <w:lang w:eastAsia="zh-CN"/>
-        </w:rPr>
-        <w:t>]</w:t>
+      </w:pPr>
+      <w:r>
+        <w:rPr>
+          <w:b/>
+          <w:lang w:eastAsia="zh-CN"/>
+        </w:rPr>
+        <w:t>我向</w:t>
+      </w:r>
+      <w:r>
+        <w:rPr>
+          <w:b/>
+          <w:lang w:eastAsia="zh-CN"/>
+        </w:rPr>
+        <w:t xml:space="preserve"> AI </w:t>
+      </w:r>
+      <w:r>
+        <w:rPr>
+          <w:b/>
+          <w:lang w:eastAsia="zh-CN"/>
+        </w:rPr>
+        <w:t>的追问，以及确认或修正的一点：</w:t>
       </w:r>
     </w:p>
     <w:p>
       <w:pPr>
         <w:rPr>
-          <w:b/>
-          <w:lang w:eastAsia="zh-CN"/>
-        </w:rPr>
-      </w:pPr>
-      <w:r>
-        <w:rPr>
-          <w:b/>
+          <w:color w:val="646464"/>
+          <w:lang w:eastAsia="zh-CN"/>
+        </w:rPr>
+      </w:pPr>
+      <w:r>
+        <w:rPr>
+          <w:color w:val="646464"/>
           <w:lang w:eastAsia="zh-CN"/>
         </w:rPr>
         <w:lastRenderedPageBreak/>
-        <w:t>我向</w:t>
-      </w:r>
-      <w:r>
-        <w:rPr>
-          <w:b/>
-          <w:lang w:eastAsia="zh-CN"/>
-        </w:rPr>
-        <w:t xml:space="preserve"> AI </w:t>
-      </w:r>
-      <w:r>
-        <w:rPr>
-          <w:b/>
-          <w:lang w:eastAsia="zh-CN"/>
-        </w:rPr>
-        <w:t>的追问，以及确认或修正的一点：</w:t>
+        <w:t>[</w:t>
+      </w:r>
+      <w:r>
+        <w:rPr>
+          <w:rFonts w:hint="eastAsia"/>
+          <w:color w:val="646464"/>
+          <w:lang w:eastAsia="zh-CN"/>
+        </w:rPr>
+        <w:t>1.</w:t>
+      </w:r>
+      <w:r>
+        <w:rPr>
+          <w:lang w:eastAsia="zh-CN"/>
+        </w:rPr>
+        <w:t xml:space="preserve"> </w:t>
+      </w:r>
+      <w:r>
+        <w:rPr>
+          <w:color w:val="646464"/>
+          <w:lang w:eastAsia="zh-CN"/>
+        </w:rPr>
+        <w:t>沉积阶段为什么要改变晶圆的材料组成和膜层厚度？</w:t>
       </w:r>
     </w:p>
     <w:p>
       <w:pPr>
-        <w:rPr>
-          <w:color w:val="646464"/>
-          <w:lang w:eastAsia="zh-CN"/>
-        </w:rPr>
-      </w:pPr>
-      <w:r>
-        <w:rPr>
-          <w:color w:val="646464"/>
-          <w:lang w:eastAsia="zh-CN"/>
-        </w:rPr>
-        <w:t>[</w:t>
+        <w:ind w:firstLineChars="200" w:firstLine="420"/>
+        <w:rPr>
+          <w:color w:val="646464"/>
+          <w:lang w:eastAsia="zh-CN"/>
+        </w:rPr>
+      </w:pPr>
+      <w:r>
+        <w:rPr>
+          <w:color w:val="646464"/>
+          <w:lang w:eastAsia="zh-CN"/>
+        </w:rPr>
+        <w:t>芯片由许多具有不同功能的材料层组成</w:t>
       </w:r>
       <w:r>
         <w:rPr>
@@ -4871,58 +4875,54 @@
           <w:color w:val="646464"/>
           <w:lang w:eastAsia="zh-CN"/>
         </w:rPr>
-        <w:t>1.</w:t>
-      </w:r>
-      <w:r>
-        <w:rPr>
-          <w:lang w:eastAsia="zh-CN"/>
-        </w:rPr>
-        <w:t xml:space="preserve"> </w:t>
-      </w:r>
-      <w:r>
-        <w:rPr>
-          <w:color w:val="646464"/>
-          <w:lang w:eastAsia="zh-CN"/>
-        </w:rPr>
-        <w:t>沉积阶段为什么要改变晶圆的材料组成和膜层厚度？</w:t>
+        <w:t>，包括：</w:t>
+      </w:r>
+      <w:r>
+        <w:rPr>
+          <w:color w:val="646464"/>
+          <w:lang w:eastAsia="zh-CN"/>
+        </w:rPr>
+        <w:t>导电材料：形成金属互连；绝缘材料：隔开不应导通的</w:t>
+      </w:r>
+      <w:r>
+        <w:rPr>
+          <w:rFonts w:hint="eastAsia"/>
+          <w:color w:val="646464"/>
+          <w:lang w:eastAsia="zh-CN"/>
+        </w:rPr>
+        <w:t>；</w:t>
       </w:r>
     </w:p>
     <w:p>
       <w:pPr>
-        <w:rPr>
-          <w:color w:val="646464"/>
-          <w:lang w:eastAsia="zh-CN"/>
-        </w:rPr>
-      </w:pPr>
-      <w:r>
-        <w:rPr>
-          <w:color w:val="646464"/>
-          <w:lang w:eastAsia="zh-CN"/>
-        </w:rPr>
-        <w:t>芯片由许多具有不同功能的材料层组成</w:t>
-      </w:r>
-      <w:r>
-        <w:rPr>
-          <w:rFonts w:hint="eastAsia"/>
-          <w:color w:val="646464"/>
-          <w:lang w:eastAsia="zh-CN"/>
-        </w:rPr>
-        <w:t>，包括：</w:t>
-      </w:r>
-      <w:r>
-        <w:rPr>
-          <w:color w:val="646464"/>
-          <w:lang w:eastAsia="zh-CN"/>
-        </w:rPr>
-        <w:t>导电材料：形成金属互连；绝缘材料：隔开不应导通的</w:t>
-      </w:r>
-      <w:r>
-        <w:rPr>
-          <w:rFonts w:hint="eastAsia"/>
-          <w:color w:val="646464"/>
-          <w:lang w:eastAsia="zh-CN"/>
-        </w:rPr>
-        <w:t>；</w:t>
+        <w:ind w:firstLineChars="200" w:firstLine="420"/>
+        <w:rPr>
+          <w:color w:val="646464"/>
+          <w:lang w:eastAsia="zh-CN"/>
+        </w:rPr>
+      </w:pPr>
+      <w:r>
+        <w:rPr>
+          <w:color w:val="646464"/>
+          <w:lang w:eastAsia="zh-CN"/>
+        </w:rPr>
+        <w:t>半导体或其他功能材料：构成器件的一部分；保护或阻挡材料：保护已有结构、限制材料扩散。沉积的目的就是把当前需要的材料层加到</w:t>
+      </w:r>
+      <w:proofErr w:type="gramStart"/>
+      <w:r>
+        <w:rPr>
+          <w:color w:val="646464"/>
+          <w:lang w:eastAsia="zh-CN"/>
+        </w:rPr>
+        <w:t>晶</w:t>
+      </w:r>
+      <w:proofErr w:type="gramEnd"/>
+      <w:r>
+        <w:rPr>
+          <w:color w:val="646464"/>
+          <w:lang w:eastAsia="zh-CN"/>
+        </w:rPr>
+        <w:t>圆上</w:t>
       </w:r>
     </w:p>
     <w:p>
@@ -4934,55 +4934,40 @@
       </w:pPr>
       <w:r>
         <w:rPr>
-          <w:color w:val="646464"/>
-          <w:lang w:eastAsia="zh-CN"/>
-        </w:rPr>
-        <w:t>半导体或其他功能材料：构成器件的一部分；保护或阻挡材料：保护已有结构、限制材料扩散。沉积的目的就是把当前需要的材料层加到</w:t>
-      </w:r>
-      <w:proofErr w:type="gramStart"/>
-      <w:r>
-        <w:rPr>
-          <w:color w:val="646464"/>
-          <w:lang w:eastAsia="zh-CN"/>
-        </w:rPr>
-        <w:t>晶</w:t>
-      </w:r>
-      <w:proofErr w:type="gramEnd"/>
-      <w:r>
-        <w:rPr>
-          <w:color w:val="646464"/>
-          <w:lang w:eastAsia="zh-CN"/>
-        </w:rPr>
-        <w:t>圆上</w:t>
+          <w:rFonts w:hint="eastAsia"/>
+          <w:color w:val="646464"/>
+          <w:lang w:eastAsia="zh-CN"/>
+        </w:rPr>
+        <w:t>2.</w:t>
+      </w:r>
+      <w:r>
+        <w:rPr>
+          <w:lang w:eastAsia="zh-CN"/>
+        </w:rPr>
+        <w:t xml:space="preserve"> </w:t>
+      </w:r>
+      <w:r>
+        <w:rPr>
+          <w:color w:val="646464"/>
+          <w:lang w:eastAsia="zh-CN"/>
+        </w:rPr>
+        <w:t>光刻，刻蚀阶段为什么需要改变形状？</w:t>
       </w:r>
     </w:p>
     <w:p>
       <w:pPr>
-        <w:rPr>
-          <w:color w:val="646464"/>
-          <w:lang w:eastAsia="zh-CN"/>
-        </w:rPr>
-      </w:pPr>
-      <w:r>
-        <w:rPr>
-          <w:rFonts w:hint="eastAsia"/>
-          <w:color w:val="646464"/>
-          <w:lang w:eastAsia="zh-CN"/>
-        </w:rPr>
-        <w:t>2.</w:t>
-      </w:r>
-      <w:r>
-        <w:rPr>
-          <w:lang w:eastAsia="zh-CN"/>
-        </w:rPr>
-        <w:t xml:space="preserve"> </w:t>
-      </w:r>
-      <w:r>
-        <w:rPr>
-          <w:color w:val="646464"/>
-          <w:lang w:eastAsia="zh-CN"/>
-        </w:rPr>
-        <w:t>光刻，刻蚀阶段为什么需要改变形状？集成电路需要把晶体管、接触孔和金属连线放在指定位置</w:t>
+        <w:ind w:firstLineChars="200" w:firstLine="420"/>
+        <w:rPr>
+          <w:color w:val="646464"/>
+          <w:lang w:eastAsia="zh-CN"/>
+        </w:rPr>
+      </w:pPr>
+      <w:r>
+        <w:rPr>
+          <w:color w:val="646464"/>
+          <w:lang w:eastAsia="zh-CN"/>
+        </w:rPr>
+        <w:t>集成电路需要把晶体管、接触孔和金属连线放在指定位置</w:t>
       </w:r>
     </w:p>
     <w:p>
@@ -5000,6 +4985,181 @@
         </w:rPr>
         <w:t>3.</w:t>
       </w:r>
+      <w:r>
+        <w:rPr>
+          <w:rFonts w:hint="eastAsia"/>
+          <w:noProof/>
+          <w:lang w:eastAsia="zh-CN"/>
+        </w:rPr>
+        <w:t xml:space="preserve"> </w:t>
+      </w:r>
+      <w:r>
+        <w:rPr>
+          <w:rFonts w:hint="eastAsia"/>
+          <w:color w:val="646464"/>
+          <w:lang w:eastAsia="zh-CN"/>
+        </w:rPr>
+        <w:t>同类工艺为何会在路线中反复出现？两次光刻是否一定是同一步？</w:t>
+      </w:r>
+    </w:p>
+    <w:p>
+      <w:pPr>
+        <w:ind w:firstLineChars="200" w:firstLine="420"/>
+        <w:rPr>
+          <w:rFonts w:hint="eastAsia"/>
+          <w:color w:val="646464"/>
+          <w:lang w:eastAsia="zh-CN"/>
+        </w:rPr>
+      </w:pPr>
+      <w:r>
+        <w:rPr>
+          <w:rFonts w:hint="eastAsia"/>
+          <w:color w:val="646464"/>
+          <w:lang w:eastAsia="zh-CN"/>
+        </w:rPr>
+        <w:t>不是，</w:t>
+      </w:r>
+      <w:r>
+        <w:rPr>
+          <w:color w:val="646464"/>
+          <w:lang w:eastAsia="zh-CN"/>
+        </w:rPr>
+        <w:t>产品</w:t>
+      </w:r>
+      <w:r>
+        <w:rPr>
+          <w:color w:val="646464"/>
+          <w:lang w:eastAsia="zh-CN"/>
+        </w:rPr>
+        <w:t>P</w:t>
+      </w:r>
+      <w:r>
+        <w:rPr>
+          <w:color w:val="646464"/>
+          <w:lang w:eastAsia="zh-CN"/>
+        </w:rPr>
+        <w:t>第</w:t>
+      </w:r>
+      <w:r>
+        <w:rPr>
+          <w:color w:val="646464"/>
+          <w:lang w:eastAsia="zh-CN"/>
+        </w:rPr>
+        <w:t>2</w:t>
+      </w:r>
+      <w:r>
+        <w:rPr>
+          <w:color w:val="646464"/>
+          <w:lang w:eastAsia="zh-CN"/>
+        </w:rPr>
+        <w:t>步和第</w:t>
+      </w:r>
+      <w:r>
+        <w:rPr>
+          <w:color w:val="646464"/>
+          <w:lang w:eastAsia="zh-CN"/>
+        </w:rPr>
+        <w:t>6</w:t>
+      </w:r>
+      <w:r>
+        <w:rPr>
+          <w:color w:val="646464"/>
+          <w:lang w:eastAsia="zh-CN"/>
+        </w:rPr>
+        <w:t>步都是薄膜沉积，但分别形成材料层</w:t>
+      </w:r>
+      <w:r>
+        <w:rPr>
+          <w:color w:val="646464"/>
+          <w:lang w:eastAsia="zh-CN"/>
+        </w:rPr>
+        <w:t>A</w:t>
+      </w:r>
+      <w:r>
+        <w:rPr>
+          <w:color w:val="646464"/>
+          <w:lang w:eastAsia="zh-CN"/>
+        </w:rPr>
+        <w:t>和材料层</w:t>
+      </w:r>
+      <w:r>
+        <w:rPr>
+          <w:color w:val="646464"/>
+          <w:lang w:eastAsia="zh-CN"/>
+        </w:rPr>
+        <w:t>B</w:t>
+      </w:r>
+      <w:r>
+        <w:rPr>
+          <w:color w:val="646464"/>
+          <w:lang w:eastAsia="zh-CN"/>
+        </w:rPr>
+        <w:t>，材料和目标膜厚可以不同；第</w:t>
+      </w:r>
+      <w:r>
+        <w:rPr>
+          <w:color w:val="646464"/>
+          <w:lang w:eastAsia="zh-CN"/>
+        </w:rPr>
+        <w:t>3</w:t>
+      </w:r>
+      <w:r>
+        <w:rPr>
+          <w:color w:val="646464"/>
+          <w:lang w:eastAsia="zh-CN"/>
+        </w:rPr>
+        <w:t>步和第</w:t>
+      </w:r>
+      <w:r>
+        <w:rPr>
+          <w:color w:val="646464"/>
+          <w:lang w:eastAsia="zh-CN"/>
+        </w:rPr>
+        <w:t>7</w:t>
+      </w:r>
+      <w:r>
+        <w:rPr>
+          <w:color w:val="646464"/>
+          <w:lang w:eastAsia="zh-CN"/>
+        </w:rPr>
+        <w:t>步都是光刻，但分别准备材料层</w:t>
+      </w:r>
+      <w:r>
+        <w:rPr>
+          <w:color w:val="646464"/>
+          <w:lang w:eastAsia="zh-CN"/>
+        </w:rPr>
+        <w:t>A</w:t>
+      </w:r>
+      <w:r>
+        <w:rPr>
+          <w:color w:val="646464"/>
+          <w:lang w:eastAsia="zh-CN"/>
+        </w:rPr>
+        <w:t>的刻蚀图形和材料层</w:t>
+      </w:r>
+      <w:r>
+        <w:rPr>
+          <w:color w:val="646464"/>
+          <w:lang w:eastAsia="zh-CN"/>
+        </w:rPr>
+        <w:t>B</w:t>
+      </w:r>
+      <w:r>
+        <w:rPr>
+          <w:color w:val="646464"/>
+          <w:lang w:eastAsia="zh-CN"/>
+        </w:rPr>
+        <w:t>的后续加工图形。</w:t>
+      </w:r>
+    </w:p>
+    <w:p>
+      <w:pPr>
+        <w:rPr>
+          <w:color w:val="646464"/>
+          <w:lang w:eastAsia="zh-CN"/>
+        </w:rPr>
+      </w:pPr>
       <w:r>
         <w:rPr>
           <w:color w:val="646464"/>
@@ -5411,7 +5571,11 @@
               <w:t>[</w:t>
             </w:r>
             <w:r>
-              <w:t>填写</w:t>
+              <w:rPr>
+                <w:rFonts w:hint="eastAsia"/>
+                <w:lang w:eastAsia="zh-CN"/>
+              </w:rPr>
+              <w:t>0</w:t>
             </w:r>
             <w:r>
               <w:t>]</w:t>
@@ -5438,7 +5602,11 @@
               <w:t>[</w:t>
             </w:r>
             <w:r>
-              <w:t>填写</w:t>
+              <w:rPr>
+                <w:rFonts w:hint="eastAsia"/>
+                <w:lang w:eastAsia="zh-CN"/>
+              </w:rPr>
+              <w:t>4</w:t>
             </w:r>
             <w:r>
               <w:t>]</w:t>
@@ -5465,7 +5633,11 @@
               <w:t>[</w:t>
             </w:r>
             <w:r>
-              <w:t>填写</w:t>
+              <w:rPr>
+                <w:rFonts w:hint="eastAsia"/>
+                <w:lang w:eastAsia="zh-CN"/>
+              </w:rPr>
+              <w:t>0</w:t>
             </w:r>
             <w:r>
               <w:t>]</w:t>
@@ -5540,7 +5712,11 @@
               <w:t>[</w:t>
             </w:r>
             <w:r>
-              <w:t>填写</w:t>
+              <w:rPr>
+                <w:rFonts w:hint="eastAsia"/>
+                <w:lang w:eastAsia="zh-CN"/>
+              </w:rPr>
+              <w:t>4</w:t>
             </w:r>
             <w:r>
               <w:t>]</w:t>
@@ -5567,7 +5743,11 @@
               <w:t>[</w:t>
             </w:r>
             <w:r>
-              <w:t>填写</w:t>
+              <w:rPr>
+                <w:rFonts w:hint="eastAsia"/>
+                <w:lang w:eastAsia="zh-CN"/>
+              </w:rPr>
+              <w:t>5</w:t>
             </w:r>
             <w:r>
               <w:t>]</w:t>
@@ -5594,7 +5774,11 @@
               <w:t>[</w:t>
             </w:r>
             <w:r>
-              <w:t>填写</w:t>
+              <w:rPr>
+                <w:rFonts w:hint="eastAsia"/>
+                <w:lang w:eastAsia="zh-CN"/>
+              </w:rPr>
+              <w:t>4</w:t>
             </w:r>
             <w:r>
               <w:t>]</w:t>
@@ -5669,7 +5853,11 @@
               <w:t>[</w:t>
             </w:r>
             <w:r>
-              <w:t>填写</w:t>
+              <w:rPr>
+                <w:rFonts w:hint="eastAsia"/>
+                <w:lang w:eastAsia="zh-CN"/>
+              </w:rPr>
+              <w:t>0</w:t>
             </w:r>
             <w:r>
               <w:t>]</w:t>
@@ -5696,7 +5884,11 @@
               <w:t>[</w:t>
             </w:r>
             <w:r>
-              <w:t>填写</w:t>
+              <w:rPr>
+                <w:rFonts w:hint="eastAsia"/>
+                <w:lang w:eastAsia="zh-CN"/>
+              </w:rPr>
+              <w:t>1</w:t>
             </w:r>
             <w:r>
               <w:t>]</w:t>
@@ -5723,7 +5915,11 @@
               <w:t>[</w:t>
             </w:r>
             <w:r>
-              <w:t>填写</w:t>
+              <w:rPr>
+                <w:rFonts w:hint="eastAsia"/>
+                <w:lang w:eastAsia="zh-CN"/>
+              </w:rPr>
+              <w:t>0</w:t>
             </w:r>
             <w:r>
               <w:t>]</w:t>
@@ -5798,7 +5994,11 @@
               <w:t>[</w:t>
             </w:r>
             <w:r>
-              <w:t>填写</w:t>
+              <w:rPr>
+                <w:rFonts w:hint="eastAsia"/>
+                <w:lang w:eastAsia="zh-CN"/>
+              </w:rPr>
+              <w:t>1</w:t>
             </w:r>
             <w:r>
               <w:t>]</w:t>
@@ -5825,7 +6025,11 @@
               <w:t>[</w:t>
             </w:r>
             <w:r>
-              <w:t>填写</w:t>
+              <w:rPr>
+                <w:rFonts w:hint="eastAsia"/>
+                <w:lang w:eastAsia="zh-CN"/>
+              </w:rPr>
+              <w:t>5</w:t>
             </w:r>
             <w:r>
               <w:t>]</w:t>
@@ -5852,7 +6056,11 @@
               <w:t>[</w:t>
             </w:r>
             <w:r>
-              <w:t>填写</w:t>
+              <w:rPr>
+                <w:rFonts w:hint="eastAsia"/>
+                <w:lang w:eastAsia="zh-CN"/>
+              </w:rPr>
+              <w:t>1</w:t>
             </w:r>
             <w:r>
               <w:t>]</w:t>
@@ -6014,7 +6222,11 @@
               <w:t>[</w:t>
             </w:r>
             <w:r>
-              <w:t>填写</w:t>
+              <w:rPr>
+                <w:rFonts w:hint="eastAsia"/>
+                <w:lang w:eastAsia="zh-CN"/>
+              </w:rPr>
+              <w:t>5</w:t>
             </w:r>
             <w:r>
               <w:t>]</w:t>
@@ -6041,7 +6253,11 @@
               <w:t>[</w:t>
             </w:r>
             <w:r>
-              <w:t>填写</w:t>
+              <w:rPr>
+                <w:rFonts w:hint="eastAsia"/>
+                <w:lang w:eastAsia="zh-CN"/>
+              </w:rPr>
+              <w:t>2</w:t>
             </w:r>
             <w:r>
               <w:t>]</w:t>
@@ -6095,7 +6311,11 @@
               <w:t>[</w:t>
             </w:r>
             <w:r>
-              <w:t>填写</w:t>
+              <w:rPr>
+                <w:rFonts w:hint="eastAsia"/>
+                <w:lang w:eastAsia="zh-CN"/>
+              </w:rPr>
+              <w:t>5</w:t>
             </w:r>
             <w:r>
               <w:t>]</w:t>
@@ -6122,7 +6342,11 @@
               <w:t>[</w:t>
             </w:r>
             <w:r>
-              <w:t>填写</w:t>
+              <w:rPr>
+                <w:rFonts w:hint="eastAsia"/>
+                <w:lang w:eastAsia="zh-CN"/>
+              </w:rPr>
+              <w:t>0.5</w:t>
             </w:r>
             <w:r>
               <w:t>]</w:t>
@@ -6138,6 +6362,7 @@
     </w:p>
     <w:p>
       <w:pPr>
+        <w:jc w:val="center"/>
         <w:rPr>
           <w:lang w:eastAsia="zh-CN"/>
         </w:rPr>
@@ -6151,75 +6376,84 @@
       </w:r>
       <w:r>
         <w:rPr>
-          <w:color w:val="646464"/>
-          <w:lang w:eastAsia="zh-CN"/>
-        </w:rPr>
-        <w:t>[</w:t>
-      </w:r>
-      <w:r>
-        <w:rPr>
-          <w:color w:val="646464"/>
-          <w:lang w:eastAsia="zh-CN"/>
-        </w:rPr>
-        <w:t>填写</w:t>
-      </w:r>
-      <w:r>
-        <w:rPr>
-          <w:color w:val="646464"/>
-          <w:lang w:eastAsia="zh-CN"/>
-        </w:rPr>
-        <w:t>]</w:t>
+          <w:b/>
+          <w:noProof/>
+          <w:lang w:eastAsia="zh-CN"/>
+        </w:rPr>
+        <w:drawing>
+          <wp:inline distT="0" distB="0" distL="0" distR="0" wp14:anchorId="47A82A76" wp14:editId="57D7DDBB">
+            <wp:extent cx="6120130" cy="2599690"/>
+            <wp:effectExtent l="0" t="0" r="0" b="0"/>
+            <wp:docPr id="17" name="图片 17"/>
+            <wp:cNvGraphicFramePr>
+              <a:graphicFrameLocks xmlns:a="http://schemas.openxmlformats.org/drawingml/2006/main" noChangeAspect="1"/>
+            </wp:cNvGraphicFramePr>
+            <a:graphic xmlns:a="http://schemas.openxmlformats.org/drawingml/2006/main">
+              <a:graphicData uri="http://schemas.openxmlformats.org/drawingml/2006/picture">
+                <pic:pic xmlns:pic="http://schemas.openxmlformats.org/drawingml/2006/picture">
+                  <pic:nvPicPr>
+                    <pic:cNvPr id="0" name="Picture 9"/>
+                    <pic:cNvPicPr>
+                      <a:picLocks noChangeAspect="1" noChangeArrowheads="1"/>
+                    </pic:cNvPicPr>
+                  </pic:nvPicPr>
+                  <pic:blipFill>
+                    <a:blip r:embed="rId13">
+                      <a:extLst>
+                        <a:ext uri="{28A0092B-C50C-407E-A947-70E740481C1C}">
+                          <a14:useLocalDpi xmlns:a14="http://schemas.microsoft.com/office/drawing/2010/main" val="0"/>
+                        </a:ext>
+                      </a:extLst>
+                    </a:blip>
+                    <a:srcRect/>
+                    <a:stretch>
+                      <a:fillRect/>
+                    </a:stretch>
+                  </pic:blipFill>
+                  <pic:spPr bwMode="auto">
+                    <a:xfrm>
+                      <a:off x="0" y="0"/>
+                      <a:ext cx="6120130" cy="2599690"/>
+                    </a:xfrm>
+                    <a:prstGeom prst="rect">
+                      <a:avLst/>
+                    </a:prstGeom>
+                    <a:noFill/>
+                    <a:ln>
+                      <a:noFill/>
+                    </a:ln>
+                  </pic:spPr>
+                </pic:pic>
+              </a:graphicData>
+            </a:graphic>
+          </wp:inline>
+        </w:drawing>
       </w:r>
     </w:p>
     <w:p>
       <w:pPr>
-        <w:spacing w:after="480"/>
-        <w:rPr>
-          <w:lang w:eastAsia="zh-CN"/>
-        </w:rPr>
-      </w:pPr>
-      <w:r>
+        <w:spacing w:after="0"/>
         <w:rPr>
           <w:b/>
           <w:lang w:eastAsia="zh-CN"/>
         </w:rPr>
+      </w:pPr>
+      <w:r>
+        <w:rPr>
+          <w:b/>
+          <w:lang w:eastAsia="zh-CN"/>
+        </w:rPr>
         <w:t>关注全部结束时刻与关注平均等待时，我怎样评价这两种安排：</w:t>
-      </w:r>
-      <w:r>
-        <w:rPr>
-          <w:color w:val="646464"/>
-          <w:lang w:eastAsia="zh-CN"/>
-        </w:rPr>
-        <w:t>[</w:t>
-      </w:r>
-      <w:r>
-        <w:rPr>
-          <w:color w:val="646464"/>
-          <w:lang w:eastAsia="zh-CN"/>
-        </w:rPr>
-        <w:t>填写</w:t>
-      </w:r>
-      <w:r>
-        <w:rPr>
-          <w:color w:val="646464"/>
-          <w:lang w:eastAsia="zh-CN"/>
-        </w:rPr>
-        <w:t>]</w:t>
       </w:r>
     </w:p>
     <w:p>
       <w:pPr>
-        <w:rPr>
-          <w:lang w:eastAsia="zh-CN"/>
-        </w:rPr>
-      </w:pPr>
-      <w:r>
-        <w:rPr>
-          <w:b/>
-          <w:lang w:eastAsia="zh-CN"/>
-        </w:rPr>
-        <w:t>如果关心交期，还缺哪些信息：</w:t>
-      </w:r>
+        <w:spacing w:after="0"/>
+        <w:rPr>
+          <w:color w:val="646464"/>
+          <w:lang w:eastAsia="zh-CN"/>
+        </w:rPr>
+      </w:pPr>
       <w:r>
         <w:rPr>
           <w:color w:val="646464"/>
@@ -6229,10 +6463,43 @@
       </w:r>
       <w:r>
         <w:rPr>
-          <w:color w:val="646464"/>
-          <w:lang w:eastAsia="zh-CN"/>
-        </w:rPr>
-        <w:t>填写</w:t>
+          <w:rFonts w:hint="eastAsia"/>
+          <w:color w:val="646464"/>
+          <w:lang w:eastAsia="zh-CN"/>
+        </w:rPr>
+        <w:t>若只关注结束时刻，二者一致；若综合考虑等待时常，则</w:t>
+      </w:r>
+      <w:r>
+        <w:rPr>
+          <w:rFonts w:hint="eastAsia"/>
+          <w:color w:val="646464"/>
+          <w:lang w:eastAsia="zh-CN"/>
+        </w:rPr>
+        <w:t>B</w:t>
+      </w:r>
+      <w:r>
+        <w:rPr>
+          <w:rFonts w:hint="eastAsia"/>
+          <w:color w:val="646464"/>
+          <w:lang w:eastAsia="zh-CN"/>
+        </w:rPr>
+        <w:t>→</w:t>
+      </w:r>
+      <w:r>
+        <w:rPr>
+          <w:rFonts w:hint="eastAsia"/>
+          <w:color w:val="646464"/>
+          <w:lang w:eastAsia="zh-CN"/>
+        </w:rPr>
+        <w:t>A</w:t>
+      </w:r>
+      <w:r>
+        <w:rPr>
+          <w:rFonts w:hint="eastAsia"/>
+          <w:color w:val="646464"/>
+          <w:lang w:eastAsia="zh-CN"/>
+        </w:rPr>
+        <w:t>平均等待时间更少，资源利用率更高，不容易造成瓶颈。</w:t>
       </w:r>
       <w:r>
         <w:rPr>
@@ -6245,64 +6512,249 @@
     <w:p>
       <w:pPr>
         <w:rPr>
-          <w:lang w:eastAsia="zh-CN"/>
-        </w:rPr>
-      </w:pPr>
-      <w:r>
-        <w:rPr>
           <w:b/>
           <w:lang w:eastAsia="zh-CN"/>
         </w:rPr>
-        <w:t>这个例子的输入与决策：</w:t>
-      </w:r>
-      <w:r>
-        <w:rPr>
-          <w:color w:val="646464"/>
-          <w:lang w:eastAsia="zh-CN"/>
-        </w:rPr>
-        <w:t>[</w:t>
-      </w:r>
-      <w:r>
-        <w:rPr>
-          <w:color w:val="646464"/>
-          <w:lang w:eastAsia="zh-CN"/>
-        </w:rPr>
-        <w:t>填写</w:t>
-      </w:r>
-      <w:r>
-        <w:rPr>
-          <w:color w:val="646464"/>
-          <w:lang w:eastAsia="zh-CN"/>
-        </w:rPr>
-        <w:t>]</w:t>
+      </w:pPr>
+      <w:r>
+        <w:rPr>
+          <w:b/>
+          <w:lang w:eastAsia="zh-CN"/>
+        </w:rPr>
+        <w:t>如果关心交期，还缺哪些信息：</w:t>
       </w:r>
     </w:p>
     <w:p>
       <w:pPr>
         <w:rPr>
-          <w:lang w:eastAsia="zh-CN"/>
-        </w:rPr>
-      </w:pPr>
-      <w:r>
-        <w:rPr>
+          <w:color w:val="646464"/>
+          <w:lang w:eastAsia="zh-CN"/>
+        </w:rPr>
+      </w:pPr>
+      <w:r>
+        <w:rPr>
+          <w:color w:val="646464"/>
+          <w:lang w:eastAsia="zh-CN"/>
+        </w:rPr>
+        <w:t>[</w:t>
+      </w:r>
+      <w:r>
+        <w:rPr>
+          <w:rFonts w:hint="eastAsia"/>
+          <w:color w:val="646464"/>
+          <w:lang w:eastAsia="zh-CN"/>
+        </w:rPr>
+        <w:t>1.</w:t>
+      </w:r>
+      <w:r>
+        <w:rPr>
+          <w:color w:val="646464"/>
+          <w:lang w:eastAsia="zh-CN"/>
+        </w:rPr>
+        <w:t>Lot A</w:t>
+      </w:r>
+      <w:r>
+        <w:rPr>
+          <w:color w:val="646464"/>
+          <w:lang w:eastAsia="zh-CN"/>
+        </w:rPr>
+        <w:t>、</w:t>
+      </w:r>
+      <w:r>
+        <w:rPr>
+          <w:color w:val="646464"/>
+          <w:lang w:eastAsia="zh-CN"/>
+        </w:rPr>
+        <w:t xml:space="preserve">B </w:t>
+      </w:r>
+      <w:r>
+        <w:rPr>
+          <w:color w:val="646464"/>
+          <w:lang w:eastAsia="zh-CN"/>
+        </w:rPr>
+        <w:t>各自的交期</w:t>
+      </w:r>
+      <w:r>
+        <w:rPr>
+          <w:rFonts w:hint="eastAsia"/>
+          <w:color w:val="646464"/>
+          <w:lang w:eastAsia="zh-CN"/>
+        </w:rPr>
+        <w:t>2.</w:t>
+      </w:r>
+      <w:r>
+        <w:rPr>
+          <w:color w:val="646464"/>
+          <w:lang w:eastAsia="zh-CN"/>
+        </w:rPr>
+        <w:t>交期的性质：硬约束还是评价指标</w:t>
+      </w:r>
+      <w:r>
+        <w:rPr>
+          <w:rFonts w:hint="eastAsia"/>
+          <w:color w:val="646464"/>
+          <w:lang w:eastAsia="zh-CN"/>
+        </w:rPr>
+        <w:t>3.</w:t>
+      </w:r>
+      <w:r>
+        <w:rPr>
+          <w:color w:val="646464"/>
+          <w:lang w:eastAsia="zh-CN"/>
+        </w:rPr>
+        <w:t>关注交期时的具体优化目标</w:t>
+      </w:r>
+      <w:r>
+        <w:rPr>
+          <w:rFonts w:hint="eastAsia"/>
+          <w:color w:val="646464"/>
+          <w:lang w:eastAsia="zh-CN"/>
+        </w:rPr>
+        <w:t>:</w:t>
+      </w:r>
+      <w:r>
+        <w:rPr>
+          <w:rFonts w:hint="eastAsia"/>
+          <w:color w:val="646464"/>
+          <w:lang w:eastAsia="zh-CN"/>
+        </w:rPr>
+        <w:t>例如，</w:t>
+      </w:r>
+      <w:r>
+        <w:rPr>
+          <w:color w:val="646464"/>
+          <w:lang w:eastAsia="zh-CN"/>
+        </w:rPr>
+        <w:t xml:space="preserve"> </w:t>
+      </w:r>
+      <w:proofErr w:type="gramStart"/>
+      <w:r>
+        <w:rPr>
+          <w:color w:val="646464"/>
+          <w:lang w:eastAsia="zh-CN"/>
+        </w:rPr>
+        <w:t>最小化总拖期</w:t>
+      </w:r>
+      <w:proofErr w:type="gramEnd"/>
+      <w:r>
+        <w:rPr>
+          <w:color w:val="646464"/>
+          <w:lang w:eastAsia="zh-CN"/>
+        </w:rPr>
+        <w:t>时间</w:t>
+      </w:r>
+      <w:r>
+        <w:rPr>
+          <w:rFonts w:hint="eastAsia"/>
+          <w:color w:val="646464"/>
+          <w:lang w:eastAsia="zh-CN"/>
+        </w:rPr>
+        <w:t>；</w:t>
+      </w:r>
+      <w:r>
+        <w:rPr>
+          <w:color w:val="646464"/>
+          <w:lang w:eastAsia="zh-CN"/>
+        </w:rPr>
+        <w:t>最小</w:t>
+      </w:r>
+      <w:proofErr w:type="gramStart"/>
+      <w:r>
+        <w:rPr>
+          <w:color w:val="646464"/>
+          <w:lang w:eastAsia="zh-CN"/>
+        </w:rPr>
+        <w:t>化最大</w:t>
+      </w:r>
+      <w:proofErr w:type="gramEnd"/>
+      <w:r>
+        <w:rPr>
+          <w:color w:val="646464"/>
+          <w:lang w:eastAsia="zh-CN"/>
+        </w:rPr>
+        <w:t>延迟</w:t>
+      </w:r>
+      <w:r>
+        <w:rPr>
+          <w:color w:val="646464"/>
+          <w:lang w:eastAsia="zh-CN"/>
+        </w:rPr>
+        <w:t xml:space="preserve"> </w:t>
+      </w:r>
+      <w:r>
+        <w:rPr>
+          <w:color w:val="646464"/>
+          <w:lang w:eastAsia="zh-CN"/>
+        </w:rPr>
+        <w:t>；最小化拖期作业数；最大拖期最小化；或要求全部按期完成</w:t>
+      </w:r>
+      <w:r>
+        <w:rPr>
+          <w:rFonts w:hint="eastAsia"/>
+          <w:color w:val="646464"/>
+          <w:lang w:eastAsia="zh-CN"/>
+        </w:rPr>
+        <w:t>等，</w:t>
+      </w:r>
+      <w:r>
+        <w:rPr>
+          <w:color w:val="646464"/>
+          <w:lang w:eastAsia="zh-CN"/>
+        </w:rPr>
+        <w:br/>
+      </w:r>
+      <w:r>
+        <w:rPr>
+          <w:color w:val="646464"/>
+          <w:lang w:eastAsia="zh-CN"/>
+        </w:rPr>
+        <w:t>不同目标可能对</w:t>
+      </w:r>
+      <w:r>
+        <w:rPr>
+          <w:color w:val="646464"/>
+          <w:lang w:eastAsia="zh-CN"/>
+        </w:rPr>
+        <w:t xml:space="preserve"> A→B</w:t>
+      </w:r>
+      <w:r>
+        <w:rPr>
+          <w:color w:val="646464"/>
+          <w:lang w:eastAsia="zh-CN"/>
+        </w:rPr>
+        <w:t>、</w:t>
+      </w:r>
+      <w:r>
+        <w:rPr>
+          <w:color w:val="646464"/>
+          <w:lang w:eastAsia="zh-CN"/>
+        </w:rPr>
+        <w:t xml:space="preserve">B→A </w:t>
+      </w:r>
+      <w:r>
+        <w:rPr>
+          <w:color w:val="646464"/>
+          <w:lang w:eastAsia="zh-CN"/>
+        </w:rPr>
+        <w:t>给出不同评价</w:t>
+      </w:r>
+      <w:r>
+        <w:rPr>
+          <w:rFonts w:hint="eastAsia"/>
           <w:b/>
-          <w:lang w:eastAsia="zh-CN"/>
-        </w:rPr>
-        <w:t>两条约束与一个评价目标：</w:t>
-      </w:r>
-      <w:r>
-        <w:rPr>
-          <w:color w:val="646464"/>
-          <w:lang w:eastAsia="zh-CN"/>
-        </w:rPr>
-        <w:t>[</w:t>
-      </w:r>
-      <w:r>
-        <w:rPr>
-          <w:color w:val="646464"/>
-          <w:lang w:eastAsia="zh-CN"/>
-        </w:rPr>
-        <w:t>填写</w:t>
+          <w:bCs/>
+          <w:color w:val="646464"/>
+          <w:lang w:eastAsia="zh-CN"/>
+        </w:rPr>
+        <w:t>.</w:t>
+      </w:r>
+      <w:r>
+        <w:rPr>
+          <w:rFonts w:hint="eastAsia"/>
+          <w:color w:val="646464"/>
+          <w:lang w:eastAsia="zh-CN"/>
+        </w:rPr>
+        <w:t>若采用加权指标，还需要确定权重和优先级。</w:t>
       </w:r>
       <w:r>
         <w:rPr>
@@ -6315,67 +6767,1721 @@
     <w:p>
       <w:pPr>
         <w:rPr>
-          <w:lang w:eastAsia="zh-CN"/>
-        </w:rPr>
-      </w:pPr>
-      <w:r>
-        <w:rPr>
           <w:b/>
           <w:lang w:eastAsia="zh-CN"/>
         </w:rPr>
-        <w:t>我向</w:t>
-      </w:r>
+      </w:pPr>
       <w:r>
         <w:rPr>
           <w:b/>
           <w:lang w:eastAsia="zh-CN"/>
         </w:rPr>
-        <w:t xml:space="preserve"> AI </w:t>
-      </w:r>
-      <w:r>
-        <w:rPr>
-          <w:b/>
-          <w:lang w:eastAsia="zh-CN"/>
-        </w:rPr>
-        <w:t>的追问，以及核对或修正的内容：</w:t>
-      </w:r>
-      <w:r>
-        <w:rPr>
-          <w:color w:val="646464"/>
-          <w:lang w:eastAsia="zh-CN"/>
-        </w:rPr>
-        <w:t>[</w:t>
-      </w:r>
-      <w:r>
-        <w:rPr>
-          <w:color w:val="646464"/>
-          <w:lang w:eastAsia="zh-CN"/>
-        </w:rPr>
-        <w:t>填写</w:t>
-      </w:r>
-      <w:r>
-        <w:rPr>
-          <w:color w:val="646464"/>
-          <w:lang w:eastAsia="zh-CN"/>
-        </w:rPr>
-        <w:t>]</w:t>
+        <w:t>这个例子的输入与决策：</w:t>
       </w:r>
     </w:p>
     <w:p>
       <w:pPr>
         <w:rPr>
-          <w:lang w:eastAsia="zh-CN"/>
-        </w:rPr>
-      </w:pPr>
-      <w:r>
-        <w:rPr>
-          <w:lang w:eastAsia="zh-CN"/>
-        </w:rPr>
-        <w:br w:type="page"/>
-      </w:r>
+          <w:rFonts w:ascii="Cambria Math" w:hAnsi="Cambria Math"/>
+          <w:i/>
+          <w:color w:val="646464"/>
+          <w:lang w:eastAsia="zh-CN"/>
+        </w:rPr>
+      </w:pPr>
+      <w:r>
+        <w:rPr>
+          <w:color w:val="646464"/>
+          <w:lang w:eastAsia="zh-CN"/>
+        </w:rPr>
+        <w:t>[</w:t>
+      </w:r>
+      <w:r>
+        <w:rPr>
+          <w:rFonts w:hint="eastAsia"/>
+          <w:color w:val="646464"/>
+          <w:lang w:eastAsia="zh-CN"/>
+        </w:rPr>
+        <w:t>输入条件：①加工机器：单台，</w:t>
+      </w:r>
+      <w:r>
+        <w:rPr>
+          <w:rFonts w:hint="eastAsia"/>
+          <w:color w:val="646464"/>
+          <w:lang w:eastAsia="zh-CN"/>
+        </w:rPr>
+        <w:t>0</w:t>
+      </w:r>
+      <w:r>
+        <w:rPr>
+          <w:rFonts w:hint="eastAsia"/>
+          <w:color w:val="646464"/>
+          <w:lang w:eastAsia="zh-CN"/>
+        </w:rPr>
+        <w:t>时刻可用，同一时刻至多加工一个工件；②作业：</w:t>
+      </w:r>
+      <w:r>
+        <w:rPr>
+          <w:rFonts w:hint="eastAsia"/>
+          <w:color w:val="646464"/>
+          <w:lang w:eastAsia="zh-CN"/>
+        </w:rPr>
+        <w:t>Lot A,B</w:t>
+      </w:r>
+      <w:r>
+        <w:rPr>
+          <w:rFonts w:hint="eastAsia"/>
+          <w:color w:val="646464"/>
+          <w:lang w:eastAsia="zh-CN"/>
+        </w:rPr>
+        <w:t>均为单工序；③：</w:t>
+      </w:r>
+      <w:r>
+        <w:rPr>
+          <w:rFonts w:hint="eastAsia"/>
+          <w:color w:val="646464"/>
+          <w:lang w:eastAsia="zh-CN"/>
+        </w:rPr>
+        <w:t>释放条件：</w:t>
+      </w:r>
+      <w:r>
+        <w:rPr>
+          <w:rFonts w:hint="eastAsia"/>
+          <w:color w:val="646464"/>
+          <w:lang w:eastAsia="zh-CN"/>
+        </w:rPr>
+        <w:t>A</w:t>
+      </w:r>
+      <w:r>
+        <w:rPr>
+          <w:rFonts w:hint="eastAsia"/>
+          <w:color w:val="646464"/>
+          <w:lang w:eastAsia="zh-CN"/>
+        </w:rPr>
+        <w:t>，</w:t>
+      </w:r>
+      <w:r>
+        <w:rPr>
+          <w:rFonts w:hint="eastAsia"/>
+          <w:color w:val="646464"/>
+          <w:lang w:eastAsia="zh-CN"/>
+        </w:rPr>
+        <w:t>B</w:t>
+      </w:r>
+      <w:r>
+        <w:rPr>
+          <w:rFonts w:hint="eastAsia"/>
+          <w:color w:val="646464"/>
+          <w:lang w:eastAsia="zh-CN"/>
+        </w:rPr>
+        <w:t>均已就绪；</w:t>
+      </w:r>
+      <w:r>
+        <w:rPr>
+          <w:rFonts w:ascii="宋体" w:hAnsi="宋体" w:cs="宋体" w:hint="eastAsia"/>
+          <w:color w:val="646464"/>
+          <w:lang w:eastAsia="zh-CN"/>
+        </w:rPr>
+        <w:t>④</w:t>
+      </w:r>
+      <w:r>
+        <w:rPr>
+          <w:color w:val="646464"/>
+          <w:lang w:eastAsia="zh-CN"/>
+        </w:rPr>
+        <w:t xml:space="preserve"> </w:t>
+      </w:r>
+      <w:r>
+        <w:rPr>
+          <w:color w:val="646464"/>
+          <w:lang w:eastAsia="zh-CN"/>
+        </w:rPr>
+        <w:t>加工资格：</w:t>
+      </w:r>
+      <w:r>
+        <w:rPr>
+          <w:rFonts w:hint="eastAsia"/>
+          <w:color w:val="646464"/>
+          <w:lang w:eastAsia="zh-CN"/>
+        </w:rPr>
+        <w:t xml:space="preserve"> </w:t>
+      </w:r>
+      <w:r>
+        <w:rPr>
+          <w:color w:val="646464"/>
+          <w:lang w:eastAsia="zh-CN"/>
+        </w:rPr>
+        <w:t>A</w:t>
+      </w:r>
+      <w:r>
+        <w:rPr>
+          <w:color w:val="646464"/>
+          <w:lang w:eastAsia="zh-CN"/>
+        </w:rPr>
+        <w:t>、</w:t>
+      </w:r>
+      <w:r>
+        <w:rPr>
+          <w:color w:val="646464"/>
+          <w:lang w:eastAsia="zh-CN"/>
+        </w:rPr>
+        <w:t xml:space="preserve">B </w:t>
+      </w:r>
+      <w:r>
+        <w:rPr>
+          <w:color w:val="646464"/>
+          <w:lang w:eastAsia="zh-CN"/>
+        </w:rPr>
+        <w:t>均可在</w:t>
+      </w:r>
+      <w:r>
+        <w:rPr>
+          <w:color w:val="646464"/>
+          <w:lang w:eastAsia="zh-CN"/>
+        </w:rPr>
+        <w:t xml:space="preserve"> M1</w:t>
+      </w:r>
+      <w:r>
+        <w:rPr>
+          <w:color w:val="646464"/>
+          <w:lang w:eastAsia="zh-CN"/>
+        </w:rPr>
+        <w:t>上加工</w:t>
+      </w:r>
+      <w:r>
+        <w:rPr>
+          <w:rFonts w:hint="eastAsia"/>
+          <w:color w:val="646464"/>
+          <w:lang w:eastAsia="zh-CN"/>
+        </w:rPr>
+        <w:t>；⑤加工时：</w:t>
+      </w:r>
+      <m:oMath>
+        <m:sSub>
+          <m:sSubPr>
+            <m:ctrlPr>
+              <w:rPr>
+                <w:rFonts w:ascii="Cambria Math" w:hAnsi="Cambria Math"/>
+                <w:i/>
+                <w:color w:val="646464"/>
+                <w:lang w:eastAsia="zh-CN"/>
+              </w:rPr>
+            </m:ctrlPr>
+          </m:sSubPr>
+          <m:e>
+            <m:r>
+              <w:rPr>
+                <w:rFonts w:ascii="Cambria Math" w:hAnsi="Cambria Math"/>
+                <w:color w:val="646464"/>
+                <w:lang w:eastAsia="zh-CN"/>
+              </w:rPr>
+              <m:t>P</m:t>
+            </m:r>
+          </m:e>
+          <m:sub>
+            <m:r>
+              <w:rPr>
+                <w:rFonts w:ascii="Cambria Math" w:hAnsi="Cambria Math"/>
+                <w:color w:val="646464"/>
+                <w:lang w:eastAsia="zh-CN"/>
+              </w:rPr>
+              <m:t>A</m:t>
+            </m:r>
+          </m:sub>
+        </m:sSub>
+        <m:r>
+          <w:rPr>
+            <w:rFonts w:ascii="Cambria Math" w:hAnsi="Cambria Math"/>
+            <w:color w:val="646464"/>
+            <w:lang w:eastAsia="zh-CN"/>
+          </w:rPr>
+          <m:t>=4,</m:t>
+        </m:r>
+      </m:oMath>
+      <w:r>
+        <w:rPr>
+          <w:rFonts w:ascii="Cambria Math" w:hAnsi="Cambria Math"/>
+          <w:i/>
+          <w:color w:val="646464"/>
+          <w:lang w:eastAsia="zh-CN"/>
+        </w:rPr>
+        <w:t xml:space="preserve"> </w:t>
+      </w:r>
+      <m:oMath>
+        <m:sSub>
+          <m:sSubPr>
+            <m:ctrlPr>
+              <w:rPr>
+                <w:rFonts w:ascii="Cambria Math" w:hAnsi="Cambria Math"/>
+                <w:i/>
+                <w:color w:val="646464"/>
+                <w:lang w:eastAsia="zh-CN"/>
+              </w:rPr>
+            </m:ctrlPr>
+          </m:sSubPr>
+          <m:e>
+            <m:r>
+              <w:rPr>
+                <w:rFonts w:ascii="Cambria Math" w:hAnsi="Cambria Math"/>
+                <w:color w:val="646464"/>
+                <w:lang w:eastAsia="zh-CN"/>
+              </w:rPr>
+              <m:t>P</m:t>
+            </m:r>
+          </m:e>
+          <m:sub>
+            <m:r>
+              <w:rPr>
+                <w:rFonts w:ascii="Cambria Math" w:hAnsi="Cambria Math"/>
+                <w:color w:val="646464"/>
+                <w:lang w:eastAsia="zh-CN"/>
+              </w:rPr>
+              <m:t>B</m:t>
+            </m:r>
+          </m:sub>
+        </m:sSub>
+        <m:r>
+          <w:rPr>
+            <w:rFonts w:ascii="Cambria Math" w:hAnsi="Cambria Math"/>
+            <w:color w:val="646464"/>
+            <w:lang w:eastAsia="zh-CN"/>
+          </w:rPr>
+          <m:t>=</m:t>
+        </m:r>
+        <m:r>
+          <w:rPr>
+            <w:rFonts w:ascii="Cambria Math" w:hAnsi="Cambria Math"/>
+            <w:color w:val="646464"/>
+            <w:lang w:eastAsia="zh-CN"/>
+          </w:rPr>
+          <m:t>1</m:t>
+        </m:r>
+        <m:r>
+          <w:rPr>
+            <w:rFonts w:ascii="Cambria Math" w:hAnsi="Cambria Math" w:hint="eastAsia"/>
+            <w:color w:val="646464"/>
+            <w:lang w:eastAsia="zh-CN"/>
+          </w:rPr>
+          <m:t>；</m:t>
+        </m:r>
+        <m:r>
+          <m:rPr>
+            <m:sty m:val="p"/>
+          </m:rPr>
+          <w:rPr>
+            <w:rFonts w:ascii="Cambria Math" w:hAnsi="Cambria Math" w:hint="eastAsia"/>
+            <w:color w:val="646464"/>
+            <w:lang w:eastAsia="zh-CN"/>
+          </w:rPr>
+          <m:t>⑥加工方式：非抢占，开始后连续加工至完成；⑦不考虑准备与运输时间间</m:t>
+        </m:r>
+      </m:oMath>
     </w:p>
     <w:p>
       <w:pPr>
+        <w:rPr>
+          <w:rFonts w:ascii="Cambria Math" w:hAnsi="Cambria Math" w:hint="eastAsia"/>
+          <w:i/>
+          <w:color w:val="646464"/>
+          <w:lang w:eastAsia="zh-CN"/>
+        </w:rPr>
+      </w:pPr>
+      <w:r>
+        <w:rPr>
+          <w:rFonts w:hint="eastAsia"/>
+          <w:color w:val="646464"/>
+          <w:lang w:eastAsia="zh-CN"/>
+        </w:rPr>
+        <w:lastRenderedPageBreak/>
+        <w:t>决策：</w:t>
+      </w:r>
+      <w:r>
+        <w:rPr>
+          <w:color w:val="646464"/>
+          <w:lang w:eastAsia="zh-CN"/>
+        </w:rPr>
+        <w:t>在单机</w:t>
+      </w:r>
+      <w:r>
+        <w:rPr>
+          <w:color w:val="646464"/>
+          <w:lang w:eastAsia="zh-CN"/>
+        </w:rPr>
+        <w:t xml:space="preserve"> M1M1​ </w:t>
+      </w:r>
+      <w:r>
+        <w:rPr>
+          <w:color w:val="646464"/>
+          <w:lang w:eastAsia="zh-CN"/>
+        </w:rPr>
+        <w:t>上确定</w:t>
+      </w:r>
+      <w:r>
+        <w:rPr>
+          <w:color w:val="646464"/>
+          <w:lang w:eastAsia="zh-CN"/>
+        </w:rPr>
+        <w:t xml:space="preserve"> A</w:t>
+      </w:r>
+      <w:r>
+        <w:rPr>
+          <w:color w:val="646464"/>
+          <w:lang w:eastAsia="zh-CN"/>
+        </w:rPr>
+        <w:t>、</w:t>
+      </w:r>
+      <w:r>
+        <w:rPr>
+          <w:color w:val="646464"/>
+          <w:lang w:eastAsia="zh-CN"/>
+        </w:rPr>
+        <w:t xml:space="preserve">B </w:t>
+      </w:r>
+      <w:r>
+        <w:rPr>
+          <w:color w:val="646464"/>
+          <w:lang w:eastAsia="zh-CN"/>
+        </w:rPr>
+        <w:t>的加工顺序，并据此确定开始与完工时刻</w:t>
+      </w:r>
+      <w:r>
+        <w:rPr>
+          <w:rFonts w:hint="eastAsia"/>
+          <w:color w:val="646464"/>
+          <w:lang w:eastAsia="zh-CN"/>
+        </w:rPr>
+        <w:t>。若综合考虑加工时间和等待时间，则最终决策时</w:t>
+      </w:r>
+      <w:r>
+        <w:rPr>
+          <w:rFonts w:hint="eastAsia"/>
+          <w:color w:val="646464"/>
+          <w:lang w:eastAsia="zh-CN"/>
+        </w:rPr>
+        <w:t>B</w:t>
+      </w:r>
+      <w:r>
+        <w:rPr>
+          <w:rFonts w:hint="eastAsia"/>
+          <w:color w:val="646464"/>
+          <w:lang w:eastAsia="zh-CN"/>
+        </w:rPr>
+        <w:t>→</w:t>
+      </w:r>
+      <w:r>
+        <w:rPr>
+          <w:rFonts w:hint="eastAsia"/>
+          <w:color w:val="646464"/>
+          <w:lang w:eastAsia="zh-CN"/>
+        </w:rPr>
+        <w:t>A</w:t>
+      </w:r>
+      <w:r>
+        <w:rPr>
+          <w:color w:val="646464"/>
+          <w:lang w:eastAsia="zh-CN"/>
+        </w:rPr>
+        <w:t>]</w:t>
+      </w:r>
+    </w:p>
+    <w:p>
+      <w:pPr>
+        <w:rPr>
+          <w:b/>
+          <w:lang w:eastAsia="zh-CN"/>
+        </w:rPr>
+      </w:pPr>
+      <w:r>
+        <w:rPr>
+          <w:b/>
+          <w:lang w:eastAsia="zh-CN"/>
+        </w:rPr>
+        <w:t>两条约束与一个评价目标：</w:t>
+      </w:r>
+    </w:p>
+    <w:p>
+      <w:pPr>
+        <w:rPr>
+          <w:color w:val="646464"/>
+          <w:lang w:eastAsia="zh-CN"/>
+        </w:rPr>
+      </w:pPr>
+      <w:r>
+        <w:rPr>
+          <w:color w:val="646464"/>
+          <w:lang w:eastAsia="zh-CN"/>
+        </w:rPr>
+        <w:t>[</w:t>
+      </w:r>
+      <w:r>
+        <w:rPr>
+          <w:rFonts w:hint="eastAsia"/>
+          <w:color w:val="646464"/>
+          <w:lang w:eastAsia="zh-CN"/>
+        </w:rPr>
+        <w:t>约束：</w:t>
+      </w:r>
+      <w:r>
+        <w:rPr>
+          <w:color w:val="646464"/>
+          <w:lang w:eastAsia="zh-CN"/>
+        </w:rPr>
+        <w:t>约束</w:t>
+      </w:r>
+      <w:r>
+        <w:rPr>
+          <w:color w:val="646464"/>
+          <w:lang w:eastAsia="zh-CN"/>
+        </w:rPr>
+        <w:t>1</w:t>
+      </w:r>
+      <w:r>
+        <w:rPr>
+          <w:color w:val="646464"/>
+          <w:lang w:eastAsia="zh-CN"/>
+        </w:rPr>
+        <w:t>：机器容量约束</w:t>
+      </w:r>
+      <w:r>
+        <w:rPr>
+          <w:rFonts w:hint="eastAsia"/>
+          <w:color w:val="646464"/>
+          <w:lang w:eastAsia="zh-CN"/>
+        </w:rPr>
+        <w:t>：</w:t>
+      </w:r>
+      <w:r>
+        <w:rPr>
+          <w:color w:val="646464"/>
+          <w:lang w:eastAsia="zh-CN"/>
+        </w:rPr>
+        <w:t xml:space="preserve">M1​ </w:t>
+      </w:r>
+      <w:r>
+        <w:rPr>
+          <w:color w:val="646464"/>
+          <w:lang w:eastAsia="zh-CN"/>
+        </w:rPr>
+        <w:t>同一时刻至多加工一个</w:t>
+      </w:r>
+      <w:r>
+        <w:rPr>
+          <w:color w:val="646464"/>
+          <w:lang w:eastAsia="zh-CN"/>
+        </w:rPr>
+        <w:t xml:space="preserve"> Lot</w:t>
+      </w:r>
+      <w:r>
+        <w:rPr>
+          <w:color w:val="646464"/>
+          <w:lang w:eastAsia="zh-CN"/>
+        </w:rPr>
+        <w:t>；</w:t>
+      </w:r>
+      <w:r>
+        <w:rPr>
+          <w:color w:val="646464"/>
+          <w:lang w:eastAsia="zh-CN"/>
+        </w:rPr>
+        <w:t>A</w:t>
+      </w:r>
+      <w:r>
+        <w:rPr>
+          <w:color w:val="646464"/>
+          <w:lang w:eastAsia="zh-CN"/>
+        </w:rPr>
+        <w:t>、</w:t>
+      </w:r>
+      <w:r>
+        <w:rPr>
+          <w:color w:val="646464"/>
+          <w:lang w:eastAsia="zh-CN"/>
+        </w:rPr>
+        <w:t xml:space="preserve">B </w:t>
+      </w:r>
+      <w:r>
+        <w:rPr>
+          <w:color w:val="646464"/>
+          <w:lang w:eastAsia="zh-CN"/>
+        </w:rPr>
+        <w:t>的加工区间不得重叠。</w:t>
+      </w:r>
+    </w:p>
+    <w:p>
+      <w:pPr>
+        <w:ind w:firstLineChars="300" w:firstLine="630"/>
+        <w:rPr>
+          <w:color w:val="646464"/>
+          <w:lang w:eastAsia="zh-CN"/>
+        </w:rPr>
+      </w:pPr>
+      <w:r>
+        <w:rPr>
+          <w:color w:val="646464"/>
+          <w:lang w:eastAsia="zh-CN"/>
+        </w:rPr>
+        <w:t>约束</w:t>
+      </w:r>
+      <w:r>
+        <w:rPr>
+          <w:rFonts w:hint="eastAsia"/>
+          <w:color w:val="646464"/>
+          <w:lang w:eastAsia="zh-CN"/>
+        </w:rPr>
+        <w:t>2</w:t>
+      </w:r>
+      <w:r>
+        <w:rPr>
+          <w:rFonts w:hint="eastAsia"/>
+          <w:color w:val="646464"/>
+          <w:lang w:eastAsia="zh-CN"/>
+        </w:rPr>
+        <w:t>：</w:t>
+      </w:r>
+      <w:r>
+        <w:rPr>
+          <w:color w:val="646464"/>
+          <w:lang w:eastAsia="zh-CN"/>
+        </w:rPr>
+        <w:t>A</w:t>
+      </w:r>
+      <w:r>
+        <w:rPr>
+          <w:color w:val="646464"/>
+          <w:lang w:eastAsia="zh-CN"/>
+        </w:rPr>
+        <w:t>、</w:t>
+      </w:r>
+      <w:r>
+        <w:rPr>
+          <w:color w:val="646464"/>
+          <w:lang w:eastAsia="zh-CN"/>
+        </w:rPr>
+        <w:t xml:space="preserve">B </w:t>
+      </w:r>
+      <w:r>
+        <w:rPr>
+          <w:color w:val="646464"/>
+          <w:lang w:eastAsia="zh-CN"/>
+        </w:rPr>
+        <w:t>开始加工后必须连续加工至完成，不可中断</w:t>
+      </w:r>
+      <w:r>
+        <w:rPr>
+          <w:rFonts w:hint="eastAsia"/>
+          <w:color w:val="646464"/>
+          <w:lang w:eastAsia="zh-CN"/>
+        </w:rPr>
+        <w:t>。</w:t>
+      </w:r>
+    </w:p>
+    <w:p>
+      <w:pPr>
+        <w:rPr>
+          <w:lang w:eastAsia="zh-CN"/>
+        </w:rPr>
+      </w:pPr>
+      <w:r>
+        <w:rPr>
+          <w:rFonts w:hint="eastAsia"/>
+          <w:color w:val="646464"/>
+          <w:lang w:eastAsia="zh-CN"/>
+        </w:rPr>
+        <w:t>评价目标：最小完工时间：</w:t>
+      </w:r>
+      <m:oMath>
+        <m:sSub>
+          <m:sSubPr>
+            <m:ctrlPr>
+              <w:rPr>
+                <w:rFonts w:ascii="Cambria Math" w:hAnsi="Cambria Math"/>
+                <w:color w:val="646464"/>
+                <w:lang w:eastAsia="zh-CN"/>
+              </w:rPr>
+            </m:ctrlPr>
+          </m:sSubPr>
+          <m:e>
+            <m:r>
+              <m:rPr>
+                <m:sty m:val="bi"/>
+              </m:rPr>
+              <w:rPr>
+                <w:rFonts w:ascii="Cambria Math" w:hAnsi="Cambria Math"/>
+                <w:color w:val="646464"/>
+                <w:lang w:eastAsia="zh-CN"/>
+              </w:rPr>
+              <m:t>C</m:t>
+            </m:r>
+          </m:e>
+          <m:sub>
+            <m:r>
+              <m:rPr>
+                <m:sty m:val="bi"/>
+              </m:rPr>
+              <w:rPr>
+                <w:rFonts w:ascii="Cambria Math" w:hAnsi="Cambria Math" w:hint="eastAsia"/>
+                <w:color w:val="646464"/>
+                <w:lang w:eastAsia="zh-CN"/>
+              </w:rPr>
+              <m:t>min</m:t>
+            </m:r>
+          </m:sub>
+        </m:sSub>
+      </m:oMath>
+      <w:r>
+        <w:rPr>
+          <w:rFonts w:hint="eastAsia"/>
+          <w:color w:val="646464"/>
+          <w:lang w:eastAsia="zh-CN"/>
+        </w:rPr>
+        <w:t>和平均最小等待时间</w:t>
+      </w:r>
+      <w:r>
+        <w:rPr>
+          <w:rFonts w:hint="eastAsia"/>
+          <w:color w:val="646464"/>
+          <w:lang w:eastAsia="zh-CN"/>
+        </w:rPr>
+        <w:t>min</w:t>
+      </w:r>
+      <m:oMath>
+        <m:acc>
+          <m:accPr>
+            <m:chr m:val="̅"/>
+            <m:ctrlPr>
+              <w:rPr>
+                <w:rFonts w:ascii="Cambria Math" w:hAnsi="Cambria Math"/>
+                <w:color w:val="646464"/>
+                <w:lang w:eastAsia="zh-CN"/>
+              </w:rPr>
+            </m:ctrlPr>
+          </m:accPr>
+          <m:e>
+            <m:r>
+              <m:rPr>
+                <m:sty m:val="bi"/>
+              </m:rPr>
+              <w:rPr>
+                <w:rFonts w:ascii="Cambria Math" w:hAnsi="Cambria Math"/>
+                <w:color w:val="646464"/>
+                <w:lang w:eastAsia="zh-CN"/>
+              </w:rPr>
+              <m:t>W</m:t>
+            </m:r>
+          </m:e>
+        </m:acc>
+      </m:oMath>
+      <w:r>
+        <w:rPr>
+          <w:color w:val="646464"/>
+          <w:lang w:eastAsia="zh-CN"/>
+        </w:rPr>
+        <w:t>]</w:t>
+      </w:r>
+    </w:p>
+    <w:p>
+      <w:pPr>
+        <w:rPr>
+          <w:b/>
+          <w:lang w:eastAsia="zh-CN"/>
+        </w:rPr>
+      </w:pPr>
+      <w:r>
+        <w:rPr>
+          <w:b/>
+          <w:lang w:eastAsia="zh-CN"/>
+        </w:rPr>
+        <w:t>我向</w:t>
+      </w:r>
+      <w:r>
+        <w:rPr>
+          <w:b/>
+          <w:lang w:eastAsia="zh-CN"/>
+        </w:rPr>
+        <w:t xml:space="preserve"> AI </w:t>
+      </w:r>
+      <w:r>
+        <w:rPr>
+          <w:b/>
+          <w:lang w:eastAsia="zh-CN"/>
+        </w:rPr>
+        <w:t>的追问，以及核对或修正的内容：</w:t>
+      </w:r>
+    </w:p>
+    <w:p>
+      <w:pPr>
+        <w:ind w:firstLineChars="200" w:firstLine="420"/>
+        <w:rPr>
+          <w:color w:val="646464"/>
+          <w:lang w:eastAsia="zh-CN"/>
+        </w:rPr>
+      </w:pPr>
+      <w:r>
+        <w:rPr>
+          <w:color w:val="646464"/>
+          <w:lang w:eastAsia="zh-CN"/>
+        </w:rPr>
+        <w:t>[</w:t>
+      </w:r>
+      <w:r>
+        <w:rPr>
+          <w:rFonts w:hint="eastAsia"/>
+          <w:color w:val="646464"/>
+          <w:lang w:eastAsia="zh-CN"/>
+        </w:rPr>
+        <w:t>仅从这个例子来看，即单机单工序</w:t>
+      </w:r>
+      <w:r>
+        <w:rPr>
+          <w:rFonts w:hint="eastAsia"/>
+          <w:color w:val="646464"/>
+          <w:lang w:eastAsia="zh-CN"/>
+        </w:rPr>
+        <w:t>且忽略准备时间等</w:t>
+      </w:r>
+      <w:r>
+        <w:rPr>
+          <w:rFonts w:hint="eastAsia"/>
+          <w:color w:val="646464"/>
+          <w:lang w:eastAsia="zh-CN"/>
+        </w:rPr>
+        <w:t>问题，总的加工时间并没有差别，但是二者的等待时间却出入很大，但仅对于这个简单的过程来说，似乎没有什么影响。考虑如果放到更为复杂的机器</w:t>
+      </w:r>
+      <w:r>
+        <w:rPr>
+          <w:rFonts w:hint="eastAsia"/>
+          <w:color w:val="646464"/>
+          <w:lang w:eastAsia="zh-CN"/>
+        </w:rPr>
+        <w:t>配置</w:t>
+      </w:r>
+      <w:r>
+        <w:rPr>
+          <w:rFonts w:hint="eastAsia"/>
+          <w:color w:val="646464"/>
+          <w:lang w:eastAsia="zh-CN"/>
+        </w:rPr>
+        <w:t>，</w:t>
+      </w:r>
+      <w:r>
+        <w:rPr>
+          <w:rFonts w:hint="eastAsia"/>
+          <w:color w:val="646464"/>
+          <w:lang w:eastAsia="zh-CN"/>
+        </w:rPr>
+        <w:t>工艺路线</w:t>
+      </w:r>
+      <w:r>
+        <w:rPr>
+          <w:rFonts w:hint="eastAsia"/>
+          <w:color w:val="646464"/>
+          <w:lang w:eastAsia="zh-CN"/>
+        </w:rPr>
+        <w:t>场景里，会造成什么样的后果：</w:t>
+      </w:r>
+    </w:p>
+    <w:p>
+      <w:pPr>
+        <w:ind w:firstLineChars="200" w:firstLine="420"/>
+        <w:rPr>
+          <w:color w:val="646464"/>
+          <w:lang w:eastAsia="zh-CN"/>
+        </w:rPr>
+      </w:pPr>
+      <w:r>
+        <w:rPr>
+          <w:color w:val="646464"/>
+          <w:lang w:eastAsia="zh-CN"/>
+        </w:rPr>
+        <w:t>等待时间差别很大，却没有影响，是因为这个模型只包含</w:t>
+      </w:r>
+      <w:r>
+        <w:rPr>
+          <w:color w:val="646464"/>
+          <w:lang w:eastAsia="zh-CN"/>
+        </w:rPr>
+        <w:t>“</w:t>
+      </w:r>
+      <w:r>
+        <w:rPr>
+          <w:color w:val="646464"/>
+          <w:lang w:eastAsia="zh-CN"/>
+        </w:rPr>
+        <w:t>机器容量</w:t>
+      </w:r>
+      <w:r>
+        <w:rPr>
+          <w:color w:val="646464"/>
+          <w:lang w:eastAsia="zh-CN"/>
+        </w:rPr>
+        <w:t>”</w:t>
+      </w:r>
+      <w:r>
+        <w:rPr>
+          <w:color w:val="646464"/>
+          <w:lang w:eastAsia="zh-CN"/>
+        </w:rPr>
+        <w:t>和</w:t>
+      </w:r>
+      <w:r>
+        <w:rPr>
+          <w:color w:val="646464"/>
+          <w:lang w:eastAsia="zh-CN"/>
+        </w:rPr>
+        <w:t>“</w:t>
+      </w:r>
+      <w:r>
+        <w:rPr>
+          <w:color w:val="646464"/>
+          <w:lang w:eastAsia="zh-CN"/>
+        </w:rPr>
+        <w:t>非抢占</w:t>
+      </w:r>
+      <w:r>
+        <w:rPr>
+          <w:color w:val="646464"/>
+          <w:lang w:eastAsia="zh-CN"/>
+        </w:rPr>
+        <w:t>”</w:t>
+      </w:r>
+      <w:r>
+        <w:rPr>
+          <w:color w:val="646464"/>
+          <w:lang w:eastAsia="zh-CN"/>
+        </w:rPr>
+        <w:t>两条约束，评价目标也只</w:t>
+      </w:r>
+      <w:proofErr w:type="gramStart"/>
+      <w:r>
+        <w:rPr>
+          <w:color w:val="646464"/>
+          <w:lang w:eastAsia="zh-CN"/>
+        </w:rPr>
+        <w:t>看平均</w:t>
+      </w:r>
+      <w:proofErr w:type="gramEnd"/>
+      <w:r>
+        <w:rPr>
+          <w:color w:val="646464"/>
+          <w:lang w:eastAsia="zh-CN"/>
+        </w:rPr>
+        <w:t>等待；等待没有后续传播对象。放到更复杂的机器、工序场景中，等待就不再是局部量，而会成为影响后续资源竞争和系统状态的变量，主要后果有：</w:t>
+      </w:r>
+    </w:p>
+    <w:p>
+      <w:pPr>
+        <w:numPr>
+          <w:ilvl w:val="0"/>
+          <w:numId w:val="13"/>
+        </w:numPr>
+        <w:rPr>
+          <w:color w:val="646464"/>
+          <w:lang w:eastAsia="zh-CN"/>
+        </w:rPr>
+      </w:pPr>
+      <w:proofErr w:type="gramStart"/>
+      <w:r>
+        <w:rPr>
+          <w:b/>
+          <w:bCs/>
+          <w:color w:val="646464"/>
+          <w:lang w:eastAsia="zh-CN"/>
+        </w:rPr>
+        <w:t>等待沿多工序</w:t>
+      </w:r>
+      <w:proofErr w:type="gramEnd"/>
+      <w:r>
+        <w:rPr>
+          <w:b/>
+          <w:bCs/>
+          <w:color w:val="646464"/>
+          <w:lang w:eastAsia="zh-CN"/>
+        </w:rPr>
+        <w:t>路线传播</w:t>
+      </w:r>
+      <w:r>
+        <w:rPr>
+          <w:color w:val="646464"/>
+          <w:lang w:eastAsia="zh-CN"/>
+        </w:rPr>
+        <w:br/>
+      </w:r>
+      <w:r>
+        <w:rPr>
+          <w:color w:val="646464"/>
+          <w:lang w:eastAsia="zh-CN"/>
+        </w:rPr>
+        <w:t>一个</w:t>
+      </w:r>
+      <w:r>
+        <w:rPr>
+          <w:color w:val="646464"/>
+          <w:lang w:eastAsia="zh-CN"/>
+        </w:rPr>
+        <w:t xml:space="preserve"> Lot </w:t>
+      </w:r>
+      <w:r>
+        <w:rPr>
+          <w:color w:val="646464"/>
+          <w:lang w:eastAsia="zh-CN"/>
+        </w:rPr>
+        <w:t>在首道工序多等</w:t>
+      </w:r>
+      <w:r>
+        <w:rPr>
+          <w:color w:val="646464"/>
+          <w:lang w:eastAsia="zh-CN"/>
+        </w:rPr>
+        <w:t xml:space="preserve"> 4 min</w:t>
+      </w:r>
+      <w:r>
+        <w:rPr>
+          <w:color w:val="646464"/>
+          <w:lang w:eastAsia="zh-CN"/>
+        </w:rPr>
+        <w:t>，它的后续工序都可能顺延；如果后续工序还要与其他</w:t>
+      </w:r>
+      <w:r>
+        <w:rPr>
+          <w:color w:val="646464"/>
+          <w:lang w:eastAsia="zh-CN"/>
+        </w:rPr>
+        <w:t xml:space="preserve"> Lot </w:t>
+      </w:r>
+      <w:r>
+        <w:rPr>
+          <w:color w:val="646464"/>
+          <w:lang w:eastAsia="zh-CN"/>
+        </w:rPr>
+        <w:t>竞争设备，延迟会被放大。单机中</w:t>
+      </w:r>
+      <w:r>
+        <w:rPr>
+          <w:color w:val="646464"/>
+          <w:lang w:eastAsia="zh-CN"/>
+        </w:rPr>
+        <w:t>“</w:t>
+      </w:r>
+      <w:r>
+        <w:rPr>
+          <w:color w:val="646464"/>
+          <w:lang w:eastAsia="zh-CN"/>
+        </w:rPr>
+        <w:t>总完工不变</w:t>
+      </w:r>
+      <w:r>
+        <w:rPr>
+          <w:color w:val="646464"/>
+          <w:lang w:eastAsia="zh-CN"/>
+        </w:rPr>
+        <w:t>”</w:t>
+      </w:r>
+      <w:r>
+        <w:rPr>
+          <w:color w:val="646464"/>
+          <w:lang w:eastAsia="zh-CN"/>
+        </w:rPr>
+        <w:t>的结论，在流水车间、作业车间中一般不再成立，局部顺序可能改变关键路径和最大完工时间。</w:t>
+      </w:r>
+    </w:p>
+    <w:p>
+      <w:pPr>
+        <w:numPr>
+          <w:ilvl w:val="0"/>
+          <w:numId w:val="13"/>
+        </w:numPr>
+        <w:rPr>
+          <w:color w:val="646464"/>
+          <w:lang w:eastAsia="zh-CN"/>
+        </w:rPr>
+      </w:pPr>
+      <w:r>
+        <w:rPr>
+          <w:b/>
+          <w:bCs/>
+          <w:color w:val="646464"/>
+          <w:lang w:eastAsia="zh-CN"/>
+        </w:rPr>
+        <w:t>改变后续机器上的队列和资源竞争</w:t>
+      </w:r>
+      <w:r>
+        <w:rPr>
+          <w:color w:val="646464"/>
+          <w:lang w:eastAsia="zh-CN"/>
+        </w:rPr>
+        <w:br/>
+      </w:r>
+      <w:r>
+        <w:rPr>
+          <w:color w:val="646464"/>
+          <w:lang w:eastAsia="zh-CN"/>
+        </w:rPr>
+        <w:t>在并行机、柔性作业车间中，顺序和等待会影响任务到达各台机器的时间、机器负载均衡和空闲。瓶颈设备前的等待会积压</w:t>
+      </w:r>
+      <w:r>
+        <w:rPr>
+          <w:color w:val="646464"/>
+          <w:lang w:eastAsia="zh-CN"/>
+        </w:rPr>
+        <w:t xml:space="preserve"> WIP</w:t>
+      </w:r>
+      <w:r>
+        <w:rPr>
+          <w:color w:val="646464"/>
+          <w:lang w:eastAsia="zh-CN"/>
+        </w:rPr>
+        <w:t>，并影响其他</w:t>
+      </w:r>
+      <w:r>
+        <w:rPr>
+          <w:color w:val="646464"/>
+          <w:lang w:eastAsia="zh-CN"/>
+        </w:rPr>
+        <w:t xml:space="preserve"> Lot </w:t>
+      </w:r>
+      <w:r>
+        <w:rPr>
+          <w:color w:val="646464"/>
+          <w:lang w:eastAsia="zh-CN"/>
+        </w:rPr>
+        <w:t>的开工时刻。</w:t>
+      </w:r>
+    </w:p>
+    <w:p>
+      <w:pPr>
+        <w:numPr>
+          <w:ilvl w:val="0"/>
+          <w:numId w:val="13"/>
+        </w:numPr>
+        <w:rPr>
+          <w:color w:val="646464"/>
+          <w:lang w:eastAsia="zh-CN"/>
+        </w:rPr>
+      </w:pPr>
+      <w:r>
+        <w:rPr>
+          <w:b/>
+          <w:bCs/>
+          <w:color w:val="646464"/>
+          <w:lang w:eastAsia="zh-CN"/>
+        </w:rPr>
+        <w:t>在重入流中反复放大</w:t>
+      </w:r>
+      <w:r>
+        <w:rPr>
+          <w:color w:val="646464"/>
+          <w:lang w:eastAsia="zh-CN"/>
+        </w:rPr>
+        <w:br/>
+      </w:r>
+      <w:r>
+        <w:rPr>
+          <w:color w:val="646464"/>
+          <w:lang w:eastAsia="zh-CN"/>
+        </w:rPr>
+        <w:t>半导体晶</w:t>
+      </w:r>
+      <w:proofErr w:type="gramStart"/>
+      <w:r>
+        <w:rPr>
+          <w:color w:val="646464"/>
+          <w:lang w:eastAsia="zh-CN"/>
+        </w:rPr>
+        <w:t>圆制造</w:t>
+      </w:r>
+      <w:proofErr w:type="gramEnd"/>
+      <w:r>
+        <w:rPr>
+          <w:color w:val="646464"/>
+          <w:lang w:eastAsia="zh-CN"/>
+        </w:rPr>
+        <w:t>中同一设备组会被同一</w:t>
+      </w:r>
+      <w:r>
+        <w:rPr>
+          <w:color w:val="646464"/>
+          <w:lang w:eastAsia="zh-CN"/>
+        </w:rPr>
+        <w:t xml:space="preserve"> Lot </w:t>
+      </w:r>
+      <w:r>
+        <w:rPr>
+          <w:color w:val="646464"/>
+          <w:lang w:eastAsia="zh-CN"/>
+        </w:rPr>
+        <w:t>多次访问。早期一次等待可能改变该</w:t>
+      </w:r>
+      <w:r>
+        <w:rPr>
+          <w:color w:val="646464"/>
+          <w:lang w:eastAsia="zh-CN"/>
+        </w:rPr>
+        <w:t xml:space="preserve"> Lot </w:t>
+      </w:r>
+      <w:r>
+        <w:rPr>
+          <w:color w:val="646464"/>
+          <w:lang w:eastAsia="zh-CN"/>
+        </w:rPr>
+        <w:t>后续重入时的队列位置，使不同流程阶段的</w:t>
+      </w:r>
+      <w:r>
+        <w:rPr>
+          <w:color w:val="646464"/>
+          <w:lang w:eastAsia="zh-CN"/>
+        </w:rPr>
+        <w:t xml:space="preserve"> Lot </w:t>
+      </w:r>
+      <w:r>
+        <w:rPr>
+          <w:color w:val="646464"/>
+          <w:lang w:eastAsia="zh-CN"/>
+        </w:rPr>
+        <w:t>在同一资源上竞争，形成连锁排队。</w:t>
+      </w:r>
+    </w:p>
+    <w:p>
+      <w:pPr>
+        <w:numPr>
+          <w:ilvl w:val="0"/>
+          <w:numId w:val="13"/>
+        </w:numPr>
+        <w:rPr>
+          <w:color w:val="646464"/>
+          <w:lang w:eastAsia="zh-CN"/>
+        </w:rPr>
+      </w:pPr>
+      <w:proofErr w:type="gramStart"/>
+      <w:r>
+        <w:rPr>
+          <w:b/>
+          <w:bCs/>
+          <w:color w:val="646464"/>
+          <w:lang w:eastAsia="zh-CN"/>
+        </w:rPr>
+        <w:t>影响组批</w:t>
+      </w:r>
+      <w:proofErr w:type="gramEnd"/>
+      <w:r>
+        <w:rPr>
+          <w:b/>
+          <w:bCs/>
+          <w:color w:val="646464"/>
+          <w:lang w:eastAsia="zh-CN"/>
+        </w:rPr>
+        <w:t>和批处理设备</w:t>
+      </w:r>
+      <w:r>
+        <w:rPr>
+          <w:color w:val="646464"/>
+          <w:lang w:eastAsia="zh-CN"/>
+        </w:rPr>
+        <w:br/>
+      </w:r>
+      <w:r>
+        <w:rPr>
+          <w:color w:val="646464"/>
+          <w:lang w:eastAsia="zh-CN"/>
+        </w:rPr>
+        <w:t>炉管等批处理设备需要把相容</w:t>
+      </w:r>
+      <w:r>
+        <w:rPr>
+          <w:color w:val="646464"/>
+          <w:lang w:eastAsia="zh-CN"/>
+        </w:rPr>
+        <w:t xml:space="preserve"> Lot </w:t>
+      </w:r>
+      <w:r>
+        <w:rPr>
+          <w:color w:val="646464"/>
+          <w:lang w:eastAsia="zh-CN"/>
+        </w:rPr>
+        <w:t>组成一批。某个</w:t>
+      </w:r>
+      <w:r>
+        <w:rPr>
+          <w:color w:val="646464"/>
+          <w:lang w:eastAsia="zh-CN"/>
+        </w:rPr>
+        <w:t xml:space="preserve"> Lot </w:t>
+      </w:r>
+      <w:r>
+        <w:rPr>
+          <w:color w:val="646464"/>
+          <w:lang w:eastAsia="zh-CN"/>
+        </w:rPr>
+        <w:t>早到或晚到，会影响能否与其他</w:t>
+      </w:r>
+      <w:r>
+        <w:rPr>
+          <w:color w:val="646464"/>
+          <w:lang w:eastAsia="zh-CN"/>
+        </w:rPr>
+        <w:t xml:space="preserve"> Lot </w:t>
+      </w:r>
+      <w:r>
+        <w:rPr>
+          <w:color w:val="646464"/>
+          <w:lang w:eastAsia="zh-CN"/>
+        </w:rPr>
+        <w:t>共同装载、装载率以及已就绪</w:t>
+      </w:r>
+      <w:r>
+        <w:rPr>
+          <w:color w:val="646464"/>
+          <w:lang w:eastAsia="zh-CN"/>
+        </w:rPr>
+        <w:t xml:space="preserve"> Lot </w:t>
+      </w:r>
+      <w:r>
+        <w:rPr>
+          <w:color w:val="646464"/>
+          <w:lang w:eastAsia="zh-CN"/>
+        </w:rPr>
+        <w:t>的等待时间；</w:t>
+      </w:r>
+      <w:proofErr w:type="gramStart"/>
+      <w:r>
+        <w:rPr>
+          <w:color w:val="646464"/>
+          <w:lang w:eastAsia="zh-CN"/>
+        </w:rPr>
+        <w:t>批完成</w:t>
+      </w:r>
+      <w:proofErr w:type="gramEnd"/>
+      <w:r>
+        <w:rPr>
+          <w:color w:val="646464"/>
+          <w:lang w:eastAsia="zh-CN"/>
+        </w:rPr>
+        <w:t>后还可能集中释放到下游，形成新的等待队列。</w:t>
+      </w:r>
+    </w:p>
+    <w:p>
+      <w:pPr>
+        <w:numPr>
+          <w:ilvl w:val="0"/>
+          <w:numId w:val="13"/>
+        </w:numPr>
+        <w:rPr>
+          <w:color w:val="646464"/>
+          <w:lang w:eastAsia="zh-CN"/>
+        </w:rPr>
+      </w:pPr>
+      <w:r>
+        <w:rPr>
+          <w:b/>
+          <w:bCs/>
+          <w:color w:val="646464"/>
+          <w:lang w:eastAsia="zh-CN"/>
+        </w:rPr>
+        <w:t>与准备时间、换型、维护和故障相互作用</w:t>
+      </w:r>
+      <w:r>
+        <w:rPr>
+          <w:color w:val="646464"/>
+          <w:lang w:eastAsia="zh-CN"/>
+        </w:rPr>
+        <w:br/>
+      </w:r>
+      <w:r>
+        <w:rPr>
+          <w:color w:val="646464"/>
+          <w:lang w:eastAsia="zh-CN"/>
+        </w:rPr>
+        <w:t>若顺序变化引起</w:t>
+      </w:r>
+      <w:r>
+        <w:rPr>
+          <w:color w:val="646464"/>
+          <w:lang w:eastAsia="zh-CN"/>
+        </w:rPr>
+        <w:t xml:space="preserve"> Recipe </w:t>
+      </w:r>
+      <w:r>
+        <w:rPr>
+          <w:color w:val="646464"/>
+          <w:lang w:eastAsia="zh-CN"/>
+        </w:rPr>
+        <w:t>切换、清理、校准等准备时间，总加工时间本身就会改变。设备维护、停机或可用窗口有限时，等待还可能使任务错过可加工时段，导致转机或延期。</w:t>
+      </w:r>
+    </w:p>
+    <w:p>
+      <w:pPr>
+        <w:numPr>
+          <w:ilvl w:val="0"/>
+          <w:numId w:val="13"/>
+        </w:numPr>
+        <w:rPr>
+          <w:color w:val="646464"/>
+          <w:lang w:eastAsia="zh-CN"/>
+        </w:rPr>
+      </w:pPr>
+      <w:r>
+        <w:rPr>
+          <w:b/>
+          <w:bCs/>
+          <w:color w:val="646464"/>
+          <w:lang w:eastAsia="zh-CN"/>
+        </w:rPr>
+        <w:t>触发</w:t>
+      </w:r>
+      <w:r>
+        <w:rPr>
+          <w:b/>
+          <w:bCs/>
+          <w:color w:val="646464"/>
+          <w:lang w:eastAsia="zh-CN"/>
+        </w:rPr>
+        <w:t xml:space="preserve"> Q-Time </w:t>
+      </w:r>
+      <w:r>
+        <w:rPr>
+          <w:b/>
+          <w:bCs/>
+          <w:color w:val="646464"/>
+          <w:lang w:eastAsia="zh-CN"/>
+        </w:rPr>
+        <w:t>等时间限制</w:t>
+      </w:r>
+      <w:r>
+        <w:rPr>
+          <w:color w:val="646464"/>
+          <w:lang w:eastAsia="zh-CN"/>
+        </w:rPr>
+        <w:br/>
+      </w:r>
+      <w:r>
+        <w:rPr>
+          <w:color w:val="646464"/>
+          <w:lang w:eastAsia="zh-CN"/>
+        </w:rPr>
+        <w:t>晶</w:t>
+      </w:r>
+      <w:proofErr w:type="gramStart"/>
+      <w:r>
+        <w:rPr>
+          <w:color w:val="646464"/>
+          <w:lang w:eastAsia="zh-CN"/>
+        </w:rPr>
+        <w:t>圆制造</w:t>
+      </w:r>
+      <w:proofErr w:type="gramEnd"/>
+      <w:r>
+        <w:rPr>
+          <w:color w:val="646464"/>
+          <w:lang w:eastAsia="zh-CN"/>
+        </w:rPr>
+        <w:t>中某些步骤间有</w:t>
+      </w:r>
+      <w:r>
+        <w:rPr>
+          <w:color w:val="646464"/>
+          <w:lang w:eastAsia="zh-CN"/>
+        </w:rPr>
+        <w:t xml:space="preserve"> Q-Time </w:t>
+      </w:r>
+      <w:r>
+        <w:rPr>
+          <w:color w:val="646464"/>
+          <w:lang w:eastAsia="zh-CN"/>
+        </w:rPr>
+        <w:t>限制。等待时间增加可能使后续加工超过允许时限，导致额外检查、返工甚至报废，而不只是</w:t>
+      </w:r>
+      <w:r>
+        <w:rPr>
+          <w:color w:val="646464"/>
+          <w:lang w:eastAsia="zh-CN"/>
+        </w:rPr>
+        <w:t>“</w:t>
+      </w:r>
+      <w:r>
+        <w:rPr>
+          <w:color w:val="646464"/>
+          <w:lang w:eastAsia="zh-CN"/>
+        </w:rPr>
+        <w:t>晚一点完成</w:t>
+      </w:r>
+      <w:r>
+        <w:rPr>
+          <w:color w:val="646464"/>
+          <w:lang w:eastAsia="zh-CN"/>
+        </w:rPr>
+        <w:t>”</w:t>
+      </w:r>
+      <w:r>
+        <w:rPr>
+          <w:color w:val="646464"/>
+          <w:lang w:eastAsia="zh-CN"/>
+        </w:rPr>
+        <w:t>。</w:t>
+      </w:r>
+    </w:p>
+    <w:p>
+      <w:pPr>
+        <w:numPr>
+          <w:ilvl w:val="0"/>
+          <w:numId w:val="13"/>
+        </w:numPr>
+        <w:rPr>
+          <w:color w:val="646464"/>
+          <w:lang w:eastAsia="zh-CN"/>
+        </w:rPr>
+      </w:pPr>
+      <w:r>
+        <w:rPr>
+          <w:b/>
+          <w:bCs/>
+          <w:color w:val="646464"/>
+          <w:lang w:eastAsia="zh-CN"/>
+        </w:rPr>
+        <w:t>影响交期、流动时间和</w:t>
+      </w:r>
+      <w:r>
+        <w:rPr>
+          <w:b/>
+          <w:bCs/>
+          <w:color w:val="646464"/>
+          <w:lang w:eastAsia="zh-CN"/>
+        </w:rPr>
+        <w:t xml:space="preserve"> WIP</w:t>
+      </w:r>
+      <w:r>
+        <w:rPr>
+          <w:color w:val="646464"/>
+          <w:lang w:eastAsia="zh-CN"/>
+        </w:rPr>
+        <w:br/>
+      </w:r>
+      <w:r>
+        <w:rPr>
+          <w:color w:val="646464"/>
+          <w:lang w:eastAsia="zh-CN"/>
+        </w:rPr>
+        <w:t>单机例子中最大完工时间可能相同，但平均流动时间、总拖期、最大延迟、准时率、在制品数量和周期时间会不同。短作业优先通常能降低平均等待，但若长作业交期更早，就可能增加总拖期。例如</w:t>
+      </w:r>
+      <w:r>
+        <w:rPr>
+          <w:color w:val="646464"/>
+          <w:lang w:eastAsia="zh-CN"/>
+        </w:rPr>
+        <w:t xml:space="preserve"> A </w:t>
+      </w:r>
+      <w:r>
+        <w:rPr>
+          <w:color w:val="646464"/>
+          <w:lang w:eastAsia="zh-CN"/>
+        </w:rPr>
+        <w:t>长</w:t>
+      </w:r>
+      <w:r>
+        <w:rPr>
+          <w:color w:val="646464"/>
+          <w:lang w:eastAsia="zh-CN"/>
+        </w:rPr>
+        <w:t xml:space="preserve"> 4 min</w:t>
+      </w:r>
+      <w:r>
+        <w:rPr>
+          <w:color w:val="646464"/>
+          <w:lang w:eastAsia="zh-CN"/>
+        </w:rPr>
+        <w:t>、</w:t>
+      </w:r>
+      <w:r>
+        <w:rPr>
+          <w:color w:val="646464"/>
+          <w:lang w:eastAsia="zh-CN"/>
+        </w:rPr>
+        <w:t xml:space="preserve">B </w:t>
+      </w:r>
+      <w:r>
+        <w:rPr>
+          <w:color w:val="646464"/>
+          <w:lang w:eastAsia="zh-CN"/>
+        </w:rPr>
+        <w:t>短</w:t>
+      </w:r>
+      <w:r>
+        <w:rPr>
+          <w:color w:val="646464"/>
+          <w:lang w:eastAsia="zh-CN"/>
+        </w:rPr>
+        <w:t xml:space="preserve"> 1 min</w:t>
+      </w:r>
+      <w:r>
+        <w:rPr>
+          <w:color w:val="646464"/>
+          <w:lang w:eastAsia="zh-CN"/>
+        </w:rPr>
+        <w:t>：</w:t>
+      </w:r>
+      <w:r>
+        <w:rPr>
+          <w:color w:val="646464"/>
+          <w:lang w:eastAsia="zh-CN"/>
+        </w:rPr>
+        <w:t xml:space="preserve">B→A </w:t>
+      </w:r>
+      <w:r>
+        <w:rPr>
+          <w:color w:val="646464"/>
+          <w:lang w:eastAsia="zh-CN"/>
+        </w:rPr>
+        <w:t>平均等待更小，但如果</w:t>
+      </w:r>
+      <w:r>
+        <w:rPr>
+          <w:color w:val="646464"/>
+          <w:lang w:eastAsia="zh-CN"/>
+        </w:rPr>
+        <w:t xml:space="preserve"> A </w:t>
+      </w:r>
+      <w:r>
+        <w:rPr>
+          <w:color w:val="646464"/>
+          <w:lang w:eastAsia="zh-CN"/>
+        </w:rPr>
+        <w:t>交期很早，</w:t>
+      </w:r>
+      <w:r>
+        <w:rPr>
+          <w:color w:val="646464"/>
+          <w:lang w:eastAsia="zh-CN"/>
+        </w:rPr>
+        <w:t xml:space="preserve">B→A </w:t>
+      </w:r>
+      <w:r>
+        <w:rPr>
+          <w:color w:val="646464"/>
+          <w:lang w:eastAsia="zh-CN"/>
+        </w:rPr>
+        <w:t>可能使</w:t>
+      </w:r>
+      <w:r>
+        <w:rPr>
+          <w:color w:val="646464"/>
+          <w:lang w:eastAsia="zh-CN"/>
+        </w:rPr>
+        <w:t xml:space="preserve"> A </w:t>
+      </w:r>
+      <w:r>
+        <w:rPr>
+          <w:color w:val="646464"/>
+          <w:lang w:eastAsia="zh-CN"/>
+        </w:rPr>
+        <w:t>拖期，这时就要用</w:t>
+      </w:r>
+      <w:r>
+        <w:rPr>
+          <w:color w:val="646464"/>
+          <w:lang w:eastAsia="zh-CN"/>
+        </w:rPr>
+        <w:t xml:space="preserve"> EDD </w:t>
+      </w:r>
+      <w:r>
+        <w:rPr>
+          <w:color w:val="646464"/>
+          <w:lang w:eastAsia="zh-CN"/>
+        </w:rPr>
+        <w:t>等交期相关规则权衡。</w:t>
+      </w:r>
+    </w:p>
+    <w:p>
+      <w:pPr>
+        <w:numPr>
+          <w:ilvl w:val="0"/>
+          <w:numId w:val="13"/>
+        </w:numPr>
+        <w:rPr>
+          <w:color w:val="646464"/>
+          <w:lang w:eastAsia="zh-CN"/>
+        </w:rPr>
+      </w:pPr>
+      <w:r>
+        <w:rPr>
+          <w:b/>
+          <w:bCs/>
+          <w:color w:val="646464"/>
+          <w:lang w:eastAsia="zh-CN"/>
+        </w:rPr>
+        <w:t>改变调度规则的有效性</w:t>
+      </w:r>
+      <w:r>
+        <w:rPr>
+          <w:color w:val="646464"/>
+          <w:lang w:eastAsia="zh-CN"/>
+        </w:rPr>
+        <w:br/>
+        <w:t xml:space="preserve">“SPT </w:t>
+      </w:r>
+      <w:r>
+        <w:rPr>
+          <w:color w:val="646464"/>
+          <w:lang w:eastAsia="zh-CN"/>
+        </w:rPr>
+        <w:t>使平均流动时间最小</w:t>
+      </w:r>
+      <w:r>
+        <w:rPr>
+          <w:color w:val="646464"/>
+          <w:lang w:eastAsia="zh-CN"/>
+        </w:rPr>
+        <w:t>”</w:t>
+      </w:r>
+      <w:r>
+        <w:rPr>
+          <w:color w:val="646464"/>
+          <w:lang w:eastAsia="zh-CN"/>
+        </w:rPr>
+        <w:t>只在单机、</w:t>
+      </w:r>
+      <w:proofErr w:type="gramStart"/>
+      <w:r>
+        <w:rPr>
+          <w:color w:val="646464"/>
+          <w:lang w:eastAsia="zh-CN"/>
+        </w:rPr>
+        <w:t>独立单</w:t>
+      </w:r>
+      <w:proofErr w:type="gramEnd"/>
+      <w:r>
+        <w:rPr>
+          <w:color w:val="646464"/>
+          <w:lang w:eastAsia="zh-CN"/>
+        </w:rPr>
+        <w:t>工序、同时释放、非抢占等基本条件下有保证。复杂机器环境、释放时刻、批处理、准备时间、重入流下，需要重新判断规则适用性，不能直接把简单例子的结论外推。</w:t>
+      </w:r>
+    </w:p>
+    <w:p>
+      <w:pPr>
+        <w:rPr>
+          <w:lang w:eastAsia="zh-CN"/>
+        </w:rPr>
+      </w:pPr>
+      <w:r>
+        <w:rPr>
+          <w:color w:val="646464"/>
+          <w:lang w:eastAsia="zh-CN"/>
+        </w:rPr>
+        <w:t>]</w:t>
+      </w:r>
+    </w:p>
+    <w:p>
+      <w:pPr>
+        <w:rPr>
+          <w:lang w:eastAsia="zh-CN"/>
+        </w:rPr>
+      </w:pPr>
+      <w:r>
+        <w:rPr>
+          <w:lang w:eastAsia="zh-CN"/>
+        </w:rPr>
+        <w:br w:type="page"/>
+      </w:r>
+    </w:p>
+    <w:p>
+      <w:pPr>
         <w:pStyle w:val="1"/>
         <w:rPr>
           <w:lang w:eastAsia="zh-CN"/>
@@ -6441,14 +8547,15 @@
     <w:p>
       <w:pPr>
         <w:rPr>
-          <w:lang w:eastAsia="zh-CN"/>
-        </w:rPr>
-      </w:pPr>
-      <w:r>
-        <w:rPr>
           <w:b/>
           <w:lang w:eastAsia="zh-CN"/>
         </w:rPr>
+      </w:pPr>
+      <w:r>
+        <w:rPr>
+          <w:b/>
+          <w:lang w:eastAsia="zh-CN"/>
+        </w:rPr>
         <w:t>我向</w:t>
       </w:r>
       <w:r>
@@ -6464,70 +8571,15 @@
           <w:lang w:eastAsia="zh-CN"/>
         </w:rPr>
         <w:t>询问的步骤与后续追问：</w:t>
-      </w:r>
-      <w:r>
-        <w:rPr>
-          <w:color w:val="646464"/>
-          <w:lang w:eastAsia="zh-CN"/>
-        </w:rPr>
-        <w:t>[</w:t>
-      </w:r>
-      <w:r>
-        <w:rPr>
-          <w:color w:val="646464"/>
-          <w:lang w:eastAsia="zh-CN"/>
-        </w:rPr>
-        <w:t>填写</w:t>
-      </w:r>
-      <w:r>
-        <w:rPr>
-          <w:color w:val="646464"/>
-          <w:lang w:eastAsia="zh-CN"/>
-        </w:rPr>
-        <w:t>]</w:t>
       </w:r>
     </w:p>
     <w:p>
       <w:pPr>
         <w:rPr>
-          <w:lang w:eastAsia="zh-CN"/>
-        </w:rPr>
-      </w:pPr>
-      <w:r>
-        <w:rPr>
-          <w:b/>
-          <w:lang w:eastAsia="zh-CN"/>
-        </w:rPr>
-        <w:t>我对保存、暂存、</w:t>
-      </w:r>
-      <w:r>
-        <w:rPr>
-          <w:b/>
-          <w:lang w:eastAsia="zh-CN"/>
-        </w:rPr>
-        <w:t>commit</w:t>
-      </w:r>
-      <w:r>
-        <w:rPr>
-          <w:b/>
-          <w:lang w:eastAsia="zh-CN"/>
-        </w:rPr>
-        <w:t>、</w:t>
-      </w:r>
-      <w:r>
-        <w:rPr>
-          <w:b/>
-          <w:lang w:eastAsia="zh-CN"/>
-        </w:rPr>
-        <w:t xml:space="preserve">push </w:t>
-      </w:r>
-      <w:r>
-        <w:rPr>
-          <w:b/>
-          <w:lang w:eastAsia="zh-CN"/>
-        </w:rPr>
-        <w:t>的解释：</w:t>
-      </w:r>
+          <w:noProof/>
+          <w:lang w:eastAsia="zh-CN"/>
+        </w:rPr>
+      </w:pPr>
       <w:r>
         <w:rPr>
           <w:color w:val="646464"/>
@@ -6537,370 +8589,2075 @@
       </w:r>
       <w:r>
         <w:rPr>
-          <w:color w:val="646464"/>
-          <w:lang w:eastAsia="zh-CN"/>
-        </w:rPr>
-        <w:t>填写</w:t>
-      </w:r>
-      <w:r>
-        <w:rPr>
-          <w:color w:val="646464"/>
-          <w:lang w:eastAsia="zh-CN"/>
-        </w:rPr>
-        <w:t>]</w:t>
+          <w:rFonts w:hint="eastAsia"/>
+          <w:noProof/>
+          <w:lang w:eastAsia="zh-CN"/>
+        </w:rPr>
+        <w:t>提交前：</w:t>
       </w:r>
     </w:p>
     <w:p>
       <w:pPr>
         <w:rPr>
-          <w:lang w:eastAsia="zh-CN"/>
-        </w:rPr>
-      </w:pPr>
-      <w:r>
-        <w:rPr>
-          <w:b/>
-          <w:lang w:eastAsia="zh-CN"/>
-        </w:rPr>
-        <w:t>本次选择提交的文件；我检查了哪些内容：</w:t>
-      </w:r>
-      <w:r>
-        <w:rPr>
-          <w:color w:val="646464"/>
-          <w:lang w:eastAsia="zh-CN"/>
-        </w:rPr>
-        <w:t>[</w:t>
-      </w:r>
-      <w:r>
-        <w:rPr>
-          <w:color w:val="646464"/>
-          <w:lang w:eastAsia="zh-CN"/>
-        </w:rPr>
-        <w:t>填写</w:t>
-      </w:r>
-      <w:r>
-        <w:rPr>
-          <w:color w:val="646464"/>
-          <w:lang w:eastAsia="zh-CN"/>
-        </w:rPr>
-        <w:t>]</w:t>
+          <w:noProof/>
+          <w:lang w:eastAsia="zh-CN"/>
+        </w:rPr>
+      </w:pPr>
+      <w:r>
+        <w:rPr>
+          <w:rFonts w:hint="eastAsia"/>
+          <w:noProof/>
+          <w:lang w:eastAsia="zh-CN"/>
+        </w:rPr>
+        <w:t>1.</w:t>
+      </w:r>
+      <w:r>
+        <w:rPr>
+          <w:rFonts w:hint="eastAsia"/>
+          <w:noProof/>
+          <w:lang w:eastAsia="zh-CN"/>
+        </w:rPr>
+        <w:t>“哪些文件应该进本次提交？</w:t>
       </w:r>
     </w:p>
     <w:p>
-      <w:proofErr w:type="spellStart"/>
-      <w:r>
-        <w:rPr>
-          <w:b/>
-        </w:rPr>
-        <w:t>准备执行的</w:t>
-      </w:r>
-      <w:proofErr w:type="spellEnd"/>
-      <w:r>
-        <w:rPr>
-          <w:b/>
-        </w:rPr>
-        <w:t xml:space="preserve"> commit </w:t>
-      </w:r>
-      <w:r>
-        <w:rPr>
-          <w:b/>
-        </w:rPr>
-        <w:t>与</w:t>
-      </w:r>
-      <w:r>
-        <w:rPr>
-          <w:b/>
-        </w:rPr>
-        <w:t xml:space="preserve"> push </w:t>
-      </w:r>
-      <w:r>
-        <w:rPr>
-          <w:b/>
-        </w:rPr>
-        <w:t>命令（不含令牌）：</w:t>
-      </w:r>
-      <w:r>
-        <w:rPr>
-          <w:color w:val="646464"/>
-        </w:rPr>
-        <w:t>[</w:t>
-      </w:r>
-      <w:r>
-        <w:rPr>
-          <w:color w:val="646464"/>
-        </w:rPr>
-        <w:t>填写</w:t>
-      </w:r>
-      <w:r>
-        <w:rPr>
-          <w:color w:val="646464"/>
-        </w:rPr>
-        <w:t>]</w:t>
+      <w:pPr>
+        <w:rPr>
+          <w:rFonts w:ascii="Cambria Math" w:hAnsi="Cambria Math"/>
+          <w:color w:val="646464"/>
+          <w:lang w:eastAsia="zh-CN"/>
+        </w:rPr>
+      </w:pPr>
+      <w:r>
+        <w:rPr>
+          <w:rFonts w:ascii="Cambria Math" w:hAnsi="Cambria Math"/>
+          <w:color w:val="646464"/>
+          <w:lang w:eastAsia="zh-CN"/>
+        </w:rPr>
+        <w:t>docs/notes/W01_</w:t>
+      </w:r>
+      <w:r>
+        <w:rPr>
+          <w:rFonts w:ascii="Cambria Math" w:hAnsi="Cambria Math"/>
+          <w:color w:val="646464"/>
+          <w:lang w:eastAsia="zh-CN"/>
+        </w:rPr>
+        <w:t>我的作业</w:t>
+      </w:r>
+      <w:r>
+        <w:rPr>
+          <w:rFonts w:ascii="Cambria Math" w:hAnsi="Cambria Math"/>
+          <w:color w:val="646464"/>
+          <w:lang w:eastAsia="zh-CN"/>
+        </w:rPr>
+        <w:t>.docx</w:t>
       </w:r>
     </w:p>
     <w:p>
-      <w:r>
-        <w:rPr>
-          <w:b/>
-        </w:rPr>
-        <w:t>当前分支；</w:t>
-      </w:r>
-      <w:r>
-        <w:rPr>
-          <w:b/>
-        </w:rPr>
-        <w:t xml:space="preserve">origin </w:t>
-      </w:r>
-      <w:r>
-        <w:rPr>
-          <w:b/>
-        </w:rPr>
-        <w:t>指向的个人仓库：</w:t>
-      </w:r>
-      <w:r>
-        <w:rPr>
-          <w:color w:val="646464"/>
-        </w:rPr>
-        <w:t>[</w:t>
-      </w:r>
-      <w:r>
-        <w:rPr>
-          <w:color w:val="646464"/>
-        </w:rPr>
-        <w:t>填写</w:t>
-      </w:r>
-      <w:r>
-        <w:rPr>
-          <w:color w:val="646464"/>
-        </w:rPr>
-        <w:t>]</w:t>
+      <w:pPr>
+        <w:rPr>
+          <w:noProof/>
+          <w:lang w:eastAsia="zh-CN"/>
+        </w:rPr>
+      </w:pPr>
+      <w:r>
+        <w:rPr>
+          <w:rFonts w:hint="eastAsia"/>
+          <w:noProof/>
+          <w:lang w:eastAsia="zh-CN"/>
+        </w:rPr>
+        <w:t>2.</w:t>
+      </w:r>
+      <w:r>
+        <w:rPr>
+          <w:rFonts w:hint="eastAsia"/>
+          <w:noProof/>
+          <w:lang w:eastAsia="zh-CN"/>
+        </w:rPr>
+        <w:t>我保存了文件，为什么网页还没变？</w:t>
       </w:r>
     </w:p>
     <w:p>
       <w:pPr>
         <w:rPr>
-          <w:lang w:eastAsia="zh-CN"/>
-        </w:rPr>
-      </w:pPr>
-      <w:r>
-        <w:t xml:space="preserve">Word </w:t>
-      </w:r>
-      <w:r>
-        <w:t>文档通常不能在</w:t>
-      </w:r>
-      <w:r>
-        <w:t xml:space="preserve"> git diff </w:t>
-      </w:r>
-      <w:r>
-        <w:t>中逐行显示正文；提交前用</w:t>
-      </w:r>
-      <w:r>
-        <w:t xml:space="preserve"> Word </w:t>
-      </w:r>
-      <w:r>
-        <w:t>或</w:t>
-      </w:r>
-      <w:r>
-        <w:t xml:space="preserve"> WPS </w:t>
-      </w:r>
-      <w:proofErr w:type="spellStart"/>
-      <w:r>
-        <w:t>打开检查，并结合</w:t>
-      </w:r>
-      <w:proofErr w:type="spellEnd"/>
-      <w:r>
-        <w:t xml:space="preserve"> git status </w:t>
-      </w:r>
-      <w:proofErr w:type="spellStart"/>
-      <w:r>
-        <w:t>核对文件名</w:t>
-      </w:r>
-      <w:proofErr w:type="spellEnd"/>
-      <w:r>
-        <w:t>。</w:t>
-      </w:r>
-      <w:r>
-        <w:rPr>
-          <w:lang w:eastAsia="zh-CN"/>
-        </w:rPr>
-        <w:t>保存并关闭文档后再提交。</w:t>
+          <w:rFonts w:ascii="Cambria Math" w:hAnsi="Cambria Math" w:hint="eastAsia"/>
+          <w:color w:val="646464"/>
+          <w:lang w:eastAsia="zh-CN"/>
+        </w:rPr>
+      </w:pPr>
+      <w:r>
+        <w:rPr>
+          <w:rFonts w:ascii="Cambria Math" w:hAnsi="Cambria Math"/>
+          <w:color w:val="646464"/>
+          <w:lang w:eastAsia="zh-CN"/>
+        </w:rPr>
+        <w:t>保存只修改电脑上的本地文件。还需要：暂存</w:t>
+      </w:r>
+      <w:r>
+        <w:rPr>
+          <w:rFonts w:ascii="Cambria Math" w:hAnsi="Cambria Math"/>
+          <w:color w:val="646464"/>
+          <w:lang w:eastAsia="zh-CN"/>
+        </w:rPr>
+        <w:t xml:space="preserve"> → commit → push</w:t>
       </w:r>
     </w:p>
     <w:p>
       <w:pPr>
-        <w:pStyle w:val="1"/>
-        <w:rPr>
-          <w:lang w:eastAsia="zh-CN"/>
-        </w:rPr>
-      </w:pPr>
-      <w:r>
-        <w:rPr>
-          <w:lang w:eastAsia="zh-CN"/>
-        </w:rPr>
-        <w:t>提交前自查与待解决问题</w:t>
+        <w:rPr>
+          <w:noProof/>
+          <w:lang w:eastAsia="zh-CN"/>
+        </w:rPr>
+      </w:pPr>
+      <w:r>
+        <w:rPr>
+          <w:rFonts w:hint="eastAsia"/>
+          <w:noProof/>
+          <w:lang w:eastAsia="zh-CN"/>
+        </w:rPr>
+        <w:t>3</w:t>
+      </w:r>
+      <w:r>
+        <w:rPr>
+          <w:rFonts w:hint="eastAsia"/>
+          <w:noProof/>
+          <w:lang w:eastAsia="zh-CN"/>
+        </w:rPr>
+        <w:t>．</w:t>
+      </w:r>
+      <w:r>
+        <w:rPr>
+          <w:rFonts w:hint="eastAsia"/>
+          <w:noProof/>
+          <w:lang w:eastAsia="zh-CN"/>
+        </w:rPr>
+        <w:t>git status</w:t>
+      </w:r>
+      <w:r>
+        <w:rPr>
+          <w:rFonts w:hint="eastAsia"/>
+          <w:noProof/>
+          <w:lang w:eastAsia="zh-CN"/>
+        </w:rPr>
+        <w:t>、</w:t>
+      </w:r>
+      <w:r>
+        <w:rPr>
+          <w:rFonts w:hint="eastAsia"/>
+          <w:noProof/>
+          <w:lang w:eastAsia="zh-CN"/>
+        </w:rPr>
+        <w:t xml:space="preserve">git diff </w:t>
+      </w:r>
+      <w:r>
+        <w:rPr>
+          <w:rFonts w:hint="eastAsia"/>
+          <w:noProof/>
+          <w:lang w:eastAsia="zh-CN"/>
+        </w:rPr>
+        <w:t>和暂存差异分别能看到什么？</w:t>
+      </w:r>
+      <w:r>
+        <w:rPr>
+          <w:noProof/>
+          <w:lang w:eastAsia="zh-CN"/>
+        </w:rPr>
+        <w:t xml:space="preserve"> </w:t>
       </w:r>
     </w:p>
     <w:p>
-      <w:proofErr w:type="gramStart"/>
-      <w:r>
-        <w:t>[  ]</w:t>
-      </w:r>
-      <w:proofErr w:type="gramEnd"/>
-      <w:r>
-        <w:t xml:space="preserve"> </w:t>
-      </w:r>
-      <w:proofErr w:type="spellStart"/>
-      <w:r>
-        <w:t>账号、模板获取、空目录与</w:t>
-      </w:r>
-      <w:proofErr w:type="spellEnd"/>
-      <w:r>
-        <w:t xml:space="preserve"> origin </w:t>
-      </w:r>
-      <w:proofErr w:type="spellStart"/>
-      <w:r>
-        <w:t>已核对</w:t>
-      </w:r>
-      <w:proofErr w:type="spellEnd"/>
-      <w:r>
+      <w:pPr>
+        <w:rPr>
+          <w:rFonts w:ascii="Cambria Math" w:hAnsi="Cambria Math"/>
+          <w:color w:val="646464"/>
+          <w:lang w:eastAsia="zh-CN"/>
+        </w:rPr>
+      </w:pPr>
+      <w:r>
+        <w:rPr>
+          <w:rFonts w:ascii="Cambria Math" w:hAnsi="Cambria Math"/>
+          <w:color w:val="646464"/>
+          <w:lang w:eastAsia="zh-CN"/>
+        </w:rPr>
+        <w:t xml:space="preserve"> git status</w:t>
+      </w:r>
+      <w:r>
+        <w:rPr>
+          <w:rFonts w:ascii="Cambria Math" w:hAnsi="Cambria Math"/>
+          <w:color w:val="646464"/>
+          <w:lang w:eastAsia="zh-CN"/>
+        </w:rPr>
+        <w:t>：概览哪些文件新增、修改、删除，以及是否暂存</w:t>
+      </w:r>
+      <w:r>
+        <w:rPr>
+          <w:rFonts w:ascii="Cambria Math" w:hAnsi="Cambria Math" w:hint="eastAsia"/>
+          <w:color w:val="646464"/>
+          <w:lang w:eastAsia="zh-CN"/>
+        </w:rPr>
+        <w:t>（也可以查看未跟踪的文件）</w:t>
+      </w:r>
+      <w:r>
+        <w:rPr>
+          <w:rFonts w:ascii="Cambria Math" w:hAnsi="Cambria Math"/>
+          <w:color w:val="646464"/>
+          <w:lang w:eastAsia="zh-CN"/>
+        </w:rPr>
         <w:t>。</w:t>
       </w:r>
     </w:p>
     <w:p>
-      <w:r>
-        <w:t>[  ] VS Code</w:t>
-      </w:r>
-      <w:r>
-        <w:t>、</w:t>
-      </w:r>
-      <w:r>
-        <w:t>Git</w:t>
-      </w:r>
-      <w:r>
-        <w:t>、</w:t>
-      </w:r>
-      <w:r>
-        <w:t xml:space="preserve">Conda </w:t>
-      </w:r>
-      <w:r>
-        <w:t>与</w:t>
-      </w:r>
-      <w:r>
-        <w:t xml:space="preserve"> Python 3.11 </w:t>
-      </w:r>
-      <w:r>
-        <w:t>项目解释器可用。</w:t>
+      <w:pPr>
+        <w:rPr>
+          <w:rFonts w:ascii="Cambria Math" w:hAnsi="Cambria Math"/>
+          <w:color w:val="646464"/>
+          <w:lang w:eastAsia="zh-CN"/>
+        </w:rPr>
+      </w:pPr>
+      <w:r>
+        <w:rPr>
+          <w:rFonts w:ascii="Cambria Math" w:hAnsi="Cambria Math"/>
+          <w:color w:val="646464"/>
+          <w:lang w:eastAsia="zh-CN"/>
+        </w:rPr>
+        <w:t>git diff</w:t>
+      </w:r>
+      <w:r>
+        <w:rPr>
+          <w:rFonts w:ascii="Cambria Math" w:hAnsi="Cambria Math"/>
+          <w:color w:val="646464"/>
+          <w:lang w:eastAsia="zh-CN"/>
+        </w:rPr>
+        <w:t>：查看已跟踪但尚未暂存的内容差异。</w:t>
       </w:r>
     </w:p>
     <w:p>
-      <w:r>
-        <w:t xml:space="preserve">[  ] </w:t>
-      </w:r>
-      <w:r>
-        <w:t>已完成</w:t>
-      </w:r>
-      <w:r>
-        <w:t xml:space="preserve"> AI </w:t>
-      </w:r>
-      <w:r>
-        <w:t>基础、新会话交接与一次实际操作核验。</w:t>
+      <w:pPr>
+        <w:rPr>
+          <w:rFonts w:ascii="Cambria Math" w:hAnsi="Cambria Math"/>
+          <w:color w:val="646464"/>
+          <w:lang w:eastAsia="zh-CN"/>
+        </w:rPr>
+      </w:pPr>
+      <w:r>
+        <w:rPr>
+          <w:rFonts w:ascii="Cambria Math" w:hAnsi="Cambria Math"/>
+          <w:color w:val="646464"/>
+          <w:lang w:eastAsia="zh-CN"/>
+        </w:rPr>
+        <w:t>git diff --cached</w:t>
+      </w:r>
+      <w:r>
+        <w:rPr>
+          <w:rFonts w:ascii="Cambria Math" w:hAnsi="Cambria Math"/>
+          <w:color w:val="646464"/>
+          <w:lang w:eastAsia="zh-CN"/>
+        </w:rPr>
+        <w:t>：查看已经暂存、准备进入下一次</w:t>
+      </w:r>
+      <w:r>
+        <w:rPr>
+          <w:rFonts w:ascii="Cambria Math" w:hAnsi="Cambria Math"/>
+          <w:color w:val="646464"/>
+          <w:lang w:eastAsia="zh-CN"/>
+        </w:rPr>
+        <w:t xml:space="preserve"> commit </w:t>
+      </w:r>
+      <w:r>
+        <w:rPr>
+          <w:rFonts w:ascii="Cambria Math" w:hAnsi="Cambria Math"/>
+          <w:color w:val="646464"/>
+          <w:lang w:eastAsia="zh-CN"/>
+        </w:rPr>
+        <w:t>的差异。</w:t>
       </w:r>
     </w:p>
     <w:p>
       <w:pPr>
         <w:rPr>
-          <w:lang w:eastAsia="zh-CN"/>
-        </w:rPr>
-      </w:pPr>
-      <w:r>
-        <w:rPr>
-          <w:lang w:eastAsia="zh-CN"/>
-        </w:rPr>
-        <w:t xml:space="preserve">[  ] </w:t>
-      </w:r>
-      <w:r>
-        <w:rPr>
-          <w:lang w:eastAsia="zh-CN"/>
-        </w:rPr>
-        <w:t>已独立完成</w:t>
-      </w:r>
-      <w:r>
-        <w:rPr>
-          <w:lang w:eastAsia="zh-CN"/>
-        </w:rPr>
-        <w:t xml:space="preserve"> C1—C3</w:t>
-      </w:r>
-      <w:r>
-        <w:rPr>
-          <w:lang w:eastAsia="zh-CN"/>
-        </w:rPr>
-        <w:t>，并能解释自己的图、例子和手算。</w:t>
+          <w:rFonts w:ascii="Cambria Math" w:hAnsi="Cambria Math" w:hint="eastAsia"/>
+          <w:color w:val="646464"/>
+          <w:lang w:eastAsia="zh-CN"/>
+        </w:rPr>
+      </w:pPr>
+      <w:r>
+        <w:rPr>
+          <w:rFonts w:ascii="Cambria Math" w:hAnsi="Cambria Math" w:hint="eastAsia"/>
+          <w:color w:val="646464"/>
+          <w:lang w:eastAsia="zh-CN"/>
+        </w:rPr>
+        <w:t>git add:</w:t>
+      </w:r>
+      <w:r>
+        <w:t xml:space="preserve"> </w:t>
+      </w:r>
+      <w:r>
+        <w:rPr>
+          <w:rFonts w:ascii="Cambria Math" w:hAnsi="Cambria Math"/>
+          <w:color w:val="646464"/>
+          <w:lang w:eastAsia="zh-CN"/>
+        </w:rPr>
+        <w:t>本地</w:t>
+      </w:r>
+      <w:r>
+        <w:rPr>
+          <w:rFonts w:ascii="Cambria Math" w:hAnsi="Cambria Math"/>
+          <w:color w:val="646464"/>
+          <w:lang w:eastAsia="zh-CN"/>
+        </w:rPr>
+        <w:t xml:space="preserve"> Git </w:t>
+      </w:r>
+      <w:r>
+        <w:rPr>
+          <w:rFonts w:ascii="Cambria Math" w:hAnsi="Cambria Math"/>
+          <w:color w:val="646464"/>
+          <w:lang w:eastAsia="zh-CN"/>
+        </w:rPr>
+        <w:t>暂存区会改变，</w:t>
+      </w:r>
+      <w:r>
+        <w:rPr>
+          <w:rFonts w:ascii="Cambria Math" w:hAnsi="Cambria Math"/>
+          <w:color w:val="646464"/>
+          <w:lang w:eastAsia="zh-CN"/>
+        </w:rPr>
+        <w:t xml:space="preserve">Git </w:t>
+      </w:r>
+      <w:r>
+        <w:rPr>
+          <w:rFonts w:ascii="Cambria Math" w:hAnsi="Cambria Math"/>
+          <w:color w:val="646464"/>
+          <w:lang w:eastAsia="zh-CN"/>
+        </w:rPr>
+        <w:t>会把当前文件版本登记为下一次</w:t>
+      </w:r>
+      <w:r>
+        <w:rPr>
+          <w:rFonts w:ascii="Cambria Math" w:hAnsi="Cambria Math"/>
+          <w:color w:val="646464"/>
+          <w:lang w:eastAsia="zh-CN"/>
+        </w:rPr>
+        <w:t xml:space="preserve"> commit </w:t>
+      </w:r>
+      <w:r>
+        <w:rPr>
+          <w:rFonts w:ascii="Cambria Math" w:hAnsi="Cambria Math"/>
+          <w:color w:val="646464"/>
+          <w:lang w:eastAsia="zh-CN"/>
+        </w:rPr>
+        <w:t>的候选内容。</w:t>
+      </w:r>
+      <w:r>
+        <w:rPr>
+          <w:rFonts w:ascii="Cambria Math" w:hAnsi="Cambria Math" w:hint="eastAsia"/>
+          <w:color w:val="646464"/>
+          <w:lang w:eastAsia="zh-CN"/>
+        </w:rPr>
+        <w:t>如，</w:t>
+      </w:r>
+      <w:r>
+        <w:rPr>
+          <w:rFonts w:ascii="Cambria Math" w:hAnsi="Cambria Math" w:hint="eastAsia"/>
+          <w:color w:val="646464"/>
+          <w:lang w:eastAsia="zh-CN"/>
+        </w:rPr>
+        <w:t>git add -- "docs/notes/W01_</w:t>
+      </w:r>
+      <w:r>
+        <w:rPr>
+          <w:rFonts w:ascii="Cambria Math" w:hAnsi="Cambria Math" w:hint="eastAsia"/>
+          <w:color w:val="646464"/>
+          <w:lang w:eastAsia="zh-CN"/>
+        </w:rPr>
+        <w:t>我的作业</w:t>
+      </w:r>
+      <w:r>
+        <w:rPr>
+          <w:rFonts w:ascii="Cambria Math" w:hAnsi="Cambria Math" w:hint="eastAsia"/>
+          <w:color w:val="646464"/>
+          <w:lang w:eastAsia="zh-CN"/>
+        </w:rPr>
+        <w:t>.docx"</w:t>
       </w:r>
     </w:p>
     <w:p>
       <w:pPr>
         <w:rPr>
-          <w:lang w:eastAsia="zh-CN"/>
-        </w:rPr>
-      </w:pPr>
-      <w:r>
-        <w:rPr>
-          <w:lang w:eastAsia="zh-CN"/>
-        </w:rPr>
-        <w:t xml:space="preserve">[  ] </w:t>
-      </w:r>
-      <w:r>
-        <w:rPr>
-          <w:lang w:eastAsia="zh-CN"/>
-        </w:rPr>
-        <w:t>答案和附件已保存到项目内，选择提交的文件与本次作业一致。</w:t>
+          <w:noProof/>
+          <w:lang w:eastAsia="zh-CN"/>
+        </w:rPr>
+      </w:pPr>
+      <w:r>
+        <w:rPr>
+          <w:rFonts w:hint="eastAsia"/>
+          <w:noProof/>
+          <w:lang w:eastAsia="zh-CN"/>
+        </w:rPr>
+        <w:t>4.</w:t>
+      </w:r>
+      <w:r>
+        <w:rPr>
+          <w:rFonts w:hint="eastAsia"/>
+          <w:noProof/>
+          <w:lang w:eastAsia="zh-CN"/>
+        </w:rPr>
+        <w:t>新文件为什么可能不出现在普通</w:t>
+      </w:r>
+      <w:r>
+        <w:rPr>
+          <w:rFonts w:hint="eastAsia"/>
+          <w:noProof/>
+          <w:lang w:eastAsia="zh-CN"/>
+        </w:rPr>
+        <w:t xml:space="preserve"> git diff </w:t>
+      </w:r>
+      <w:r>
+        <w:rPr>
+          <w:rFonts w:hint="eastAsia"/>
+          <w:noProof/>
+          <w:lang w:eastAsia="zh-CN"/>
+        </w:rPr>
+        <w:t>中？</w:t>
       </w:r>
     </w:p>
     <w:p>
       <w:pPr>
         <w:rPr>
-          <w:lang w:eastAsia="zh-CN"/>
-        </w:rPr>
-      </w:pPr>
-      <w:r>
-        <w:rPr>
-          <w:b/>
-          <w:lang w:eastAsia="zh-CN"/>
-        </w:rPr>
-        <w:t>仍不确定的问题：</w:t>
-      </w:r>
-      <w:r>
-        <w:rPr>
-          <w:color w:val="646464"/>
-          <w:lang w:eastAsia="zh-CN"/>
-        </w:rPr>
-        <w:t>[</w:t>
-      </w:r>
-      <w:r>
-        <w:rPr>
-          <w:color w:val="646464"/>
-          <w:lang w:eastAsia="zh-CN"/>
-        </w:rPr>
-        <w:t>填写</w:t>
-      </w:r>
-      <w:r>
-        <w:rPr>
-          <w:color w:val="646464"/>
-          <w:lang w:eastAsia="zh-CN"/>
-        </w:rPr>
-        <w:t>]</w:t>
+          <w:rFonts w:ascii="Cambria Math" w:hAnsi="Cambria Math"/>
+          <w:color w:val="646464"/>
+          <w:lang w:eastAsia="zh-CN"/>
+        </w:rPr>
+      </w:pPr>
+      <w:r>
+        <w:t xml:space="preserve"> </w:t>
+      </w:r>
+      <w:r>
+        <w:rPr>
+          <w:rFonts w:ascii="Cambria Math" w:hAnsi="Cambria Math"/>
+          <w:color w:val="646464"/>
+          <w:lang w:eastAsia="zh-CN"/>
+        </w:rPr>
+        <w:t>因为这个</w:t>
+      </w:r>
+      <w:r>
+        <w:rPr>
+          <w:rFonts w:ascii="Cambria Math" w:hAnsi="Cambria Math"/>
+          <w:color w:val="646464"/>
+          <w:lang w:eastAsia="zh-CN"/>
+        </w:rPr>
+        <w:t xml:space="preserve"> .docx </w:t>
+      </w:r>
+      <w:r>
+        <w:rPr>
+          <w:rFonts w:ascii="Cambria Math" w:hAnsi="Cambria Math"/>
+          <w:color w:val="646464"/>
+          <w:lang w:eastAsia="zh-CN"/>
+        </w:rPr>
+        <w:t>还是未跟踪文件，普通</w:t>
+      </w:r>
+      <w:r>
+        <w:rPr>
+          <w:rFonts w:ascii="Cambria Math" w:hAnsi="Cambria Math"/>
+          <w:color w:val="646464"/>
+          <w:lang w:eastAsia="zh-CN"/>
+        </w:rPr>
+        <w:t xml:space="preserve"> git diff </w:t>
+      </w:r>
+      <w:r>
+        <w:rPr>
+          <w:rFonts w:ascii="Cambria Math" w:hAnsi="Cambria Math"/>
+          <w:color w:val="646464"/>
+          <w:lang w:eastAsia="zh-CN"/>
+        </w:rPr>
+        <w:t>主要比较</w:t>
+      </w:r>
+      <w:r>
+        <w:rPr>
+          <w:rFonts w:ascii="Cambria Math" w:hAnsi="Cambria Math"/>
+          <w:color w:val="646464"/>
+          <w:lang w:eastAsia="zh-CN"/>
+        </w:rPr>
+        <w:t xml:space="preserve"> Git </w:t>
+      </w:r>
+      <w:r>
+        <w:rPr>
+          <w:rFonts w:ascii="Cambria Math" w:hAnsi="Cambria Math"/>
+          <w:color w:val="646464"/>
+          <w:lang w:eastAsia="zh-CN"/>
+        </w:rPr>
+        <w:t>已经跟踪的文件。另外，</w:t>
+      </w:r>
+      <w:r>
+        <w:rPr>
+          <w:rFonts w:ascii="Cambria Math" w:hAnsi="Cambria Math"/>
+          <w:color w:val="646464"/>
+          <w:lang w:eastAsia="zh-CN"/>
+        </w:rPr>
+        <w:t xml:space="preserve">Word </w:t>
+      </w:r>
+      <w:r>
+        <w:rPr>
+          <w:rFonts w:ascii="Cambria Math" w:hAnsi="Cambria Math"/>
+          <w:color w:val="646464"/>
+          <w:lang w:eastAsia="zh-CN"/>
+        </w:rPr>
+        <w:t>文件是压缩的二进制格式，即使暂存后，</w:t>
+      </w:r>
+      <w:r>
+        <w:rPr>
+          <w:rFonts w:ascii="Cambria Math" w:hAnsi="Cambria Math"/>
+          <w:color w:val="646464"/>
+          <w:lang w:eastAsia="zh-CN"/>
+        </w:rPr>
+        <w:t xml:space="preserve">Git </w:t>
+      </w:r>
+      <w:r>
+        <w:rPr>
+          <w:rFonts w:ascii="Cambria Math" w:hAnsi="Cambria Math"/>
+          <w:color w:val="646464"/>
+          <w:lang w:eastAsia="zh-CN"/>
+        </w:rPr>
+        <w:t>通常也不能逐行显示正文变化，所以需要先用</w:t>
+      </w:r>
+      <w:r>
+        <w:rPr>
+          <w:rFonts w:ascii="Cambria Math" w:hAnsi="Cambria Math"/>
+          <w:color w:val="646464"/>
+          <w:lang w:eastAsia="zh-CN"/>
+        </w:rPr>
+        <w:t xml:space="preserve"> Word/WPS</w:t>
+      </w:r>
+      <w:r>
+        <w:rPr>
+          <w:rFonts w:ascii="Cambria Math" w:hAnsi="Cambria Math"/>
+          <w:color w:val="646464"/>
+          <w:lang w:eastAsia="zh-CN"/>
+        </w:rPr>
+        <w:t>核对内容。</w:t>
       </w:r>
     </w:p>
     <w:p>
       <w:pPr>
         <w:rPr>
-          <w:lang w:eastAsia="zh-CN"/>
-        </w:rPr>
-      </w:pPr>
-      <w:r>
+          <w:noProof/>
+          <w:lang w:eastAsia="zh-CN"/>
+        </w:rPr>
+      </w:pPr>
+      <w:r>
+        <w:rPr>
+          <w:rFonts w:hint="eastAsia"/>
+          <w:noProof/>
+          <w:lang w:eastAsia="zh-CN"/>
+        </w:rPr>
+        <w:t>提交后：“</w:t>
+      </w:r>
+      <w:r>
+        <w:rPr>
+          <w:rFonts w:hint="eastAsia"/>
+          <w:noProof/>
+          <w:lang w:eastAsia="zh-CN"/>
+        </w:rPr>
+        <w:t>1.</w:t>
+      </w:r>
+      <w:r>
+        <w:rPr>
+          <w:rFonts w:hint="eastAsia"/>
+          <w:noProof/>
+          <w:lang w:eastAsia="zh-CN"/>
+        </w:rPr>
+        <w:t xml:space="preserve">commit </w:t>
+      </w:r>
+      <w:r>
+        <w:rPr>
+          <w:rFonts w:hint="eastAsia"/>
+          <w:noProof/>
+          <w:lang w:eastAsia="zh-CN"/>
+        </w:rPr>
+        <w:t>已成功但还没</w:t>
+      </w:r>
+      <w:r>
+        <w:rPr>
+          <w:rFonts w:hint="eastAsia"/>
+          <w:noProof/>
+          <w:lang w:eastAsia="zh-CN"/>
+        </w:rPr>
+        <w:t xml:space="preserve"> push</w:t>
+      </w:r>
+      <w:r>
+        <w:rPr>
+          <w:rFonts w:hint="eastAsia"/>
+          <w:noProof/>
+          <w:lang w:eastAsia="zh-CN"/>
+        </w:rPr>
+        <w:t>，另一个人能从</w:t>
+      </w:r>
+      <w:r>
+        <w:rPr>
+          <w:rFonts w:hint="eastAsia"/>
+          <w:noProof/>
+          <w:lang w:eastAsia="zh-CN"/>
+        </w:rPr>
+        <w:t xml:space="preserve"> GitHub </w:t>
+      </w:r>
+      <w:r>
+        <w:rPr>
+          <w:rFonts w:hint="eastAsia"/>
+          <w:noProof/>
+          <w:lang w:eastAsia="zh-CN"/>
+        </w:rPr>
+        <w:t>看到修改吗？</w:t>
+      </w:r>
+    </w:p>
+    <w:p>
+      <w:pPr>
+        <w:rPr>
+          <w:rFonts w:hint="eastAsia"/>
+          <w:noProof/>
+          <w:lang w:eastAsia="zh-CN"/>
+        </w:rPr>
+      </w:pPr>
+      <w:r>
+        <w:rPr>
+          <w:rFonts w:hint="eastAsia"/>
+          <w:noProof/>
+          <w:lang w:eastAsia="zh-CN"/>
+        </w:rPr>
+        <w:t>不能</w:t>
+      </w:r>
+      <w:r>
+        <w:rPr>
+          <w:rFonts w:hint="eastAsia"/>
+          <w:noProof/>
+          <w:lang w:eastAsia="zh-CN"/>
+        </w:rPr>
+        <w:t>，该</w:t>
+      </w:r>
+      <w:r>
+        <w:rPr>
+          <w:rFonts w:hint="eastAsia"/>
+          <w:noProof/>
+          <w:lang w:eastAsia="zh-CN"/>
+        </w:rPr>
+        <w:t>commit</w:t>
+      </w:r>
+      <w:r>
+        <w:rPr>
+          <w:rFonts w:hint="eastAsia"/>
+          <w:noProof/>
+          <w:lang w:eastAsia="zh-CN"/>
+        </w:rPr>
+        <w:t>目前只存在在本地，并未上传到</w:t>
+      </w:r>
+      <w:r>
+        <w:rPr>
+          <w:rFonts w:hint="eastAsia"/>
+          <w:noProof/>
+          <w:lang w:eastAsia="zh-CN"/>
+        </w:rPr>
+        <w:t>github</w:t>
+      </w:r>
+      <w:r>
+        <w:rPr>
+          <w:rFonts w:hint="eastAsia"/>
+          <w:noProof/>
+          <w:lang w:eastAsia="zh-CN"/>
+        </w:rPr>
+        <w:t>；</w:t>
+      </w:r>
+    </w:p>
+    <w:p>
+      <w:pPr>
+        <w:rPr>
+          <w:noProof/>
+          <w:lang w:eastAsia="zh-CN"/>
+        </w:rPr>
+      </w:pPr>
+      <w:r>
+        <w:rPr>
+          <w:rFonts w:hint="eastAsia"/>
+          <w:noProof/>
+          <w:lang w:eastAsia="zh-CN"/>
+        </w:rPr>
+        <w:t>2.</w:t>
+      </w:r>
+      <w:r>
+        <w:rPr>
+          <w:rFonts w:hint="eastAsia"/>
+          <w:noProof/>
+          <w:lang w:eastAsia="zh-CN"/>
+        </w:rPr>
+        <w:t>提交编号表示什么？请让我用自己的话解释。</w:t>
+      </w:r>
+    </w:p>
+    <w:p>
+      <w:pPr>
+        <w:rPr>
+          <w:rFonts w:hint="eastAsia"/>
+          <w:noProof/>
+          <w:lang w:eastAsia="zh-CN"/>
+        </w:rPr>
+      </w:pPr>
+      <w:r>
+        <w:rPr>
+          <w:rFonts w:hint="eastAsia"/>
+          <w:noProof/>
+          <w:lang w:eastAsia="zh-CN"/>
+        </w:rPr>
+        <w:t>编号是</w:t>
+      </w:r>
+      <w:r>
+        <w:rPr>
+          <w:noProof/>
+          <w:lang w:eastAsia="zh-CN"/>
+        </w:rPr>
+        <w:t>完整的</w:t>
+      </w:r>
+      <w:r>
+        <w:rPr>
+          <w:noProof/>
+          <w:lang w:eastAsia="zh-CN"/>
+        </w:rPr>
+        <w:t xml:space="preserve"> 40 </w:t>
+      </w:r>
+      <w:r>
+        <w:rPr>
+          <w:noProof/>
+          <w:lang w:eastAsia="zh-CN"/>
+        </w:rPr>
+        <w:t>位十六进制提交哈希</w:t>
+      </w:r>
+      <w:r>
+        <w:rPr>
+          <w:rFonts w:hint="eastAsia"/>
+          <w:noProof/>
+          <w:lang w:eastAsia="zh-CN"/>
+        </w:rPr>
+        <w:t>，</w:t>
+      </w:r>
+      <w:r>
+        <w:rPr>
+          <w:noProof/>
+          <w:lang w:eastAsia="zh-CN"/>
+        </w:rPr>
+        <w:t>用来唯一识别这次版本记录</w:t>
+      </w:r>
+      <w:r>
+        <w:rPr>
+          <w:rFonts w:hint="eastAsia"/>
+          <w:noProof/>
+          <w:lang w:eastAsia="zh-CN"/>
+        </w:rPr>
+        <w:t>。</w:t>
+      </w:r>
+    </w:p>
+    <w:p>
+      <w:pPr>
+        <w:rPr>
+          <w:noProof/>
+          <w:lang w:eastAsia="zh-CN"/>
+        </w:rPr>
+      </w:pPr>
+      <w:r>
+        <w:rPr>
+          <w:rFonts w:hint="eastAsia"/>
+          <w:noProof/>
+          <w:lang w:eastAsia="zh-CN"/>
+        </w:rPr>
+        <w:t>推送后：</w:t>
+      </w:r>
+    </w:p>
+    <w:p>
+      <w:pPr>
+        <w:rPr>
+          <w:noProof/>
+          <w:lang w:eastAsia="zh-CN"/>
+        </w:rPr>
+      </w:pPr>
+      <w:r>
+        <w:rPr>
+          <w:rFonts w:hint="eastAsia"/>
+          <w:noProof/>
+          <w:lang w:eastAsia="zh-CN"/>
+        </w:rPr>
+        <w:t>1.</w:t>
+      </w:r>
+      <w:r>
+        <w:rPr>
+          <w:rFonts w:hint="eastAsia"/>
+          <w:noProof/>
+          <w:lang w:eastAsia="zh-CN"/>
+        </w:rPr>
+        <w:t>怎样确认这次提交真的到了正确的仓库和分支？</w:t>
+      </w:r>
+    </w:p>
+    <w:p>
+      <w:pPr>
+        <w:rPr>
+          <w:noProof/>
+          <w:lang w:eastAsia="zh-CN"/>
+        </w:rPr>
+      </w:pPr>
+      <w:r>
+        <w:rPr>
+          <w:noProof/>
+          <w:lang w:eastAsia="zh-CN"/>
+        </w:rPr>
+        <w:drawing>
+          <wp:inline distT="0" distB="0" distL="0" distR="0" wp14:anchorId="61EAC342" wp14:editId="0651A8AD">
+            <wp:extent cx="6045511" cy="876345"/>
+            <wp:effectExtent l="0" t="0" r="0" b="0"/>
+            <wp:docPr id="18" name="图片 18"/>
+            <wp:cNvGraphicFramePr>
+              <a:graphicFrameLocks xmlns:a="http://schemas.openxmlformats.org/drawingml/2006/main" noChangeAspect="1"/>
+            </wp:cNvGraphicFramePr>
+            <a:graphic xmlns:a="http://schemas.openxmlformats.org/drawingml/2006/main">
+              <a:graphicData uri="http://schemas.openxmlformats.org/drawingml/2006/picture">
+                <pic:pic xmlns:pic="http://schemas.openxmlformats.org/drawingml/2006/picture">
+                  <pic:nvPicPr>
+                    <pic:cNvPr id="1" name=""/>
+                    <pic:cNvPicPr/>
+                  </pic:nvPicPr>
+                  <pic:blipFill>
+                    <a:blip r:embed="rId14"/>
+                    <a:stretch>
+                      <a:fillRect/>
+                    </a:stretch>
+                  </pic:blipFill>
+                  <pic:spPr>
+                    <a:xfrm>
+                      <a:off x="0" y="0"/>
+                      <a:ext cx="6045511" cy="876345"/>
+                    </a:xfrm>
+                    <a:prstGeom prst="rect">
+                      <a:avLst/>
+                    </a:prstGeom>
+                  </pic:spPr>
+                </pic:pic>
+              </a:graphicData>
+            </a:graphic>
+          </wp:inline>
+        </w:drawing>
+      </w:r>
+    </w:p>
+    <w:p>
+      <w:pPr>
+        <w:rPr>
+          <w:rFonts w:ascii="Cambria Math" w:hAnsi="Cambria Math" w:hint="eastAsia"/>
+          <w:color w:val="646464"/>
+          <w:lang w:eastAsia="zh-CN"/>
+        </w:rPr>
+      </w:pPr>
+      <w:r>
+        <w:rPr>
+          <w:rFonts w:ascii="Cambria Math" w:hAnsi="Cambria Math"/>
+          <w:color w:val="646464"/>
+          <w:lang w:eastAsia="zh-CN"/>
+        </w:rPr>
+        <w:t xml:space="preserve"> push </w:t>
+      </w:r>
+      <w:r>
+        <w:rPr>
+          <w:rFonts w:ascii="Cambria Math" w:hAnsi="Cambria Math"/>
+          <w:color w:val="646464"/>
+          <w:lang w:eastAsia="zh-CN"/>
+        </w:rPr>
+        <w:t>输出中的仓库地址和</w:t>
+      </w:r>
+      <w:r>
+        <w:rPr>
+          <w:rFonts w:ascii="Cambria Math" w:hAnsi="Cambria Math"/>
+          <w:color w:val="646464"/>
+          <w:lang w:eastAsia="zh-CN"/>
+        </w:rPr>
+        <w:t xml:space="preserve"> main -&gt; main</w:t>
+      </w:r>
+      <w:r>
+        <w:rPr>
+          <w:rFonts w:ascii="Cambria Math" w:hAnsi="Cambria Math"/>
+          <w:color w:val="646464"/>
+          <w:lang w:eastAsia="zh-CN"/>
+        </w:rPr>
+        <w:t>；</w:t>
+      </w:r>
+      <w:r>
+        <w:rPr>
+          <w:rFonts w:ascii="Cambria Math" w:hAnsi="Cambria Math"/>
+          <w:color w:val="646464"/>
+          <w:lang w:eastAsia="zh-CN"/>
+        </w:rPr>
+        <w:t xml:space="preserve">git status </w:t>
+      </w:r>
+      <w:r>
+        <w:rPr>
+          <w:rFonts w:ascii="Cambria Math" w:hAnsi="Cambria Math"/>
+          <w:color w:val="646464"/>
+          <w:lang w:eastAsia="zh-CN"/>
+        </w:rPr>
+        <w:t>显示与</w:t>
+      </w:r>
+      <w:r>
+        <w:rPr>
+          <w:rFonts w:ascii="Cambria Math" w:hAnsi="Cambria Math"/>
+          <w:color w:val="646464"/>
+          <w:lang w:eastAsia="zh-CN"/>
+        </w:rPr>
+        <w:t xml:space="preserve"> origin/main </w:t>
+      </w:r>
+      <w:r>
+        <w:rPr>
+          <w:rFonts w:ascii="Cambria Math" w:hAnsi="Cambria Math"/>
+          <w:color w:val="646464"/>
+          <w:lang w:eastAsia="zh-CN"/>
+        </w:rPr>
+        <w:t>同步；</w:t>
+      </w:r>
+      <w:r>
+        <w:rPr>
+          <w:rFonts w:ascii="Cambria Math" w:hAnsi="Cambria Math"/>
+          <w:color w:val="646464"/>
+          <w:lang w:eastAsia="zh-CN"/>
+        </w:rPr>
+        <w:t xml:space="preserve">GitHub </w:t>
+      </w:r>
+      <w:r>
+        <w:rPr>
+          <w:rFonts w:ascii="Cambria Math" w:hAnsi="Cambria Math"/>
+          <w:color w:val="646464"/>
+          <w:lang w:eastAsia="zh-CN"/>
+        </w:rPr>
+        <w:t>网页的个人仓库</w:t>
+      </w:r>
+      <w:r>
+        <w:rPr>
+          <w:rFonts w:ascii="Cambria Math" w:hAnsi="Cambria Math"/>
+          <w:color w:val="646464"/>
+          <w:lang w:eastAsia="zh-CN"/>
+        </w:rPr>
+        <w:t xml:space="preserve"> main </w:t>
+      </w:r>
+      <w:r>
+        <w:rPr>
+          <w:rFonts w:ascii="Cambria Math" w:hAnsi="Cambria Math"/>
+          <w:color w:val="646464"/>
+          <w:lang w:eastAsia="zh-CN"/>
+        </w:rPr>
+        <w:t>分支中出现作业文件；网页提交记录显示提交</w:t>
+      </w:r>
+      <w:r>
+        <w:rPr>
+          <w:rFonts w:ascii="Cambria Math" w:hAnsi="Cambria Math"/>
+          <w:color w:val="646464"/>
+          <w:lang w:eastAsia="zh-CN"/>
+        </w:rPr>
+        <w:t xml:space="preserve"> 5ebd9cd</w:t>
+      </w:r>
+      <w:r>
+        <w:rPr>
+          <w:rFonts w:ascii="Cambria Math" w:hAnsi="Cambria Math"/>
+          <w:color w:val="646464"/>
+          <w:lang w:eastAsia="zh-CN"/>
+        </w:rPr>
+        <w:t>；下载</w:t>
+      </w:r>
+      <w:r>
+        <w:rPr>
+          <w:rFonts w:ascii="Cambria Math" w:hAnsi="Cambria Math"/>
+          <w:color w:val="646464"/>
+          <w:lang w:eastAsia="zh-CN"/>
+        </w:rPr>
+        <w:t xml:space="preserve"> Word </w:t>
+      </w:r>
+      <w:r>
+        <w:rPr>
+          <w:rFonts w:ascii="Cambria Math" w:hAnsi="Cambria Math"/>
+          <w:color w:val="646464"/>
+          <w:lang w:eastAsia="zh-CN"/>
+        </w:rPr>
+        <w:t>文件并打开，确认内容正确。</w:t>
+      </w:r>
+    </w:p>
+    <w:p>
+      <w:pPr>
+        <w:rPr>
+          <w:noProof/>
+          <w:lang w:eastAsia="zh-CN"/>
+        </w:rPr>
+      </w:pPr>
+      <w:r>
+        <w:rPr>
+          <w:rFonts w:hint="eastAsia"/>
+          <w:noProof/>
+          <w:lang w:eastAsia="zh-CN"/>
+        </w:rPr>
+        <w:t>2.</w:t>
+      </w:r>
+      <w:r>
+        <w:rPr>
+          <w:rFonts w:hint="eastAsia"/>
+          <w:noProof/>
+          <w:lang w:eastAsia="zh-CN"/>
+        </w:rPr>
+        <w:t xml:space="preserve">Everything up-to-date </w:t>
+      </w:r>
+      <w:r>
+        <w:rPr>
+          <w:rFonts w:hint="eastAsia"/>
+          <w:noProof/>
+          <w:lang w:eastAsia="zh-CN"/>
+        </w:rPr>
+        <w:t>是否说明我没保存的修改也上传了？</w:t>
+      </w:r>
+    </w:p>
+    <w:p>
+      <w:pPr>
+        <w:rPr>
+          <w:rFonts w:ascii="Cambria Math" w:hAnsi="Cambria Math" w:hint="eastAsia"/>
+          <w:color w:val="646464"/>
+          <w:lang w:eastAsia="zh-CN"/>
+        </w:rPr>
+      </w:pPr>
+      <w:r>
+        <w:rPr>
+          <w:rFonts w:ascii="Cambria Math" w:hAnsi="Cambria Math"/>
+          <w:color w:val="646464"/>
+          <w:lang w:eastAsia="zh-CN"/>
+        </w:rPr>
+        <w:t>不是。它只说明没有新的</w:t>
+      </w:r>
+      <w:r>
+        <w:rPr>
+          <w:rFonts w:ascii="Cambria Math" w:hAnsi="Cambria Math"/>
+          <w:color w:val="646464"/>
+          <w:lang w:eastAsia="zh-CN"/>
+        </w:rPr>
+        <w:t xml:space="preserve"> commit </w:t>
+      </w:r>
+      <w:r>
+        <w:rPr>
+          <w:rFonts w:ascii="Cambria Math" w:hAnsi="Cambria Math"/>
+          <w:color w:val="646464"/>
+          <w:lang w:eastAsia="zh-CN"/>
+        </w:rPr>
+        <w:t>需要推送。以下内容都不会被</w:t>
+      </w:r>
+      <w:r>
+        <w:rPr>
+          <w:rFonts w:ascii="Cambria Math" w:hAnsi="Cambria Math"/>
+          <w:color w:val="646464"/>
+          <w:lang w:eastAsia="zh-CN"/>
+        </w:rPr>
+        <w:t xml:space="preserve"> push</w:t>
+      </w:r>
+      <w:r>
+        <w:rPr>
+          <w:rFonts w:ascii="Cambria Math" w:hAnsi="Cambria Math"/>
+          <w:color w:val="646464"/>
+          <w:lang w:eastAsia="zh-CN"/>
+        </w:rPr>
+        <w:t>：</w:t>
+      </w:r>
+      <w:r>
+        <w:rPr>
+          <w:rFonts w:ascii="Cambria Math" w:hAnsi="Cambria Math"/>
+          <w:color w:val="646464"/>
+          <w:lang w:eastAsia="zh-CN"/>
+        </w:rPr>
+        <w:t xml:space="preserve">Word </w:t>
+      </w:r>
+      <w:r>
+        <w:rPr>
+          <w:rFonts w:ascii="Cambria Math" w:hAnsi="Cambria Math"/>
+          <w:color w:val="646464"/>
+          <w:lang w:eastAsia="zh-CN"/>
+        </w:rPr>
+        <w:t>中尚未保存的修改；已保存但未</w:t>
+      </w:r>
+      <w:r>
+        <w:rPr>
+          <w:rFonts w:ascii="Cambria Math" w:hAnsi="Cambria Math"/>
+          <w:color w:val="646464"/>
+          <w:lang w:eastAsia="zh-CN"/>
+        </w:rPr>
+        <w:t xml:space="preserve"> git add </w:t>
+      </w:r>
+      <w:r>
+        <w:rPr>
+          <w:rFonts w:ascii="Cambria Math" w:hAnsi="Cambria Math"/>
+          <w:color w:val="646464"/>
+          <w:lang w:eastAsia="zh-CN"/>
+        </w:rPr>
+        <w:t>的修改；已暂存但未</w:t>
+      </w:r>
+      <w:r>
+        <w:rPr>
+          <w:rFonts w:ascii="Cambria Math" w:hAnsi="Cambria Math"/>
+          <w:color w:val="646464"/>
+          <w:lang w:eastAsia="zh-CN"/>
+        </w:rPr>
+        <w:t xml:space="preserve"> commit </w:t>
+      </w:r>
+      <w:r>
+        <w:rPr>
+          <w:rFonts w:ascii="Cambria Math" w:hAnsi="Cambria Math"/>
+          <w:color w:val="646464"/>
+          <w:lang w:eastAsia="zh-CN"/>
+        </w:rPr>
+        <w:t>的修改；已修改但未提交的其他文件。</w:t>
+      </w:r>
+    </w:p>
+    <w:p>
+      <w:pPr>
+        <w:rPr>
+          <w:color w:val="646464"/>
+          <w:lang w:eastAsia="zh-CN"/>
+        </w:rPr>
+      </w:pPr>
+      <w:r>
+        <w:rPr>
+          <w:rFonts w:hint="eastAsia"/>
+          <w:noProof/>
+          <w:lang w:eastAsia="zh-CN"/>
+        </w:rPr>
+        <w:t>3.</w:t>
+      </w:r>
+      <w:r>
+        <w:rPr>
+          <w:rFonts w:hint="eastAsia"/>
+          <w:noProof/>
+          <w:lang w:eastAsia="zh-CN"/>
+        </w:rPr>
+        <w:t>推送失败时应该先检查认证、权限、分支还是远程地址？</w:t>
+      </w:r>
+    </w:p>
+    <w:p>
+      <w:pPr>
+        <w:rPr>
+          <w:rFonts w:ascii="Cambria Math" w:hAnsi="Cambria Math" w:hint="eastAsia"/>
+          <w:color w:val="646464"/>
+          <w:lang w:eastAsia="zh-CN"/>
+        </w:rPr>
+      </w:pPr>
+      <w:r>
+        <w:rPr>
+          <w:rFonts w:ascii="Cambria Math" w:hAnsi="Cambria Math"/>
+          <w:color w:val="646464"/>
+          <w:lang w:eastAsia="zh-CN"/>
+        </w:rPr>
+        <w:t xml:space="preserve"> </w:t>
+      </w:r>
+      <w:r>
+        <w:rPr>
+          <w:rFonts w:ascii="Cambria Math" w:hAnsi="Cambria Math" w:hint="eastAsia"/>
+          <w:color w:val="646464"/>
+          <w:lang w:eastAsia="zh-CN"/>
+        </w:rPr>
+        <w:t>常见检查项有：</w:t>
+      </w:r>
+      <w:r>
+        <w:rPr>
+          <w:rFonts w:ascii="Cambria Math" w:hAnsi="Cambria Math"/>
+          <w:color w:val="646464"/>
+          <w:lang w:eastAsia="zh-CN"/>
+        </w:rPr>
+        <w:t>网络连接；</w:t>
+      </w:r>
+      <w:r>
+        <w:rPr>
+          <w:rFonts w:ascii="Cambria Math" w:hAnsi="Cambria Math"/>
+          <w:color w:val="646464"/>
+          <w:lang w:eastAsia="zh-CN"/>
+        </w:rPr>
+        <w:t xml:space="preserve">  </w:t>
+      </w:r>
+      <w:r>
+        <w:rPr>
+          <w:rFonts w:ascii="Cambria Math" w:hAnsi="Cambria Math"/>
+          <w:color w:val="646464"/>
+          <w:lang w:eastAsia="zh-CN"/>
+        </w:rPr>
+        <w:t>远程地址；当前分支及推送目标；</w:t>
+      </w:r>
+      <w:r>
+        <w:rPr>
+          <w:rFonts w:ascii="Cambria Math" w:hAnsi="Cambria Math"/>
+          <w:color w:val="646464"/>
+          <w:lang w:eastAsia="zh-CN"/>
+        </w:rPr>
+        <w:t xml:space="preserve"> GitHub </w:t>
+      </w:r>
+      <w:r>
+        <w:rPr>
+          <w:rFonts w:ascii="Cambria Math" w:hAnsi="Cambria Math"/>
+          <w:color w:val="646464"/>
+          <w:lang w:eastAsia="zh-CN"/>
+        </w:rPr>
+        <w:t>认证；仓库写入权限；远程是否有本地尚未获取的新提交。</w:t>
+      </w:r>
+    </w:p>
+    <w:p>
+      <w:pPr>
         <w:rPr>
           <w:b/>
           <w:lang w:eastAsia="zh-CN"/>
         </w:rPr>
+      </w:pPr>
+      <w:r>
+        <w:rPr>
+          <w:b/>
+          <w:lang w:eastAsia="zh-CN"/>
+        </w:rPr>
+        <w:t>我对保存、暂存、</w:t>
+      </w:r>
+      <w:r>
+        <w:rPr>
+          <w:b/>
+          <w:lang w:eastAsia="zh-CN"/>
+        </w:rPr>
+        <w:t>commit</w:t>
+      </w:r>
+      <w:r>
+        <w:rPr>
+          <w:b/>
+          <w:lang w:eastAsia="zh-CN"/>
+        </w:rPr>
+        <w:t>、</w:t>
+      </w:r>
+      <w:r>
+        <w:rPr>
+          <w:b/>
+          <w:lang w:eastAsia="zh-CN"/>
+        </w:rPr>
+        <w:t xml:space="preserve">push </w:t>
+      </w:r>
+      <w:r>
+        <w:rPr>
+          <w:b/>
+          <w:lang w:eastAsia="zh-CN"/>
+        </w:rPr>
+        <w:t>的解释：</w:t>
+      </w:r>
+    </w:p>
+    <w:p>
+      <w:pPr>
+        <w:rPr>
+          <w:color w:val="646464"/>
+          <w:lang w:eastAsia="zh-CN"/>
+        </w:rPr>
+      </w:pPr>
+      <w:r>
+        <w:rPr>
+          <w:color w:val="646464"/>
+          <w:lang w:eastAsia="zh-CN"/>
+        </w:rPr>
+        <w:t>[</w:t>
+      </w:r>
+      <w:r>
+        <w:rPr>
+          <w:color w:val="646464"/>
+          <w:lang w:eastAsia="zh-CN"/>
+        </w:rPr>
+        <w:t xml:space="preserve"> </w:t>
+      </w:r>
+      <w:r>
+        <w:rPr>
+          <w:b/>
+          <w:bCs/>
+          <w:color w:val="646464"/>
+          <w:lang w:eastAsia="zh-CN"/>
+        </w:rPr>
+        <w:t>保存</w:t>
+      </w:r>
+      <w:r>
+        <w:rPr>
+          <w:color w:val="646464"/>
+          <w:lang w:eastAsia="zh-CN"/>
+        </w:rPr>
+        <w:t>：</w:t>
+      </w:r>
+      <w:r>
+        <w:rPr>
+          <w:color w:val="646464"/>
+          <w:lang w:eastAsia="zh-CN"/>
+        </w:rPr>
+        <w:t xml:space="preserve">Word </w:t>
+      </w:r>
+      <w:r>
+        <w:rPr>
+          <w:color w:val="646464"/>
+          <w:lang w:eastAsia="zh-CN"/>
+        </w:rPr>
+        <w:t>把修改写入本地</w:t>
+      </w:r>
+      <w:r>
+        <w:rPr>
+          <w:color w:val="646464"/>
+          <w:lang w:eastAsia="zh-CN"/>
+        </w:rPr>
+        <w:t xml:space="preserve"> .docx </w:t>
+      </w:r>
+      <w:r>
+        <w:rPr>
+          <w:color w:val="646464"/>
+          <w:lang w:eastAsia="zh-CN"/>
+        </w:rPr>
+        <w:t>文件，</w:t>
+      </w:r>
+      <w:r>
+        <w:rPr>
+          <w:color w:val="646464"/>
+          <w:lang w:eastAsia="zh-CN"/>
+        </w:rPr>
+        <w:t xml:space="preserve">GitHub </w:t>
+      </w:r>
+      <w:r>
+        <w:rPr>
+          <w:color w:val="646464"/>
+          <w:lang w:eastAsia="zh-CN"/>
+        </w:rPr>
+        <w:t>不会变化。</w:t>
+      </w:r>
+    </w:p>
+    <w:p>
+      <w:pPr>
+        <w:rPr>
+          <w:color w:val="646464"/>
+          <w:lang w:eastAsia="zh-CN"/>
+        </w:rPr>
+      </w:pPr>
+      <w:r>
+        <w:rPr>
+          <w:color w:val="646464"/>
+          <w:lang w:eastAsia="zh-CN"/>
+        </w:rPr>
+        <w:t xml:space="preserve"> </w:t>
+      </w:r>
+      <w:r>
+        <w:rPr>
+          <w:b/>
+          <w:bCs/>
+          <w:color w:val="646464"/>
+          <w:lang w:eastAsia="zh-CN"/>
+        </w:rPr>
+        <w:t>暂存</w:t>
+      </w:r>
+      <w:r>
+        <w:rPr>
+          <w:color w:val="646464"/>
+          <w:lang w:eastAsia="zh-CN"/>
+        </w:rPr>
+        <w:t>：选择哪些本地修改进入下一次</w:t>
+      </w:r>
+      <w:r>
+        <w:rPr>
+          <w:color w:val="646464"/>
+          <w:lang w:eastAsia="zh-CN"/>
+        </w:rPr>
+        <w:t xml:space="preserve"> commit</w:t>
+      </w:r>
+      <w:r>
+        <w:rPr>
+          <w:color w:val="646464"/>
+          <w:lang w:eastAsia="zh-CN"/>
+        </w:rPr>
+        <w:t>，仍未上传。</w:t>
+      </w:r>
+    </w:p>
+    <w:p>
+      <w:pPr>
+        <w:rPr>
+          <w:color w:val="646464"/>
+          <w:lang w:eastAsia="zh-CN"/>
+        </w:rPr>
+      </w:pPr>
+      <w:r>
+        <w:rPr>
+          <w:b/>
+          <w:bCs/>
+          <w:color w:val="646464"/>
+          <w:lang w:eastAsia="zh-CN"/>
+        </w:rPr>
+        <w:lastRenderedPageBreak/>
+        <w:t>commit</w:t>
+      </w:r>
+      <w:r>
+        <w:rPr>
+          <w:color w:val="646464"/>
+          <w:lang w:eastAsia="zh-CN"/>
+        </w:rPr>
+        <w:t>：在本地仓库形成一个带编号的版本记录，</w:t>
+      </w:r>
+      <w:r>
+        <w:rPr>
+          <w:color w:val="646464"/>
+          <w:lang w:eastAsia="zh-CN"/>
+        </w:rPr>
+        <w:t>GitHub</w:t>
+      </w:r>
+      <w:r>
+        <w:rPr>
+          <w:color w:val="646464"/>
+          <w:lang w:eastAsia="zh-CN"/>
+        </w:rPr>
+        <w:t>仍不会自动变化。</w:t>
+      </w:r>
+    </w:p>
+    <w:p>
+      <w:pPr>
+        <w:rPr>
+          <w:lang w:eastAsia="zh-CN"/>
+        </w:rPr>
+      </w:pPr>
+      <w:r>
+        <w:rPr>
+          <w:b/>
+          <w:bCs/>
+          <w:color w:val="646464"/>
+          <w:lang w:eastAsia="zh-CN"/>
+        </w:rPr>
+        <w:t>push</w:t>
+      </w:r>
+      <w:r>
+        <w:rPr>
+          <w:color w:val="646464"/>
+          <w:lang w:eastAsia="zh-CN"/>
+        </w:rPr>
+        <w:t>：把本地</w:t>
+      </w:r>
+      <w:r>
+        <w:rPr>
+          <w:color w:val="646464"/>
+          <w:lang w:eastAsia="zh-CN"/>
+        </w:rPr>
+        <w:t xml:space="preserve"> commit </w:t>
+      </w:r>
+      <w:r>
+        <w:rPr>
+          <w:color w:val="646464"/>
+          <w:lang w:eastAsia="zh-CN"/>
+        </w:rPr>
+        <w:t>发送到远程</w:t>
+      </w:r>
+      <w:r>
+        <w:rPr>
+          <w:color w:val="646464"/>
+          <w:lang w:eastAsia="zh-CN"/>
+        </w:rPr>
+        <w:t xml:space="preserve"> GitHub </w:t>
+      </w:r>
+      <w:r>
+        <w:rPr>
+          <w:color w:val="646464"/>
+          <w:lang w:eastAsia="zh-CN"/>
+        </w:rPr>
+        <w:t>仓库。</w:t>
+      </w:r>
+      <w:r>
+        <w:rPr>
+          <w:color w:val="646464"/>
+          <w:lang w:eastAsia="zh-CN"/>
+        </w:rPr>
+        <w:t>]</w:t>
+      </w:r>
+    </w:p>
+    <w:p>
+      <w:pPr>
+        <w:rPr>
+          <w:b/>
+          <w:lang w:eastAsia="zh-CN"/>
+        </w:rPr>
+      </w:pPr>
+      <w:r>
+        <w:rPr>
+          <w:b/>
+          <w:lang w:eastAsia="zh-CN"/>
+        </w:rPr>
+        <w:t>本次选择提交的文件；我检查了哪些内容：</w:t>
+      </w:r>
+    </w:p>
+    <w:p>
+      <w:pPr>
+        <w:rPr>
+          <w:color w:val="646464"/>
+          <w:lang w:eastAsia="zh-CN"/>
+        </w:rPr>
+      </w:pPr>
+      <w:r>
+        <w:rPr>
+          <w:color w:val="646464"/>
+          <w:lang w:eastAsia="zh-CN"/>
+        </w:rPr>
+        <w:t>[</w:t>
+      </w:r>
+      <w:r>
+        <w:rPr>
+          <w:color w:val="646464"/>
+          <w:lang w:eastAsia="zh-CN"/>
+        </w:rPr>
+        <w:t>docs/notes/W01_</w:t>
+      </w:r>
+      <w:r>
+        <w:rPr>
+          <w:color w:val="646464"/>
+          <w:lang w:eastAsia="zh-CN"/>
+        </w:rPr>
+        <w:t>我的作业</w:t>
+      </w:r>
+      <w:r>
+        <w:rPr>
+          <w:color w:val="646464"/>
+          <w:lang w:eastAsia="zh-CN"/>
+        </w:rPr>
+        <w:t>.docx</w:t>
+      </w:r>
+      <w:r>
+        <w:rPr>
+          <w:rFonts w:hint="eastAsia"/>
+          <w:color w:val="646464"/>
+          <w:lang w:eastAsia="zh-CN"/>
+        </w:rPr>
+        <w:t>；</w:t>
+      </w:r>
+    </w:p>
+    <w:p>
+      <w:pPr>
+        <w:rPr>
+          <w:color w:val="646464"/>
+          <w:lang w:eastAsia="zh-CN"/>
+        </w:rPr>
+      </w:pPr>
+      <w:r>
+        <w:rPr>
+          <w:color w:val="646464"/>
+          <w:lang w:eastAsia="zh-CN"/>
+        </w:rPr>
+        <w:t>我用</w:t>
+      </w:r>
+      <w:r>
+        <w:rPr>
+          <w:color w:val="646464"/>
+          <w:lang w:eastAsia="zh-CN"/>
+        </w:rPr>
+        <w:t xml:space="preserve"> Word/WPS </w:t>
+      </w:r>
+      <w:r>
+        <w:rPr>
+          <w:color w:val="646464"/>
+          <w:lang w:eastAsia="zh-CN"/>
+        </w:rPr>
+        <w:t>打开并检查了文件名、姓名、学习目标、作业答案和版面，保存并重新打开确认内容仍然存在；使用</w:t>
+      </w:r>
+      <w:r>
+        <w:rPr>
+          <w:color w:val="646464"/>
+          <w:lang w:eastAsia="zh-CN"/>
+        </w:rPr>
+        <w:t xml:space="preserve"> git status </w:t>
+      </w:r>
+      <w:r>
+        <w:rPr>
+          <w:color w:val="646464"/>
+          <w:lang w:eastAsia="zh-CN"/>
+        </w:rPr>
+        <w:t>和</w:t>
+      </w:r>
+      <w:r>
+        <w:rPr>
+          <w:color w:val="646464"/>
+          <w:lang w:eastAsia="zh-CN"/>
+        </w:rPr>
+        <w:t xml:space="preserve"> git diff --cached --name-status </w:t>
+      </w:r>
+      <w:r>
+        <w:rPr>
+          <w:color w:val="646464"/>
+          <w:lang w:eastAsia="zh-CN"/>
+        </w:rPr>
+        <w:t>确认暂存区中只有这一份作业文件</w:t>
+      </w:r>
+      <w:r>
+        <w:rPr>
+          <w:color w:val="646464"/>
+          <w:lang w:eastAsia="zh-CN"/>
+        </w:rPr>
+        <w:t>]</w:t>
+      </w:r>
+    </w:p>
+    <w:p>
+      <w:pPr>
+        <w:rPr>
+          <w:b/>
+          <w:lang w:eastAsia="zh-CN"/>
+        </w:rPr>
+      </w:pPr>
+      <w:proofErr w:type="spellStart"/>
+      <w:r>
+        <w:rPr>
+          <w:b/>
+        </w:rPr>
+        <w:t>准备执行的</w:t>
+      </w:r>
+      <w:proofErr w:type="spellEnd"/>
+      <w:r>
+        <w:rPr>
+          <w:b/>
+        </w:rPr>
+        <w:t xml:space="preserve"> commit </w:t>
+      </w:r>
+      <w:r>
+        <w:rPr>
+          <w:b/>
+        </w:rPr>
+        <w:t>与</w:t>
+      </w:r>
+      <w:r>
+        <w:rPr>
+          <w:b/>
+        </w:rPr>
+        <w:t xml:space="preserve"> push </w:t>
+      </w:r>
+      <w:proofErr w:type="spellStart"/>
+      <w:r>
+        <w:rPr>
+          <w:b/>
+        </w:rPr>
+        <w:t>命令（不含令牌</w:t>
+      </w:r>
+      <w:proofErr w:type="spellEnd"/>
+      <w:r>
+        <w:rPr>
+          <w:b/>
+        </w:rPr>
+        <w:t>）：</w:t>
+      </w:r>
+    </w:p>
+    <w:p>
+      <w:pPr>
+        <w:rPr>
+          <w:color w:val="646464"/>
+        </w:rPr>
+      </w:pPr>
+      <w:r>
+        <w:rPr>
+          <w:color w:val="646464"/>
+        </w:rPr>
+        <w:t>[</w:t>
+      </w:r>
+      <w:r>
+        <w:rPr>
+          <w:color w:val="646464"/>
+        </w:rPr>
+        <w:t>git commit -m "Add week 1 homework"</w:t>
+      </w:r>
+    </w:p>
+    <w:p>
+      <w:pPr>
+        <w:rPr>
+          <w:color w:val="646464"/>
+        </w:rPr>
+      </w:pPr>
+      <w:r>
+        <w:rPr>
+          <w:color w:val="646464"/>
+        </w:rPr>
+        <w:t>git push origin main</w:t>
+      </w:r>
+      <w:r>
+        <w:rPr>
+          <w:color w:val="646464"/>
+        </w:rPr>
+        <w:t>]</w:t>
+      </w:r>
+    </w:p>
+    <w:p>
+      <w:pPr>
+        <w:rPr>
+          <w:b/>
+          <w:lang w:eastAsia="zh-CN"/>
+        </w:rPr>
+      </w:pPr>
+      <w:proofErr w:type="spellStart"/>
+      <w:r>
+        <w:rPr>
+          <w:b/>
+        </w:rPr>
+        <w:t>当前分支；</w:t>
+      </w:r>
+      <w:r>
+        <w:rPr>
+          <w:b/>
+        </w:rPr>
+        <w:t>origin</w:t>
+      </w:r>
+      <w:proofErr w:type="spellEnd"/>
+      <w:r>
+        <w:rPr>
+          <w:b/>
+        </w:rPr>
+        <w:t xml:space="preserve"> </w:t>
+      </w:r>
+      <w:proofErr w:type="spellStart"/>
+      <w:r>
+        <w:rPr>
+          <w:b/>
+        </w:rPr>
+        <w:t>指向的个人仓库</w:t>
+      </w:r>
+      <w:proofErr w:type="spellEnd"/>
+      <w:r>
+        <w:rPr>
+          <w:b/>
+        </w:rPr>
+        <w:t>：</w:t>
+      </w:r>
+    </w:p>
+    <w:p>
+      <w:pPr>
+        <w:rPr>
+          <w:color w:val="646464"/>
+        </w:rPr>
+      </w:pPr>
+      <w:r>
+        <w:rPr>
+          <w:color w:val="646464"/>
+        </w:rPr>
+        <w:t>[</w:t>
+      </w:r>
+      <w:r>
+        <w:rPr>
+          <w:color w:val="646464"/>
+        </w:rPr>
+        <w:t>origin</w:t>
+      </w:r>
+      <w:r>
+        <w:rPr>
+          <w:color w:val="646464"/>
+        </w:rPr>
+        <w:t>：</w:t>
+      </w:r>
+      <w:r>
+        <w:rPr>
+          <w:color w:val="646464"/>
+        </w:rPr>
+        <w:t>https://github.com/ruoxuandai75-art/wafer-scheduling-homework.git</w:t>
+      </w:r>
+      <w:r>
+        <w:rPr>
+          <w:color w:val="646464"/>
+        </w:rPr>
+        <w:t>]</w:t>
+      </w:r>
+    </w:p>
+    <w:p>
+      <w:pPr>
+        <w:rPr>
+          <w:lang w:eastAsia="zh-CN"/>
+        </w:rPr>
+      </w:pPr>
+      <w:r>
+        <w:t xml:space="preserve">Word </w:t>
+      </w:r>
+      <w:r>
+        <w:t>文档通常不能在</w:t>
+      </w:r>
+      <w:r>
+        <w:t xml:space="preserve"> git diff </w:t>
+      </w:r>
+      <w:r>
+        <w:t>中逐行显示正文；提交前用</w:t>
+      </w:r>
+      <w:r>
+        <w:t xml:space="preserve"> Word </w:t>
+      </w:r>
+      <w:r>
+        <w:t>或</w:t>
+      </w:r>
+      <w:r>
+        <w:t xml:space="preserve"> WPS </w:t>
+      </w:r>
+      <w:proofErr w:type="spellStart"/>
+      <w:r>
+        <w:t>打开检查，并结合</w:t>
+      </w:r>
+      <w:proofErr w:type="spellEnd"/>
+      <w:r>
+        <w:t xml:space="preserve"> git status </w:t>
+      </w:r>
+      <w:proofErr w:type="spellStart"/>
+      <w:r>
+        <w:t>核对文件名</w:t>
+      </w:r>
+      <w:proofErr w:type="spellEnd"/>
+      <w:r>
+        <w:t>。</w:t>
+      </w:r>
+      <w:r>
+        <w:rPr>
+          <w:lang w:eastAsia="zh-CN"/>
+        </w:rPr>
+        <w:t>保存并关闭文档后再提交。</w:t>
+      </w:r>
+    </w:p>
+    <w:p>
+      <w:pPr>
+        <w:pStyle w:val="1"/>
+        <w:rPr>
+          <w:lang w:eastAsia="zh-CN"/>
+        </w:rPr>
+      </w:pPr>
+      <w:r>
+        <w:rPr>
+          <w:lang w:eastAsia="zh-CN"/>
+        </w:rPr>
+        <w:t>提交前自查与待解决问题</w:t>
+      </w:r>
+    </w:p>
+    <w:p>
+      <w:r>
+        <w:t>[</w:t>
+      </w:r>
+      <w:r>
+        <w:rPr>
+          <w:rFonts w:hint="eastAsia"/>
+          <w:lang w:eastAsia="zh-CN"/>
+        </w:rPr>
+        <w:t>√</w:t>
+      </w:r>
+      <w:r>
+        <w:t xml:space="preserve"> ] </w:t>
+      </w:r>
+      <w:proofErr w:type="spellStart"/>
+      <w:r>
+        <w:t>账号、模板获取、空目录与</w:t>
+      </w:r>
+      <w:proofErr w:type="spellEnd"/>
+      <w:r>
+        <w:t xml:space="preserve"> origin </w:t>
+      </w:r>
+      <w:proofErr w:type="spellStart"/>
+      <w:r>
+        <w:t>已核对</w:t>
+      </w:r>
+      <w:proofErr w:type="spellEnd"/>
+      <w:r>
+        <w:t>。</w:t>
+      </w:r>
+    </w:p>
+    <w:p>
+      <w:r>
+        <w:t>[</w:t>
+      </w:r>
+      <w:r>
+        <w:rPr>
+          <w:rFonts w:hint="eastAsia"/>
+          <w:lang w:eastAsia="zh-CN"/>
+        </w:rPr>
+        <w:t>√</w:t>
+      </w:r>
+      <w:r>
+        <w:t xml:space="preserve">] VS </w:t>
+      </w:r>
+      <w:proofErr w:type="spellStart"/>
+      <w:r>
+        <w:t>Code</w:t>
+      </w:r>
+      <w:r>
+        <w:t>、</w:t>
+      </w:r>
+      <w:r>
+        <w:t>Git</w:t>
+      </w:r>
+      <w:r>
+        <w:t>、</w:t>
+      </w:r>
+      <w:r>
+        <w:t>Conda</w:t>
+      </w:r>
+      <w:proofErr w:type="spellEnd"/>
+      <w:r>
+        <w:t xml:space="preserve"> </w:t>
+      </w:r>
+      <w:r>
+        <w:t>与</w:t>
+      </w:r>
+      <w:r>
+        <w:t xml:space="preserve"> Python 3.11 </w:t>
+      </w:r>
+      <w:proofErr w:type="spellStart"/>
+      <w:r>
+        <w:t>项目解释器可用</w:t>
+      </w:r>
+      <w:proofErr w:type="spellEnd"/>
+      <w:r>
+        <w:t>。</w:t>
+      </w:r>
+    </w:p>
+    <w:p>
+      <w:pPr>
+        <w:rPr>
+          <w:lang w:eastAsia="zh-CN"/>
+        </w:rPr>
+      </w:pPr>
+      <w:r>
+        <w:rPr>
+          <w:lang w:eastAsia="zh-CN"/>
+        </w:rPr>
+        <w:t>[</w:t>
+      </w:r>
+      <w:r>
+        <w:rPr>
+          <w:rFonts w:hint="eastAsia"/>
+          <w:lang w:eastAsia="zh-CN"/>
+        </w:rPr>
+        <w:t>√</w:t>
+      </w:r>
+      <w:r>
+        <w:rPr>
+          <w:lang w:eastAsia="zh-CN"/>
+        </w:rPr>
+        <w:t xml:space="preserve">] </w:t>
+      </w:r>
+      <w:r>
+        <w:rPr>
+          <w:lang w:eastAsia="zh-CN"/>
+        </w:rPr>
+        <w:t>已完成</w:t>
+      </w:r>
+      <w:r>
+        <w:rPr>
+          <w:lang w:eastAsia="zh-CN"/>
+        </w:rPr>
+        <w:t xml:space="preserve"> AI </w:t>
+      </w:r>
+      <w:r>
+        <w:rPr>
+          <w:lang w:eastAsia="zh-CN"/>
+        </w:rPr>
+        <w:t>基础、新会话交接与一次实际操作核验。</w:t>
+      </w:r>
+    </w:p>
+    <w:p>
+      <w:pPr>
+        <w:rPr>
+          <w:lang w:eastAsia="zh-CN"/>
+        </w:rPr>
+      </w:pPr>
+      <w:r>
+        <w:rPr>
+          <w:lang w:eastAsia="zh-CN"/>
+        </w:rPr>
+        <w:t>[</w:t>
+      </w:r>
+      <w:r>
+        <w:rPr>
+          <w:rFonts w:hint="eastAsia"/>
+          <w:lang w:eastAsia="zh-CN"/>
+        </w:rPr>
+        <w:t>√</w:t>
+      </w:r>
+      <w:r>
+        <w:rPr>
+          <w:lang w:eastAsia="zh-CN"/>
+        </w:rPr>
+        <w:t xml:space="preserve">] </w:t>
+      </w:r>
+      <w:r>
+        <w:rPr>
+          <w:lang w:eastAsia="zh-CN"/>
+        </w:rPr>
+        <w:t>已独立完成</w:t>
+      </w:r>
+      <w:r>
+        <w:rPr>
+          <w:lang w:eastAsia="zh-CN"/>
+        </w:rPr>
+        <w:t xml:space="preserve"> C1—C3</w:t>
+      </w:r>
+      <w:r>
+        <w:rPr>
+          <w:lang w:eastAsia="zh-CN"/>
+        </w:rPr>
+        <w:t>，并能解释自己的图、例子和手算。</w:t>
+      </w:r>
+    </w:p>
+    <w:p>
+      <w:pPr>
+        <w:rPr>
+          <w:lang w:eastAsia="zh-CN"/>
+        </w:rPr>
+      </w:pPr>
+      <w:r>
+        <w:rPr>
+          <w:lang w:eastAsia="zh-CN"/>
+        </w:rPr>
+        <w:t>[</w:t>
+      </w:r>
+      <w:r>
+        <w:rPr>
+          <w:rFonts w:hint="eastAsia"/>
+          <w:lang w:eastAsia="zh-CN"/>
+        </w:rPr>
+        <w:t>√</w:t>
+      </w:r>
+      <w:r>
+        <w:rPr>
+          <w:lang w:eastAsia="zh-CN"/>
+        </w:rPr>
+        <w:t xml:space="preserve"> ] </w:t>
+      </w:r>
+      <w:r>
+        <w:rPr>
+          <w:lang w:eastAsia="zh-CN"/>
+        </w:rPr>
+        <w:t>答案和附件已保存到项目内，选择提交的文件与本次作业一致。</w:t>
+      </w:r>
+    </w:p>
+    <w:p>
+      <w:pPr>
+        <w:rPr>
+          <w:lang w:eastAsia="zh-CN"/>
+        </w:rPr>
+      </w:pPr>
+      <w:r>
+        <w:rPr>
+          <w:b/>
+          <w:lang w:eastAsia="zh-CN"/>
+        </w:rPr>
+        <w:t>仍不确定的问题：</w:t>
+      </w:r>
+      <w:r>
+        <w:rPr>
+          <w:color w:val="646464"/>
+          <w:lang w:eastAsia="zh-CN"/>
+        </w:rPr>
+        <w:t>[</w:t>
+      </w:r>
+      <w:r>
+        <w:rPr>
+          <w:rFonts w:hint="eastAsia"/>
+          <w:color w:val="646464"/>
+          <w:lang w:eastAsia="zh-CN"/>
+        </w:rPr>
+        <w:t>无</w:t>
+      </w:r>
+      <w:r>
+        <w:rPr>
+          <w:color w:val="646464"/>
+          <w:lang w:eastAsia="zh-CN"/>
+        </w:rPr>
+        <w:t>]</w:t>
+      </w:r>
+    </w:p>
+    <w:p>
+      <w:pPr>
+        <w:rPr>
+          <w:lang w:eastAsia="zh-CN"/>
+        </w:rPr>
+      </w:pPr>
+      <w:r>
+        <w:rPr>
+          <w:b/>
+          <w:lang w:eastAsia="zh-CN"/>
+        </w:rPr>
         <w:t>未完成项、报错与补做计划（没有则写</w:t>
       </w:r>
       <w:r>
@@ -6940,10 +10697,11 @@
       </w:r>
       <w:r>
         <w:rPr>
-          <w:color w:val="646464"/>
-          <w:lang w:eastAsia="zh-CN"/>
-        </w:rPr>
-        <w:t>填写</w:t>
+          <w:rFonts w:hint="eastAsia"/>
+          <w:color w:val="646464"/>
+          <w:lang w:eastAsia="zh-CN"/>
+        </w:rPr>
+        <w:t>无</w:t>
       </w:r>
       <w:r>
         <w:rPr>
@@ -6981,21 +10739,36 @@
       </w:r>
     </w:p>
     <w:p>
+      <w:pPr>
+        <w:rPr>
+          <w:lang w:eastAsia="zh-CN"/>
+        </w:rPr>
+      </w:pPr>
       <w:r>
         <w:t>个人仓库链接：</w:t>
       </w:r>
       <w:r>
+        <w:t>https://github.com/ruoxuandai75-art/wafer-scheduling-homework</w:t>
+      </w:r>
+      <w:r>
         <w:br/>
       </w:r>
+      <w:proofErr w:type="spellStart"/>
       <w:r>
         <w:t>实际分支：</w:t>
       </w:r>
       <w:r>
+        <w:t>main</w:t>
+      </w:r>
+      <w:proofErr w:type="spellEnd"/>
+      <w:r>
         <w:br/>
       </w:r>
+      <w:proofErr w:type="spellStart"/>
       <w:r>
         <w:t>包含答案的完整</w:t>
       </w:r>
+      <w:proofErr w:type="spellEnd"/>
       <w:r>
         <w:t xml:space="preserve"> commit </w:t>
       </w:r>
@@ -7003,13 +10776,21 @@
         <w:t>编号：</w:t>
       </w:r>
       <w:r>
+        <w:t>5ebd9cdfb1732e9f6dfb81b2ffba322e25e7a42b</w:t>
+      </w:r>
+      <w:r>
         <w:br/>
       </w:r>
+      <w:proofErr w:type="spellStart"/>
       <w:r>
         <w:t>作业相对路径：</w:t>
       </w:r>
       <w:r>
-        <w:t>docs/notes/W01_</w:t>
+        <w:t>docs</w:t>
+      </w:r>
+      <w:proofErr w:type="spellEnd"/>
+      <w:r>
+        <w:t>/notes/W01_</w:t>
       </w:r>
       <w:r>
         <w:t>我的作业</w:t>
@@ -7018,30 +10799,86 @@
         <w:t>.docx</w:t>
       </w:r>
       <w:r>
-        <w:t>（选</w:t>
-      </w:r>
-      <w:r>
-        <w:t xml:space="preserve"> Markdown </w:t>
-      </w:r>
-      <w:r>
-        <w:t>时改为</w:t>
-      </w:r>
-      <w:r>
-        <w:t xml:space="preserve"> .md</w:t>
-      </w:r>
-      <w:r>
-        <w:t>）</w:t>
-      </w:r>
-      <w:r>
         <w:br/>
       </w:r>
+      <w:proofErr w:type="spellStart"/>
       <w:r>
         <w:t>推送结果与网页核对结果：</w:t>
+      </w:r>
+      <w:r>
+        <w:rPr>
+          <w:lang w:eastAsia="zh-CN"/>
+        </w:rPr>
+        <w:t>git</w:t>
+      </w:r>
+      <w:proofErr w:type="spellEnd"/>
+      <w:r>
+        <w:rPr>
+          <w:lang w:eastAsia="zh-CN"/>
+        </w:rPr>
+        <w:t xml:space="preserve"> push </w:t>
+      </w:r>
+      <w:r>
+        <w:rPr>
+          <w:lang w:eastAsia="zh-CN"/>
+        </w:rPr>
+        <w:t>已成功</w:t>
+      </w:r>
+      <w:r>
+        <w:rPr>
+          <w:rFonts w:hint="eastAsia"/>
+          <w:lang w:eastAsia="zh-CN"/>
+        </w:rPr>
+        <w:t>，</w:t>
+      </w:r>
+      <w:r>
+        <w:rPr>
+          <w:lang w:eastAsia="zh-CN"/>
+        </w:rPr>
+        <w:t xml:space="preserve">GitHub </w:t>
+      </w:r>
+      <w:r>
+        <w:rPr>
+          <w:lang w:eastAsia="zh-CN"/>
+        </w:rPr>
+        <w:t>网页能够看到作业文件和提交</w:t>
+      </w:r>
+      <w:r>
+        <w:rPr>
+          <w:lang w:eastAsia="zh-CN"/>
+        </w:rPr>
+        <w:t xml:space="preserve"> 5ebd9cd</w:t>
+      </w:r>
+      <w:r>
+        <w:rPr>
+          <w:lang w:eastAsia="zh-CN"/>
+        </w:rPr>
+        <w:t>；已下载或打开</w:t>
+      </w:r>
+      <w:r>
+        <w:rPr>
+          <w:lang w:eastAsia="zh-CN"/>
+        </w:rPr>
+        <w:t xml:space="preserve"> Word </w:t>
+      </w:r>
+      <w:r>
+        <w:rPr>
+          <w:lang w:eastAsia="zh-CN"/>
+        </w:rPr>
+        <w:t>文件，确认内容正确。</w:t>
       </w:r>
     </w:p>
     <w:p>
       <w:pPr>
         <w:rPr>
+          <w:rFonts w:hint="eastAsia"/>
+          <w:lang w:eastAsia="zh-CN"/>
+        </w:rPr>
+      </w:pPr>
+    </w:p>
+    <w:p>
+      <w:pPr>
+        <w:rPr>
           <w:lang w:eastAsia="zh-CN"/>
         </w:rPr>
       </w:pPr>
@@ -7099,6 +10936,21 @@
         </w:rPr>
         <w:t>打开核对答案；确认师兄也可以访问。</w:t>
       </w:r>
+    </w:p>
+    <w:p>
+      <w:pPr>
+        <w:rPr>
+          <w:lang w:eastAsia="zh-CN"/>
+        </w:rPr>
+      </w:pPr>
+    </w:p>
+    <w:p>
+      <w:pPr>
+        <w:rPr>
+          <w:rFonts w:hint="eastAsia"/>
+          <w:lang w:eastAsia="zh-CN"/>
+        </w:rPr>
+      </w:pPr>
     </w:p>
     <w:sectPr>
       <w:pgSz w:w="11906" w:h="16838"/>
@@ -7334,6 +11186,119 @@
     </w:lvl>
   </w:abstractNum>
   <w:abstractNum w:abstractNumId="9" w15:restartNumberingAfterBreak="0">
+    <w:nsid w:val="05A961A5"/>
+    <w:multiLevelType w:val="multilevel"/>
+    <w:tmpl w:val="9B209B0A"/>
+    <w:lvl w:ilvl="0">
+      <w:start w:val="1"/>
+      <w:numFmt w:val="decimal"/>
+      <w:lvlText w:val="%1."/>
+      <w:lvlJc w:val="left"/>
+      <w:pPr>
+        <w:tabs>
+          <w:tab w:val="num" w:pos="720"/>
+        </w:tabs>
+        <w:ind w:left="720" w:hanging="360"/>
+      </w:pPr>
+    </w:lvl>
+    <w:lvl w:ilvl="1" w:tentative="1">
+      <w:start w:val="1"/>
+      <w:numFmt w:val="decimal"/>
+      <w:lvlText w:val="%2."/>
+      <w:lvlJc w:val="left"/>
+      <w:pPr>
+        <w:tabs>
+          <w:tab w:val="num" w:pos="1440"/>
+        </w:tabs>
+        <w:ind w:left="1440" w:hanging="360"/>
+      </w:pPr>
+    </w:lvl>
+    <w:lvl w:ilvl="2" w:tentative="1">
+      <w:start w:val="1"/>
+      <w:numFmt w:val="decimal"/>
+      <w:lvlText w:val="%3."/>
+      <w:lvlJc w:val="left"/>
+      <w:pPr>
+        <w:tabs>
+          <w:tab w:val="num" w:pos="2160"/>
+        </w:tabs>
+        <w:ind w:left="2160" w:hanging="360"/>
+      </w:pPr>
+    </w:lvl>
+    <w:lvl w:ilvl="3" w:tentative="1">
+      <w:start w:val="1"/>
+      <w:numFmt w:val="decimal"/>
+      <w:lvlText w:val="%4."/>
+      <w:lvlJc w:val="left"/>
+      <w:pPr>
+        <w:tabs>
+          <w:tab w:val="num" w:pos="2880"/>
+        </w:tabs>
+        <w:ind w:left="2880" w:hanging="360"/>
+      </w:pPr>
+    </w:lvl>
+    <w:lvl w:ilvl="4" w:tentative="1">
+      <w:start w:val="1"/>
+      <w:numFmt w:val="decimal"/>
+      <w:lvlText w:val="%5."/>
+      <w:lvlJc w:val="left"/>
+      <w:pPr>
+        <w:tabs>
+          <w:tab w:val="num" w:pos="3600"/>
+        </w:tabs>
+        <w:ind w:left="3600" w:hanging="360"/>
+      </w:pPr>
+    </w:lvl>
+    <w:lvl w:ilvl="5" w:tentative="1">
+      <w:start w:val="1"/>
+      <w:numFmt w:val="decimal"/>
+      <w:lvlText w:val="%6."/>
+      <w:lvlJc w:val="left"/>
+      <w:pPr>
+        <w:tabs>
+          <w:tab w:val="num" w:pos="4320"/>
+        </w:tabs>
+        <w:ind w:left="4320" w:hanging="360"/>
+      </w:pPr>
+    </w:lvl>
+    <w:lvl w:ilvl="6" w:tentative="1">
+      <w:start w:val="1"/>
+      <w:numFmt w:val="decimal"/>
+      <w:lvlText w:val="%7."/>
+      <w:lvlJc w:val="left"/>
+      <w:pPr>
+        <w:tabs>
+          <w:tab w:val="num" w:pos="5040"/>
+        </w:tabs>
+        <w:ind w:left="5040" w:hanging="360"/>
+      </w:pPr>
+    </w:lvl>
+    <w:lvl w:ilvl="7" w:tentative="1">
+      <w:start w:val="1"/>
+      <w:numFmt w:val="decimal"/>
+      <w:lvlText w:val="%8."/>
+      <w:lvlJc w:val="left"/>
+      <w:pPr>
+        <w:tabs>
+          <w:tab w:val="num" w:pos="5760"/>
+        </w:tabs>
+        <w:ind w:left="5760" w:hanging="360"/>
+      </w:pPr>
+    </w:lvl>
+    <w:lvl w:ilvl="8" w:tentative="1">
+      <w:start w:val="1"/>
+      <w:numFmt w:val="decimal"/>
+      <w:lvlText w:val="%9."/>
+      <w:lvlJc w:val="left"/>
+      <w:pPr>
+        <w:tabs>
+          <w:tab w:val="num" w:pos="6480"/>
+        </w:tabs>
+        <w:ind w:left="6480" w:hanging="360"/>
+      </w:pPr>
+    </w:lvl>
+  </w:abstractNum>
+  <w:abstractNum w:abstractNumId="10" w15:restartNumberingAfterBreak="0">
     <w:nsid w:val="240228C3"/>
     <w:multiLevelType w:val="multilevel"/>
     <w:tmpl w:val="092AE0D2"/>
@@ -7482,10 +11447,308 @@
       </w:rPr>
     </w:lvl>
   </w:abstractNum>
-  <w:abstractNum w:abstractNumId="10" w15:restartNumberingAfterBreak="0">
+  <w:abstractNum w:abstractNumId="11" w15:restartNumberingAfterBreak="0">
+    <w:nsid w:val="4CA80C8D"/>
+    <w:multiLevelType w:val="multilevel"/>
+    <w:tmpl w:val="82C2B86C"/>
+    <w:lvl w:ilvl="0">
+      <w:start w:val="1"/>
+      <w:numFmt w:val="bullet"/>
+      <w:lvlText w:val=""/>
+      <w:lvlJc w:val="left"/>
+      <w:pPr>
+        <w:tabs>
+          <w:tab w:val="num" w:pos="720"/>
+        </w:tabs>
+        <w:ind w:left="720" w:hanging="360"/>
+      </w:pPr>
+      <w:rPr>
+        <w:rFonts w:ascii="Symbol" w:hAnsi="Symbol" w:hint="default"/>
+        <w:sz w:val="20"/>
+      </w:rPr>
+    </w:lvl>
+    <w:lvl w:ilvl="1" w:tentative="1">
+      <w:start w:val="1"/>
+      <w:numFmt w:val="bullet"/>
+      <w:lvlText w:val="o"/>
+      <w:lvlJc w:val="left"/>
+      <w:pPr>
+        <w:tabs>
+          <w:tab w:val="num" w:pos="1440"/>
+        </w:tabs>
+        <w:ind w:left="1440" w:hanging="360"/>
+      </w:pPr>
+      <w:rPr>
+        <w:rFonts w:ascii="Courier New" w:hAnsi="Courier New" w:hint="default"/>
+        <w:sz w:val="20"/>
+      </w:rPr>
+    </w:lvl>
+    <w:lvl w:ilvl="2" w:tentative="1">
+      <w:start w:val="1"/>
+      <w:numFmt w:val="bullet"/>
+      <w:lvlText w:val=""/>
+      <w:lvlJc w:val="left"/>
+      <w:pPr>
+        <w:tabs>
+          <w:tab w:val="num" w:pos="2160"/>
+        </w:tabs>
+        <w:ind w:left="2160" w:hanging="360"/>
+      </w:pPr>
+      <w:rPr>
+        <w:rFonts w:ascii="Wingdings" w:hAnsi="Wingdings" w:hint="default"/>
+        <w:sz w:val="20"/>
+      </w:rPr>
+    </w:lvl>
+    <w:lvl w:ilvl="3" w:tentative="1">
+      <w:start w:val="1"/>
+      <w:numFmt w:val="bullet"/>
+      <w:lvlText w:val=""/>
+      <w:lvlJc w:val="left"/>
+      <w:pPr>
+        <w:tabs>
+          <w:tab w:val="num" w:pos="2880"/>
+        </w:tabs>
+        <w:ind w:left="2880" w:hanging="360"/>
+      </w:pPr>
+      <w:rPr>
+        <w:rFonts w:ascii="Wingdings" w:hAnsi="Wingdings" w:hint="default"/>
+        <w:sz w:val="20"/>
+      </w:rPr>
+    </w:lvl>
+    <w:lvl w:ilvl="4" w:tentative="1">
+      <w:start w:val="1"/>
+      <w:numFmt w:val="bullet"/>
+      <w:lvlText w:val=""/>
+      <w:lvlJc w:val="left"/>
+      <w:pPr>
+        <w:tabs>
+          <w:tab w:val="num" w:pos="3600"/>
+        </w:tabs>
+        <w:ind w:left="3600" w:hanging="360"/>
+      </w:pPr>
+      <w:rPr>
+        <w:rFonts w:ascii="Wingdings" w:hAnsi="Wingdings" w:hint="default"/>
+        <w:sz w:val="20"/>
+      </w:rPr>
+    </w:lvl>
+    <w:lvl w:ilvl="5" w:tentative="1">
+      <w:start w:val="1"/>
+      <w:numFmt w:val="bullet"/>
+      <w:lvlText w:val=""/>
+      <w:lvlJc w:val="left"/>
+      <w:pPr>
+        <w:tabs>
+          <w:tab w:val="num" w:pos="4320"/>
+        </w:tabs>
+        <w:ind w:left="4320" w:hanging="360"/>
+      </w:pPr>
+      <w:rPr>
+        <w:rFonts w:ascii="Wingdings" w:hAnsi="Wingdings" w:hint="default"/>
+        <w:sz w:val="20"/>
+      </w:rPr>
+    </w:lvl>
+    <w:lvl w:ilvl="6" w:tentative="1">
+      <w:start w:val="1"/>
+      <w:numFmt w:val="bullet"/>
+      <w:lvlText w:val=""/>
+      <w:lvlJc w:val="left"/>
+      <w:pPr>
+        <w:tabs>
+          <w:tab w:val="num" w:pos="5040"/>
+        </w:tabs>
+        <w:ind w:left="5040" w:hanging="360"/>
+      </w:pPr>
+      <w:rPr>
+        <w:rFonts w:ascii="Wingdings" w:hAnsi="Wingdings" w:hint="default"/>
+        <w:sz w:val="20"/>
+      </w:rPr>
+    </w:lvl>
+    <w:lvl w:ilvl="7" w:tentative="1">
+      <w:start w:val="1"/>
+      <w:numFmt w:val="bullet"/>
+      <w:lvlText w:val=""/>
+      <w:lvlJc w:val="left"/>
+      <w:pPr>
+        <w:tabs>
+          <w:tab w:val="num" w:pos="5760"/>
+        </w:tabs>
+        <w:ind w:left="5760" w:hanging="360"/>
+      </w:pPr>
+      <w:rPr>
+        <w:rFonts w:ascii="Wingdings" w:hAnsi="Wingdings" w:hint="default"/>
+        <w:sz w:val="20"/>
+      </w:rPr>
+    </w:lvl>
+    <w:lvl w:ilvl="8" w:tentative="1">
+      <w:start w:val="1"/>
+      <w:numFmt w:val="bullet"/>
+      <w:lvlText w:val=""/>
+      <w:lvlJc w:val="left"/>
+      <w:pPr>
+        <w:tabs>
+          <w:tab w:val="num" w:pos="6480"/>
+        </w:tabs>
+        <w:ind w:left="6480" w:hanging="360"/>
+      </w:pPr>
+      <w:rPr>
+        <w:rFonts w:ascii="Wingdings" w:hAnsi="Wingdings" w:hint="default"/>
+        <w:sz w:val="20"/>
+      </w:rPr>
+    </w:lvl>
+  </w:abstractNum>
+  <w:abstractNum w:abstractNumId="12" w15:restartNumberingAfterBreak="0">
     <w:nsid w:val="54DC40F0"/>
     <w:multiLevelType w:val="multilevel"/>
     <w:tmpl w:val="E30286DC"/>
+    <w:lvl w:ilvl="0">
+      <w:start w:val="1"/>
+      <w:numFmt w:val="bullet"/>
+      <w:lvlText w:val=""/>
+      <w:lvlJc w:val="left"/>
+      <w:pPr>
+        <w:tabs>
+          <w:tab w:val="num" w:pos="720"/>
+        </w:tabs>
+        <w:ind w:left="720" w:hanging="360"/>
+      </w:pPr>
+      <w:rPr>
+        <w:rFonts w:ascii="Symbol" w:hAnsi="Symbol" w:hint="default"/>
+        <w:sz w:val="20"/>
+      </w:rPr>
+    </w:lvl>
+    <w:lvl w:ilvl="1" w:tentative="1">
+      <w:start w:val="1"/>
+      <w:numFmt w:val="bullet"/>
+      <w:lvlText w:val="o"/>
+      <w:lvlJc w:val="left"/>
+      <w:pPr>
+        <w:tabs>
+          <w:tab w:val="num" w:pos="1440"/>
+        </w:tabs>
+        <w:ind w:left="1440" w:hanging="360"/>
+      </w:pPr>
+      <w:rPr>
+        <w:rFonts w:ascii="Courier New" w:hAnsi="Courier New" w:hint="default"/>
+        <w:sz w:val="20"/>
+      </w:rPr>
+    </w:lvl>
+    <w:lvl w:ilvl="2" w:tentative="1">
+      <w:start w:val="1"/>
+      <w:numFmt w:val="bullet"/>
+      <w:lvlText w:val=""/>
+      <w:lvlJc w:val="left"/>
+      <w:pPr>
+        <w:tabs>
+          <w:tab w:val="num" w:pos="2160"/>
+        </w:tabs>
+        <w:ind w:left="2160" w:hanging="360"/>
+      </w:pPr>
+      <w:rPr>
+        <w:rFonts w:ascii="Wingdings" w:hAnsi="Wingdings" w:hint="default"/>
+        <w:sz w:val="20"/>
+      </w:rPr>
+    </w:lvl>
+    <w:lvl w:ilvl="3" w:tentative="1">
+      <w:start w:val="1"/>
+      <w:numFmt w:val="bullet"/>
+      <w:lvlText w:val=""/>
+      <w:lvlJc w:val="left"/>
+      <w:pPr>
+        <w:tabs>
+          <w:tab w:val="num" w:pos="2880"/>
+        </w:tabs>
+        <w:ind w:left="2880" w:hanging="360"/>
+      </w:pPr>
+      <w:rPr>
+        <w:rFonts w:ascii="Wingdings" w:hAnsi="Wingdings" w:hint="default"/>
+        <w:sz w:val="20"/>
+      </w:rPr>
+    </w:lvl>
+    <w:lvl w:ilvl="4" w:tentative="1">
+      <w:start w:val="1"/>
+      <w:numFmt w:val="bullet"/>
+      <w:lvlText w:val=""/>
+      <w:lvlJc w:val="left"/>
+      <w:pPr>
+        <w:tabs>
+          <w:tab w:val="num" w:pos="3600"/>
+        </w:tabs>
+        <w:ind w:left="3600" w:hanging="360"/>
+      </w:pPr>
+      <w:rPr>
+        <w:rFonts w:ascii="Wingdings" w:hAnsi="Wingdings" w:hint="default"/>
+        <w:sz w:val="20"/>
+      </w:rPr>
+    </w:lvl>
+    <w:lvl w:ilvl="5" w:tentative="1">
+      <w:start w:val="1"/>
+      <w:numFmt w:val="bullet"/>
+      <w:lvlText w:val=""/>
+      <w:lvlJc w:val="left"/>
+      <w:pPr>
+        <w:tabs>
+          <w:tab w:val="num" w:pos="4320"/>
+        </w:tabs>
+        <w:ind w:left="4320" w:hanging="360"/>
+      </w:pPr>
+      <w:rPr>
+        <w:rFonts w:ascii="Wingdings" w:hAnsi="Wingdings" w:hint="default"/>
+        <w:sz w:val="20"/>
+      </w:rPr>
+    </w:lvl>
+    <w:lvl w:ilvl="6" w:tentative="1">
+      <w:start w:val="1"/>
+      <w:numFmt w:val="bullet"/>
+      <w:lvlText w:val=""/>
+      <w:lvlJc w:val="left"/>
+      <w:pPr>
+        <w:tabs>
+          <w:tab w:val="num" w:pos="5040"/>
+        </w:tabs>
+        <w:ind w:left="5040" w:hanging="360"/>
+      </w:pPr>
+      <w:rPr>
+        <w:rFonts w:ascii="Wingdings" w:hAnsi="Wingdings" w:hint="default"/>
+        <w:sz w:val="20"/>
+      </w:rPr>
+    </w:lvl>
+    <w:lvl w:ilvl="7" w:tentative="1">
+      <w:start w:val="1"/>
+      <w:numFmt w:val="bullet"/>
+      <w:lvlText w:val=""/>
+      <w:lvlJc w:val="left"/>
+      <w:pPr>
+        <w:tabs>
+          <w:tab w:val="num" w:pos="5760"/>
+        </w:tabs>
+        <w:ind w:left="5760" w:hanging="360"/>
+      </w:pPr>
+      <w:rPr>
+        <w:rFonts w:ascii="Wingdings" w:hAnsi="Wingdings" w:hint="default"/>
+        <w:sz w:val="20"/>
+      </w:rPr>
+    </w:lvl>
+    <w:lvl w:ilvl="8" w:tentative="1">
+      <w:start w:val="1"/>
+      <w:numFmt w:val="bullet"/>
+      <w:lvlText w:val=""/>
+      <w:lvlJc w:val="left"/>
+      <w:pPr>
+        <w:tabs>
+          <w:tab w:val="num" w:pos="6480"/>
+        </w:tabs>
+        <w:ind w:left="6480" w:hanging="360"/>
+      </w:pPr>
+      <w:rPr>
+        <w:rFonts w:ascii="Wingdings" w:hAnsi="Wingdings" w:hint="default"/>
+        <w:sz w:val="20"/>
+      </w:rPr>
+    </w:lvl>
+  </w:abstractNum>
+  <w:abstractNum w:abstractNumId="13" w15:restartNumberingAfterBreak="0">
+    <w:nsid w:val="68E45254"/>
+    <w:multiLevelType w:val="multilevel"/>
+    <w:tmpl w:val="3C84F518"/>
     <w:lvl w:ilvl="0">
       <w:start w:val="1"/>
       <w:numFmt w:val="bullet"/>
@@ -7659,10 +11922,19 @@
     <w:abstractNumId w:val="0"/>
   </w:num>
   <w:num w:numId="10" w16cid:durableId="469635679">
+    <w:abstractNumId w:val="12"/>
+  </w:num>
+  <w:num w:numId="11" w16cid:durableId="1133864401">
     <w:abstractNumId w:val="10"/>
   </w:num>
-  <w:num w:numId="11" w16cid:durableId="1133864401">
+  <w:num w:numId="12" w16cid:durableId="1562058643">
+    <w:abstractNumId w:val="11"/>
+  </w:num>
+  <w:num w:numId="13" w16cid:durableId="530456268">
     <w:abstractNumId w:val="9"/>
+  </w:num>
+  <w:num w:numId="14" w16cid:durableId="451901468">
+    <w:abstractNumId w:val="13"/>
   </w:num>
 </w:numbering>
 </file>
@@ -19076,6 +23348,16 @@
       <w:szCs w:val="20"/>
     </w:rPr>
   </w:style>
+  <w:style w:type="character" w:styleId="aff9">
+    <w:name w:val="Placeholder Text"/>
+    <w:basedOn w:val="a2"/>
+    <w:uiPriority w:val="99"/>
+    <w:semiHidden/>
+    <w:rsid w:val="00A12519"/>
+    <w:rPr>
+      <w:color w:val="666666"/>
+    </w:rPr>
+  </w:style>
 </w:styles>
 </file>
 

--- a/docs/notes/W01_我的作业.docx
+++ b/docs/notes/W01_我的作业.docx
@@ -117,21 +117,7 @@
         <w:rPr>
           <w:lang w:eastAsia="zh-CN"/>
         </w:rPr>
-        <w:t xml:space="preserve"> </w:t>
-      </w:r>
-      <w:proofErr w:type="spellStart"/>
-      <w:r>
-        <w:rPr>
-          <w:lang w:eastAsia="zh-CN"/>
-        </w:rPr>
-        <w:t>environment.yml</w:t>
-      </w:r>
-      <w:proofErr w:type="spellEnd"/>
-      <w:r>
-        <w:rPr>
-          <w:lang w:eastAsia="zh-CN"/>
-        </w:rPr>
-        <w:t xml:space="preserve"> </w:t>
+        <w:t xml:space="preserve"> environment.yml </w:t>
       </w:r>
       <w:r>
         <w:rPr>
@@ -192,26 +178,16 @@
       <w:pPr>
         <w:pStyle w:val="21"/>
       </w:pPr>
-      <w:proofErr w:type="spellStart"/>
       <w:r>
         <w:t>基本信息</w:t>
       </w:r>
-      <w:proofErr w:type="spellEnd"/>
     </w:p>
     <w:p>
-      <w:proofErr w:type="spellStart"/>
       <w:r>
         <w:rPr>
           <w:b/>
         </w:rPr>
-        <w:t>姓名与日期</w:t>
-      </w:r>
-      <w:proofErr w:type="spellEnd"/>
-      <w:r>
-        <w:rPr>
-          <w:b/>
-        </w:rPr>
-        <w:t>：</w:t>
+        <w:t>姓名与日期：</w:t>
       </w:r>
       <w:r>
         <w:rPr>
@@ -225,25 +201,23 @@
           <w:color w:val="646464"/>
           <w:lang w:eastAsia="zh-CN"/>
         </w:rPr>
-        <w:t>代若</w:t>
-      </w:r>
-      <w:proofErr w:type="gramStart"/>
+        <w:t>代若萱</w:t>
+      </w:r>
       <w:r>
         <w:rPr>
           <w:rFonts w:hint="eastAsia"/>
           <w:color w:val="646464"/>
           <w:lang w:eastAsia="zh-CN"/>
         </w:rPr>
-        <w:t>萱</w:t>
-      </w:r>
-      <w:proofErr w:type="gramEnd"/>
+        <w:t xml:space="preserve"> 10.2</w:t>
+      </w:r>
       <w:r>
         <w:rPr>
           <w:rFonts w:hint="eastAsia"/>
           <w:color w:val="646464"/>
           <w:lang w:eastAsia="zh-CN"/>
         </w:rPr>
-        <w:t xml:space="preserve"> 10.27</w:t>
+        <w:t>8</w:t>
       </w:r>
       <w:r>
         <w:rPr>
@@ -863,10 +837,11 @@
       </w:r>
       <w:r>
         <w:rPr>
-          <w:color w:val="646464"/>
-          <w:lang w:eastAsia="zh-CN"/>
-        </w:rPr>
-        <w:t>填写</w:t>
+          <w:rFonts w:hint="eastAsia"/>
+          <w:color w:val="646464"/>
+          <w:lang w:eastAsia="zh-CN"/>
+        </w:rPr>
+        <w:t>完成第一周作业</w:t>
       </w:r>
       <w:r>
         <w:rPr>
@@ -879,14 +854,15 @@
     <w:p>
       <w:pPr>
         <w:rPr>
-          <w:lang w:eastAsia="zh-CN"/>
-        </w:rPr>
-      </w:pPr>
-      <w:r>
-        <w:rPr>
           <w:b/>
           <w:lang w:eastAsia="zh-CN"/>
         </w:rPr>
+      </w:pPr>
+      <w:r>
+        <w:rPr>
+          <w:b/>
+          <w:lang w:eastAsia="zh-CN"/>
+        </w:rPr>
         <w:t>当前系统环境（</w:t>
       </w:r>
       <w:r>
@@ -930,42 +906,15 @@
           <w:lang w:eastAsia="zh-CN"/>
         </w:rPr>
         <w:t>等）：</w:t>
-      </w:r>
-      <w:r>
-        <w:rPr>
-          <w:color w:val="646464"/>
-          <w:lang w:eastAsia="zh-CN"/>
-        </w:rPr>
-        <w:t>[</w:t>
-      </w:r>
-      <w:r>
-        <w:rPr>
-          <w:color w:val="646464"/>
-          <w:lang w:eastAsia="zh-CN"/>
-        </w:rPr>
-        <w:t>填写</w:t>
-      </w:r>
-      <w:r>
-        <w:rPr>
-          <w:color w:val="646464"/>
-          <w:lang w:eastAsia="zh-CN"/>
-        </w:rPr>
-        <w:t>]</w:t>
       </w:r>
     </w:p>
     <w:p>
       <w:pPr>
         <w:rPr>
-          <w:lang w:eastAsia="zh-CN"/>
-        </w:rPr>
-      </w:pPr>
-      <w:r>
-        <w:rPr>
-          <w:b/>
-          <w:lang w:eastAsia="zh-CN"/>
-        </w:rPr>
-        <w:t>项目真实路径：</w:t>
-      </w:r>
+          <w:color w:val="646464"/>
+          <w:lang w:eastAsia="zh-CN"/>
+        </w:rPr>
+      </w:pPr>
       <w:r>
         <w:rPr>
           <w:color w:val="646464"/>
@@ -978,185 +927,1059 @@
           <w:color w:val="646464"/>
           <w:lang w:eastAsia="zh-CN"/>
         </w:rPr>
-        <w:t>填写</w:t>
-      </w:r>
-      <w:r>
-        <w:rPr>
-          <w:color w:val="646464"/>
-          <w:lang w:eastAsia="zh-CN"/>
-        </w:rPr>
-        <w:t>]</w:t>
+        <w:t>操作系统：</w:t>
+      </w:r>
+      <w:r>
+        <w:rPr>
+          <w:color w:val="646464"/>
+          <w:lang w:eastAsia="zh-CN"/>
+        </w:rPr>
+        <w:t xml:space="preserve">Windows 11 </w:t>
+      </w:r>
+      <w:r>
+        <w:rPr>
+          <w:color w:val="646464"/>
+          <w:lang w:eastAsia="zh-CN"/>
+        </w:rPr>
+        <w:t>家庭中文版</w:t>
+      </w:r>
+      <w:r>
+        <w:rPr>
+          <w:color w:val="646464"/>
+          <w:lang w:eastAsia="zh-CN"/>
+        </w:rPr>
+        <w:t xml:space="preserve"> 25H2</w:t>
+      </w:r>
+      <w:r>
+        <w:rPr>
+          <w:color w:val="646464"/>
+          <w:lang w:eastAsia="zh-CN"/>
+        </w:rPr>
+        <w:t>，</w:t>
+      </w:r>
+      <w:r>
+        <w:rPr>
+          <w:color w:val="646464"/>
+          <w:lang w:eastAsia="zh-CN"/>
+        </w:rPr>
+        <w:t xml:space="preserve">64 </w:t>
+      </w:r>
+      <w:r>
+        <w:rPr>
+          <w:color w:val="646464"/>
+          <w:lang w:eastAsia="zh-CN"/>
+        </w:rPr>
+        <w:t>位</w:t>
+      </w:r>
+      <w:r>
+        <w:rPr>
+          <w:color w:val="646464"/>
+          <w:lang w:eastAsia="zh-CN"/>
+        </w:rPr>
+        <w:t xml:space="preserve"> x64</w:t>
       </w:r>
     </w:p>
     <w:p>
       <w:pPr>
         <w:rPr>
-          <w:lang w:eastAsia="zh-CN"/>
-        </w:rPr>
-      </w:pPr>
-      <w:r>
-        <w:rPr>
-          <w:b/>
-          <w:lang w:eastAsia="zh-CN"/>
-        </w:rPr>
-        <w:t>相关文件：</w:t>
-      </w:r>
-      <w:r>
-        <w:rPr>
-          <w:color w:val="646464"/>
-          <w:lang w:eastAsia="zh-CN"/>
-        </w:rPr>
-        <w:t>[</w:t>
-      </w:r>
-      <w:r>
-        <w:rPr>
-          <w:color w:val="646464"/>
-          <w:lang w:eastAsia="zh-CN"/>
-        </w:rPr>
-        <w:t>填写</w:t>
-      </w:r>
-      <w:r>
-        <w:rPr>
-          <w:color w:val="646464"/>
-          <w:lang w:eastAsia="zh-CN"/>
-        </w:rPr>
-        <w:t>]</w:t>
+          <w:color w:val="646464"/>
+          <w:lang w:eastAsia="zh-CN"/>
+        </w:rPr>
+      </w:pPr>
+      <w:r>
+        <w:rPr>
+          <w:color w:val="646464"/>
+          <w:lang w:eastAsia="zh-CN"/>
+        </w:rPr>
+        <w:t xml:space="preserve">VS Code </w:t>
+      </w:r>
+      <w:r>
+        <w:rPr>
+          <w:color w:val="646464"/>
+          <w:lang w:eastAsia="zh-CN"/>
+        </w:rPr>
+        <w:t>终端</w:t>
+      </w:r>
+      <w:r>
+        <w:rPr>
+          <w:color w:val="646464"/>
+          <w:lang w:eastAsia="zh-CN"/>
+        </w:rPr>
+        <w:t xml:space="preserve"> Shell</w:t>
+      </w:r>
+      <w:r>
+        <w:rPr>
+          <w:color w:val="646464"/>
+          <w:lang w:eastAsia="zh-CN"/>
+        </w:rPr>
+        <w:t>：</w:t>
+      </w:r>
+      <w:r>
+        <w:rPr>
+          <w:color w:val="646464"/>
+          <w:lang w:eastAsia="zh-CN"/>
+        </w:rPr>
+        <w:t>PowerShell</w:t>
       </w:r>
     </w:p>
     <w:p>
       <w:pPr>
         <w:rPr>
-          <w:lang w:eastAsia="zh-CN"/>
-        </w:rPr>
-      </w:pPr>
-      <w:r>
-        <w:rPr>
-          <w:b/>
-          <w:lang w:eastAsia="zh-CN"/>
-        </w:rPr>
-        <w:t>已验证结果：</w:t>
-      </w:r>
-      <w:r>
-        <w:rPr>
-          <w:color w:val="646464"/>
-          <w:lang w:eastAsia="zh-CN"/>
-        </w:rPr>
-        <w:t>[</w:t>
-      </w:r>
-      <w:r>
-        <w:rPr>
-          <w:color w:val="646464"/>
-          <w:lang w:eastAsia="zh-CN"/>
-        </w:rPr>
-        <w:t>填写</w:t>
-      </w:r>
-      <w:r>
-        <w:rPr>
-          <w:color w:val="646464"/>
-          <w:lang w:eastAsia="zh-CN"/>
-        </w:rPr>
-        <w:t>]</w:t>
+          <w:color w:val="646464"/>
+          <w:lang w:eastAsia="zh-CN"/>
+        </w:rPr>
+      </w:pPr>
+      <w:r>
+        <w:rPr>
+          <w:color w:val="646464"/>
+          <w:lang w:eastAsia="zh-CN"/>
+        </w:rPr>
+        <w:t xml:space="preserve">Conda </w:t>
+      </w:r>
+      <w:r>
+        <w:rPr>
+          <w:color w:val="646464"/>
+          <w:lang w:eastAsia="zh-CN"/>
+        </w:rPr>
+        <w:t>发行版：</w:t>
+      </w:r>
+      <w:r>
+        <w:rPr>
+          <w:color w:val="646464"/>
+          <w:lang w:eastAsia="zh-CN"/>
+        </w:rPr>
+        <w:t>Anaconda</w:t>
       </w:r>
     </w:p>
     <w:p>
       <w:pPr>
         <w:rPr>
-          <w:lang w:eastAsia="zh-CN"/>
-        </w:rPr>
-      </w:pPr>
-      <w:r>
-        <w:rPr>
-          <w:b/>
-          <w:lang w:eastAsia="zh-CN"/>
-        </w:rPr>
-        <w:t>未解决问题：</w:t>
-      </w:r>
-      <w:r>
-        <w:rPr>
-          <w:color w:val="646464"/>
-          <w:lang w:eastAsia="zh-CN"/>
-        </w:rPr>
-        <w:t>[</w:t>
-      </w:r>
-      <w:r>
-        <w:rPr>
-          <w:color w:val="646464"/>
-          <w:lang w:eastAsia="zh-CN"/>
-        </w:rPr>
-        <w:t>填写</w:t>
-      </w:r>
-      <w:r>
-        <w:rPr>
-          <w:color w:val="646464"/>
-          <w:lang w:eastAsia="zh-CN"/>
-        </w:rPr>
-        <w:t>]</w:t>
+          <w:color w:val="646464"/>
+          <w:lang w:eastAsia="zh-CN"/>
+        </w:rPr>
+      </w:pPr>
+      <w:r>
+        <w:rPr>
+          <w:color w:val="646464"/>
+          <w:lang w:eastAsia="zh-CN"/>
+        </w:rPr>
+        <w:t xml:space="preserve">Conda </w:t>
+      </w:r>
+      <w:r>
+        <w:rPr>
+          <w:color w:val="646464"/>
+          <w:lang w:eastAsia="zh-CN"/>
+        </w:rPr>
+        <w:t>版本：</w:t>
+      </w:r>
+      <w:r>
+        <w:rPr>
+          <w:color w:val="646464"/>
+          <w:lang w:eastAsia="zh-CN"/>
+        </w:rPr>
+        <w:t>24.11.3</w:t>
       </w:r>
     </w:p>
     <w:p>
       <w:pPr>
         <w:rPr>
-          <w:lang w:eastAsia="zh-CN"/>
-        </w:rPr>
-      </w:pPr>
-      <w:r>
-        <w:rPr>
-          <w:b/>
-          <w:lang w:eastAsia="zh-CN"/>
-        </w:rPr>
-        <w:t>新会话中</w:t>
-      </w:r>
-      <w:r>
-        <w:rPr>
-          <w:b/>
-          <w:lang w:eastAsia="zh-CN"/>
-        </w:rPr>
-        <w:t xml:space="preserve"> AI </w:t>
-      </w:r>
-      <w:r>
-        <w:rPr>
-          <w:b/>
-          <w:lang w:eastAsia="zh-CN"/>
-        </w:rPr>
-        <w:t>如何复述；我核对或纠正了什么：</w:t>
-      </w:r>
-      <w:r>
-        <w:rPr>
-          <w:color w:val="646464"/>
-          <w:lang w:eastAsia="zh-CN"/>
-        </w:rPr>
-        <w:t>[</w:t>
-      </w:r>
-      <w:r>
-        <w:rPr>
-          <w:color w:val="646464"/>
-          <w:lang w:eastAsia="zh-CN"/>
-        </w:rPr>
-        <w:t>填写</w:t>
-      </w:r>
-      <w:r>
-        <w:rPr>
-          <w:color w:val="646464"/>
-          <w:lang w:eastAsia="zh-CN"/>
-        </w:rPr>
-        <w:t>]</w:t>
+          <w:color w:val="646464"/>
+          <w:lang w:eastAsia="zh-CN"/>
+        </w:rPr>
+      </w:pPr>
+      <w:r>
+        <w:rPr>
+          <w:color w:val="646464"/>
+          <w:lang w:eastAsia="zh-CN"/>
+        </w:rPr>
+        <w:t xml:space="preserve">Anaconda </w:t>
+      </w:r>
+      <w:r>
+        <w:rPr>
+          <w:color w:val="646464"/>
+          <w:lang w:eastAsia="zh-CN"/>
+        </w:rPr>
+        <w:t>安装路径：</w:t>
+      </w:r>
+      <w:r>
+        <w:rPr>
+          <w:color w:val="646464"/>
+          <w:lang w:eastAsia="zh-CN"/>
+        </w:rPr>
+        <w:t>D:\Users\Lenovo\anaconda3</w:t>
       </w:r>
     </w:p>
     <w:p>
       <w:pPr>
         <w:rPr>
-          <w:lang w:eastAsia="zh-CN"/>
-        </w:rPr>
-      </w:pPr>
-      <w:r>
-        <w:rPr>
-          <w:lang w:eastAsia="zh-CN"/>
-        </w:rPr>
-        <w:br w:type="page"/>
+          <w:color w:val="646464"/>
+          <w:lang w:eastAsia="zh-CN"/>
+        </w:rPr>
+      </w:pPr>
+      <w:r>
+        <w:rPr>
+          <w:color w:val="646464"/>
+          <w:lang w:eastAsia="zh-CN"/>
+        </w:rPr>
+        <w:t>项目</w:t>
+      </w:r>
+      <w:r>
+        <w:rPr>
+          <w:color w:val="646464"/>
+          <w:lang w:eastAsia="zh-CN"/>
+        </w:rPr>
+        <w:t xml:space="preserve"> Conda </w:t>
+      </w:r>
+      <w:r>
+        <w:rPr>
+          <w:color w:val="646464"/>
+          <w:lang w:eastAsia="zh-CN"/>
+        </w:rPr>
+        <w:t>环境：</w:t>
+      </w:r>
+      <w:r>
+        <w:rPr>
+          <w:color w:val="646464"/>
+          <w:lang w:eastAsia="zh-CN"/>
+        </w:rPr>
+        <w:t>wafer-scheduling</w:t>
       </w:r>
     </w:p>
     <w:p>
       <w:pPr>
+        <w:rPr>
+          <w:color w:val="646464"/>
+          <w:lang w:eastAsia="zh-CN"/>
+        </w:rPr>
+      </w:pPr>
+      <w:r>
+        <w:rPr>
+          <w:color w:val="646464"/>
+          <w:lang w:eastAsia="zh-CN"/>
+        </w:rPr>
+        <w:t xml:space="preserve">Python </w:t>
+      </w:r>
+      <w:r>
+        <w:rPr>
+          <w:color w:val="646464"/>
+          <w:lang w:eastAsia="zh-CN"/>
+        </w:rPr>
+        <w:t>版本：</w:t>
+      </w:r>
+      <w:r>
+        <w:rPr>
+          <w:color w:val="646464"/>
+          <w:lang w:eastAsia="zh-CN"/>
+        </w:rPr>
+        <w:t>3.11.18</w:t>
+      </w:r>
+    </w:p>
+    <w:p>
+      <w:pPr>
+        <w:rPr>
+          <w:color w:val="646464"/>
+          <w:lang w:eastAsia="zh-CN"/>
+        </w:rPr>
+      </w:pPr>
+      <w:r>
+        <w:rPr>
+          <w:color w:val="646464"/>
+          <w:lang w:eastAsia="zh-CN"/>
+        </w:rPr>
+        <w:t xml:space="preserve">Python </w:t>
+      </w:r>
+      <w:r>
+        <w:rPr>
+          <w:color w:val="646464"/>
+          <w:lang w:eastAsia="zh-CN"/>
+        </w:rPr>
+        <w:t>解释器路径：</w:t>
+      </w:r>
+      <w:r>
+        <w:rPr>
+          <w:color w:val="646464"/>
+          <w:lang w:eastAsia="zh-CN"/>
+        </w:rPr>
+        <w:t>D:\Users\Lenovo\anaconda3\envs\wafer-scheduling\python.exe</w:t>
+      </w:r>
+    </w:p>
+    <w:p>
+      <w:pPr>
+        <w:rPr>
+          <w:color w:val="646464"/>
+          <w:lang w:eastAsia="zh-CN"/>
+        </w:rPr>
+      </w:pPr>
+      <w:r>
+        <w:rPr>
+          <w:color w:val="646464"/>
+          <w:lang w:eastAsia="zh-CN"/>
+        </w:rPr>
+        <w:lastRenderedPageBreak/>
+        <w:t xml:space="preserve">PowerShell </w:t>
+      </w:r>
+      <w:r>
+        <w:rPr>
+          <w:color w:val="646464"/>
+          <w:lang w:eastAsia="zh-CN"/>
+        </w:rPr>
+        <w:t>当前用户执行策略：</w:t>
+      </w:r>
+      <w:r>
+        <w:rPr>
+          <w:color w:val="646464"/>
+          <w:lang w:eastAsia="zh-CN"/>
+        </w:rPr>
+        <w:t>RemoteSigned</w:t>
+      </w:r>
+    </w:p>
+    <w:p>
+      <w:pPr>
+        <w:rPr>
+          <w:color w:val="646464"/>
+          <w:lang w:eastAsia="zh-CN"/>
+        </w:rPr>
+      </w:pPr>
+      <w:r>
+        <w:rPr>
+          <w:color w:val="646464"/>
+          <w:lang w:eastAsia="zh-CN"/>
+        </w:rPr>
+        <w:t xml:space="preserve">GitHub </w:t>
+      </w:r>
+      <w:r>
+        <w:rPr>
+          <w:color w:val="646464"/>
+          <w:lang w:eastAsia="zh-CN"/>
+        </w:rPr>
+        <w:t>用户名：</w:t>
+      </w:r>
+      <w:r>
+        <w:rPr>
+          <w:color w:val="646464"/>
+          <w:lang w:eastAsia="zh-CN"/>
+        </w:rPr>
+        <w:t>ruoxuandai75-art</w:t>
+      </w:r>
+      <w:r>
+        <w:rPr>
+          <w:color w:val="646464"/>
+          <w:lang w:eastAsia="zh-CN"/>
+        </w:rPr>
+        <w:t>]</w:t>
+      </w:r>
+    </w:p>
+    <w:p>
+      <w:pPr>
+        <w:rPr>
+          <w:b/>
+          <w:lang w:eastAsia="zh-CN"/>
+        </w:rPr>
+      </w:pPr>
+      <w:r>
+        <w:rPr>
+          <w:b/>
+          <w:lang w:eastAsia="zh-CN"/>
+        </w:rPr>
+        <w:t>项目真实路径：</w:t>
+      </w:r>
+    </w:p>
+    <w:p>
+      <w:pPr>
+        <w:rPr>
+          <w:color w:val="646464"/>
+          <w:lang w:eastAsia="zh-CN"/>
+        </w:rPr>
+      </w:pPr>
+      <w:r>
+        <w:rPr>
+          <w:color w:val="646464"/>
+          <w:lang w:eastAsia="zh-CN"/>
+        </w:rPr>
+        <w:t>[</w:t>
+      </w:r>
+      <w:r>
+        <w:rPr>
+          <w:color w:val="646464"/>
+          <w:lang w:eastAsia="zh-CN"/>
+        </w:rPr>
+        <w:t>D:\</w:t>
+      </w:r>
+      <w:r>
+        <w:rPr>
+          <w:color w:val="646464"/>
+          <w:lang w:eastAsia="zh-CN"/>
+        </w:rPr>
+        <w:t>研究学习库</w:t>
+      </w:r>
+      <w:r>
+        <w:rPr>
+          <w:color w:val="646464"/>
+          <w:lang w:eastAsia="zh-CN"/>
+        </w:rPr>
+        <w:t>\Projects\wafer-scheduling-homework</w:t>
+      </w:r>
+      <w:r>
+        <w:rPr>
+          <w:color w:val="646464"/>
+          <w:lang w:eastAsia="zh-CN"/>
+        </w:rPr>
+        <w:t>]</w:t>
+      </w:r>
+    </w:p>
+    <w:p>
+      <w:pPr>
+        <w:rPr>
+          <w:b/>
+          <w:lang w:eastAsia="zh-CN"/>
+        </w:rPr>
+      </w:pPr>
+      <w:r>
+        <w:rPr>
+          <w:b/>
+          <w:lang w:eastAsia="zh-CN"/>
+        </w:rPr>
+        <w:t>相关文件：</w:t>
+      </w:r>
+    </w:p>
+    <w:p>
+      <w:pPr>
+        <w:rPr>
+          <w:color w:val="646464"/>
+          <w:lang w:eastAsia="zh-CN"/>
+        </w:rPr>
+      </w:pPr>
+      <w:r>
+        <w:rPr>
+          <w:color w:val="646464"/>
+          <w:lang w:eastAsia="zh-CN"/>
+        </w:rPr>
+        <w:t>[</w:t>
+      </w:r>
+      <w:r>
+        <w:rPr>
+          <w:color w:val="646464"/>
+          <w:lang w:eastAsia="zh-CN"/>
+        </w:rPr>
+        <w:t>项目环境配置：</w:t>
+      </w:r>
+      <w:r>
+        <w:rPr>
+          <w:color w:val="646464"/>
+          <w:lang w:eastAsia="zh-CN"/>
+        </w:rPr>
+        <w:t>environment.yml</w:t>
+      </w:r>
+    </w:p>
+    <w:p>
+      <w:pPr>
+        <w:rPr>
+          <w:color w:val="646464"/>
+          <w:lang w:eastAsia="zh-CN"/>
+        </w:rPr>
+      </w:pPr>
+      <w:r>
+        <w:rPr>
+          <w:color w:val="646464"/>
+          <w:lang w:eastAsia="zh-CN"/>
+        </w:rPr>
+        <w:t>环境检查脚本：</w:t>
+      </w:r>
+      <w:r>
+        <w:rPr>
+          <w:color w:val="646464"/>
+          <w:lang w:eastAsia="zh-CN"/>
+        </w:rPr>
+        <w:t>scripts/check_env.py</w:t>
+      </w:r>
+    </w:p>
+    <w:p>
+      <w:pPr>
+        <w:rPr>
+          <w:color w:val="646464"/>
+          <w:lang w:eastAsia="zh-CN"/>
+        </w:rPr>
+      </w:pPr>
+      <w:r>
+        <w:rPr>
+          <w:color w:val="646464"/>
+          <w:lang w:eastAsia="zh-CN"/>
+        </w:rPr>
+        <w:t>原作业模板：</w:t>
+      </w:r>
+      <w:r>
+        <w:rPr>
+          <w:color w:val="646464"/>
+          <w:lang w:eastAsia="zh-CN"/>
+        </w:rPr>
+        <w:t>docs/notes/W01_</w:t>
+      </w:r>
+      <w:r>
+        <w:rPr>
+          <w:color w:val="646464"/>
+          <w:lang w:eastAsia="zh-CN"/>
+        </w:rPr>
+        <w:t>作业模板</w:t>
+      </w:r>
+      <w:r>
+        <w:rPr>
+          <w:color w:val="646464"/>
+          <w:lang w:eastAsia="zh-CN"/>
+        </w:rPr>
+        <w:t>.docx</w:t>
+      </w:r>
+    </w:p>
+    <w:p>
+      <w:pPr>
+        <w:rPr>
+          <w:color w:val="646464"/>
+          <w:lang w:eastAsia="zh-CN"/>
+        </w:rPr>
+      </w:pPr>
+      <w:r>
+        <w:rPr>
+          <w:color w:val="646464"/>
+          <w:lang w:eastAsia="zh-CN"/>
+        </w:rPr>
+        <w:t>个人作业：</w:t>
+      </w:r>
+      <w:r>
+        <w:rPr>
+          <w:color w:val="646464"/>
+          <w:lang w:eastAsia="zh-CN"/>
+        </w:rPr>
+        <w:t>docs/notes/W01_</w:t>
+      </w:r>
+      <w:r>
+        <w:rPr>
+          <w:color w:val="646464"/>
+          <w:lang w:eastAsia="zh-CN"/>
+        </w:rPr>
+        <w:t>我的作业</w:t>
+      </w:r>
+      <w:r>
+        <w:rPr>
+          <w:color w:val="646464"/>
+          <w:lang w:eastAsia="zh-CN"/>
+        </w:rPr>
+        <w:t>.docx</w:t>
+      </w:r>
+    </w:p>
+    <w:p>
+      <w:pPr>
+        <w:rPr>
+          <w:color w:val="646464"/>
+          <w:lang w:eastAsia="zh-CN"/>
+        </w:rPr>
+      </w:pPr>
+      <w:r>
+        <w:rPr>
+          <w:color w:val="646464"/>
+          <w:lang w:eastAsia="zh-CN"/>
+        </w:rPr>
+        <w:t>参考资料：</w:t>
+      </w:r>
+      <w:r>
+        <w:rPr>
+          <w:color w:val="646464"/>
+          <w:lang w:eastAsia="zh-CN"/>
+        </w:rPr>
+        <w:t>D:\</w:t>
+      </w:r>
+      <w:r>
+        <w:rPr>
+          <w:color w:val="646464"/>
+          <w:lang w:eastAsia="zh-CN"/>
+        </w:rPr>
+        <w:t>研究学习库</w:t>
+      </w:r>
+      <w:r>
+        <w:rPr>
+          <w:color w:val="646464"/>
+          <w:lang w:eastAsia="zh-CN"/>
+        </w:rPr>
+        <w:t>\</w:t>
+      </w:r>
+      <w:r>
+        <w:rPr>
+          <w:color w:val="646464"/>
+          <w:lang w:eastAsia="zh-CN"/>
+        </w:rPr>
+        <w:t>半导体晶圆制造基础知识</w:t>
+      </w:r>
+      <w:r>
+        <w:rPr>
+          <w:color w:val="646464"/>
+          <w:lang w:eastAsia="zh-CN"/>
+        </w:rPr>
+        <w:t>.docx</w:t>
+      </w:r>
+    </w:p>
+    <w:p>
+      <w:pPr>
+        <w:rPr>
+          <w:color w:val="646464"/>
+          <w:lang w:eastAsia="zh-CN"/>
+        </w:rPr>
+      </w:pPr>
+      <w:r>
+        <w:rPr>
+          <w:color w:val="646464"/>
+          <w:lang w:eastAsia="zh-CN"/>
+        </w:rPr>
+        <w:t>个人远程仓库：</w:t>
+      </w:r>
+      <w:r>
+        <w:rPr>
+          <w:color w:val="646464"/>
+          <w:lang w:eastAsia="zh-CN"/>
+        </w:rPr>
+        <w:t>https://github.com/ruoxuandai75-art/wafer-scheduling-homework.git</w:t>
+      </w:r>
+    </w:p>
+    <w:p>
+      <w:pPr>
+        <w:rPr>
+          <w:color w:val="646464"/>
+          <w:lang w:eastAsia="zh-CN"/>
+        </w:rPr>
+      </w:pPr>
+      <w:r>
+        <w:rPr>
+          <w:color w:val="646464"/>
+          <w:lang w:eastAsia="zh-CN"/>
+        </w:rPr>
+        <w:t>远程名称：</w:t>
+      </w:r>
+      <w:r>
+        <w:rPr>
+          <w:color w:val="646464"/>
+          <w:lang w:eastAsia="zh-CN"/>
+        </w:rPr>
+        <w:t>origin</w:t>
+      </w:r>
+    </w:p>
+    <w:p>
+      <w:pPr>
+        <w:rPr>
+          <w:color w:val="646464"/>
+          <w:lang w:eastAsia="zh-CN"/>
+        </w:rPr>
+      </w:pPr>
+      <w:r>
+        <w:rPr>
+          <w:color w:val="646464"/>
+          <w:lang w:eastAsia="zh-CN"/>
+        </w:rPr>
+        <w:t>当前分支：</w:t>
+      </w:r>
+      <w:r>
+        <w:rPr>
+          <w:color w:val="646464"/>
+          <w:lang w:eastAsia="zh-CN"/>
+        </w:rPr>
+        <w:t>main</w:t>
+      </w:r>
+      <w:r>
+        <w:rPr>
+          <w:color w:val="646464"/>
+          <w:lang w:eastAsia="zh-CN"/>
+        </w:rPr>
+        <w:t>]</w:t>
+      </w:r>
+    </w:p>
+    <w:p>
+      <w:pPr>
+        <w:rPr>
+          <w:color w:val="646464"/>
+          <w:lang w:eastAsia="zh-CN"/>
+        </w:rPr>
+      </w:pPr>
+      <w:r>
+        <w:rPr>
+          <w:b/>
+          <w:lang w:eastAsia="zh-CN"/>
+        </w:rPr>
+        <w:t>已验证结果：</w:t>
+      </w:r>
+      <w:r>
+        <w:rPr>
+          <w:color w:val="646464"/>
+          <w:lang w:eastAsia="zh-CN"/>
+        </w:rPr>
+        <w:t>[</w:t>
+      </w:r>
+      <w:r>
+        <w:rPr>
+          <w:color w:val="646464"/>
+          <w:lang w:eastAsia="zh-CN"/>
+        </w:rPr>
+        <w:t>已指导将最新</w:t>
+      </w:r>
+      <w:r>
+        <w:rPr>
+          <w:color w:val="646464"/>
+          <w:lang w:eastAsia="zh-CN"/>
+        </w:rPr>
+        <w:t xml:space="preserve"> Word </w:t>
+      </w:r>
+      <w:r>
+        <w:rPr>
+          <w:color w:val="646464"/>
+          <w:lang w:eastAsia="zh-CN"/>
+        </w:rPr>
+        <w:t>修改暂存、创建新</w:t>
+      </w:r>
+      <w:r>
+        <w:rPr>
+          <w:color w:val="646464"/>
+          <w:lang w:eastAsia="zh-CN"/>
+        </w:rPr>
+        <w:t xml:space="preserve"> commit </w:t>
+      </w:r>
+      <w:r>
+        <w:rPr>
+          <w:color w:val="646464"/>
+          <w:lang w:eastAsia="zh-CN"/>
+        </w:rPr>
+        <w:t>并再次</w:t>
+      </w:r>
+      <w:r>
+        <w:rPr>
+          <w:color w:val="646464"/>
+          <w:lang w:eastAsia="zh-CN"/>
+        </w:rPr>
+        <w:t xml:space="preserve"> push</w:t>
+      </w:r>
+      <w:r>
+        <w:rPr>
+          <w:color w:val="646464"/>
+          <w:lang w:eastAsia="zh-CN"/>
+        </w:rPr>
+        <w:t>]</w:t>
+      </w:r>
+    </w:p>
+    <w:p>
+      <w:pPr>
+        <w:rPr>
+          <w:color w:val="646464"/>
+          <w:lang w:eastAsia="zh-CN"/>
+        </w:rPr>
+      </w:pPr>
+      <w:r>
+        <w:rPr>
+          <w:b/>
+          <w:lang w:eastAsia="zh-CN"/>
+        </w:rPr>
+        <w:t>未解决问题：</w:t>
+      </w:r>
+      <w:r>
+        <w:rPr>
+          <w:color w:val="646464"/>
+          <w:lang w:eastAsia="zh-CN"/>
+        </w:rPr>
+        <w:t>[</w:t>
+      </w:r>
+      <w:r>
+        <w:rPr>
+          <w:color w:val="646464"/>
+          <w:lang w:eastAsia="zh-CN"/>
+        </w:rPr>
+        <w:t>需要确认第二次修改是否已经成功</w:t>
+      </w:r>
+      <w:r>
+        <w:rPr>
+          <w:color w:val="646464"/>
+          <w:lang w:eastAsia="zh-CN"/>
+        </w:rPr>
+        <w:t xml:space="preserve"> commit </w:t>
+      </w:r>
+      <w:r>
+        <w:rPr>
+          <w:color w:val="646464"/>
+          <w:lang w:eastAsia="zh-CN"/>
+        </w:rPr>
+        <w:t>和</w:t>
+      </w:r>
+      <w:r>
+        <w:rPr>
+          <w:color w:val="646464"/>
+          <w:lang w:eastAsia="zh-CN"/>
+        </w:rPr>
+        <w:t xml:space="preserve"> push</w:t>
+      </w:r>
+      <w:r>
+        <w:rPr>
+          <w:color w:val="646464"/>
+          <w:lang w:eastAsia="zh-CN"/>
+        </w:rPr>
+        <w:t>。</w:t>
+      </w:r>
+      <w:r>
+        <w:rPr>
+          <w:color w:val="646464"/>
+          <w:lang w:eastAsia="zh-CN"/>
+        </w:rPr>
+        <w:t>]</w:t>
+      </w:r>
+    </w:p>
+    <w:p>
+      <w:pPr>
+        <w:rPr>
+          <w:b/>
+          <w:lang w:eastAsia="zh-CN"/>
+        </w:rPr>
+      </w:pPr>
+      <w:r>
+        <w:rPr>
+          <w:b/>
+          <w:lang w:eastAsia="zh-CN"/>
+        </w:rPr>
+        <w:t>新会话中</w:t>
+      </w:r>
+      <w:r>
+        <w:rPr>
+          <w:b/>
+          <w:lang w:eastAsia="zh-CN"/>
+        </w:rPr>
+        <w:t xml:space="preserve"> AI </w:t>
+      </w:r>
+      <w:r>
+        <w:rPr>
+          <w:b/>
+          <w:lang w:eastAsia="zh-CN"/>
+        </w:rPr>
+        <w:t>如何复述；我核对或纠正了什么：</w:t>
+      </w:r>
+    </w:p>
+    <w:p>
+      <w:pPr>
+        <w:rPr>
+          <w:color w:val="646464"/>
+          <w:lang w:eastAsia="zh-CN"/>
+        </w:rPr>
+      </w:pPr>
+      <w:r>
+        <w:rPr>
+          <w:color w:val="646464"/>
+          <w:lang w:eastAsia="zh-CN"/>
+        </w:rPr>
+        <w:t>[</w:t>
+      </w:r>
+      <w:r>
+        <w:rPr>
+          <w:color w:val="646464"/>
+          <w:lang w:eastAsia="zh-CN"/>
+        </w:rPr>
+        <w:t>你正在</w:t>
+      </w:r>
+      <w:r>
+        <w:rPr>
+          <w:color w:val="646464"/>
+          <w:lang w:eastAsia="zh-CN"/>
+        </w:rPr>
+        <w:t xml:space="preserve"> Windows 11 </w:t>
+      </w:r>
+      <w:r>
+        <w:rPr>
+          <w:color w:val="646464"/>
+          <w:lang w:eastAsia="zh-CN"/>
+        </w:rPr>
+        <w:t>上完成第一周学习项目。项目已经克隆到正确的本地目录，</w:t>
+      </w:r>
+      <w:r>
+        <w:rPr>
+          <w:color w:val="646464"/>
+          <w:lang w:eastAsia="zh-CN"/>
+        </w:rPr>
+        <w:t>Anaconda</w:t>
+      </w:r>
+      <w:r>
+        <w:rPr>
+          <w:color w:val="646464"/>
+          <w:lang w:eastAsia="zh-CN"/>
+        </w:rPr>
+        <w:t>、</w:t>
+      </w:r>
+      <w:r>
+        <w:rPr>
+          <w:color w:val="646464"/>
+          <w:lang w:eastAsia="zh-CN"/>
+        </w:rPr>
+        <w:t>PowerShell</w:t>
+      </w:r>
+      <w:r>
+        <w:rPr>
+          <w:color w:val="646464"/>
+          <w:lang w:eastAsia="zh-CN"/>
+        </w:rPr>
+        <w:t>、</w:t>
+      </w:r>
+      <w:r>
+        <w:rPr>
+          <w:color w:val="646464"/>
+          <w:lang w:eastAsia="zh-CN"/>
+        </w:rPr>
+        <w:t xml:space="preserve">wafer-scheduling </w:t>
+      </w:r>
+      <w:r>
+        <w:rPr>
+          <w:color w:val="646464"/>
+          <w:lang w:eastAsia="zh-CN"/>
+        </w:rPr>
+        <w:t>环境、</w:t>
+      </w:r>
+      <w:r>
+        <w:rPr>
+          <w:color w:val="646464"/>
+          <w:lang w:eastAsia="zh-CN"/>
+        </w:rPr>
+        <w:t xml:space="preserve">Python 3.11.18 </w:t>
+      </w:r>
+      <w:r>
+        <w:rPr>
+          <w:color w:val="646464"/>
+          <w:lang w:eastAsia="zh-CN"/>
+        </w:rPr>
+        <w:t>和</w:t>
+      </w:r>
+      <w:r>
+        <w:rPr>
+          <w:color w:val="646464"/>
+          <w:lang w:eastAsia="zh-CN"/>
+        </w:rPr>
+        <w:t xml:space="preserve"> VS Code Python </w:t>
+      </w:r>
+      <w:r>
+        <w:rPr>
+          <w:color w:val="646464"/>
+          <w:lang w:eastAsia="zh-CN"/>
+        </w:rPr>
+        <w:t>解释器均已配置并通过检查。你的个人作业文件位于：</w:t>
+      </w:r>
+    </w:p>
+    <w:p>
+      <w:pPr>
+        <w:rPr>
+          <w:color w:val="646464"/>
+          <w:lang w:eastAsia="zh-CN"/>
+        </w:rPr>
+      </w:pPr>
+      <w:r>
+        <w:rPr>
+          <w:color w:val="646464"/>
+          <w:lang w:eastAsia="zh-CN"/>
+        </w:rPr>
+        <w:t>docs/notes/W01_</w:t>
+      </w:r>
+      <w:r>
+        <w:rPr>
+          <w:color w:val="646464"/>
+          <w:lang w:eastAsia="zh-CN"/>
+        </w:rPr>
+        <w:t>我的作业</w:t>
+      </w:r>
+      <w:r>
+        <w:rPr>
+          <w:color w:val="646464"/>
+          <w:lang w:eastAsia="zh-CN"/>
+        </w:rPr>
+        <w:t>.docx</w:t>
+      </w:r>
+    </w:p>
+    <w:p>
+      <w:pPr>
+        <w:rPr>
+          <w:color w:val="646464"/>
+          <w:lang w:eastAsia="zh-CN"/>
+        </w:rPr>
+      </w:pPr>
+      <w:r>
+        <w:rPr>
+          <w:color w:val="646464"/>
+          <w:lang w:eastAsia="zh-CN"/>
+        </w:rPr>
+        <w:t>当前需要确认最新修改已经形成新的本地</w:t>
+      </w:r>
+      <w:r>
+        <w:rPr>
+          <w:color w:val="646464"/>
+          <w:lang w:eastAsia="zh-CN"/>
+        </w:rPr>
+        <w:t xml:space="preserve"> commit</w:t>
+      </w:r>
+      <w:r>
+        <w:rPr>
+          <w:color w:val="646464"/>
+          <w:lang w:eastAsia="zh-CN"/>
+        </w:rPr>
+        <w:t>，并成功推送到个人</w:t>
+      </w:r>
+      <w:r>
+        <w:rPr>
+          <w:color w:val="646464"/>
+          <w:lang w:eastAsia="zh-CN"/>
+        </w:rPr>
+        <w:t xml:space="preserve"> GitHub </w:t>
+      </w:r>
+      <w:r>
+        <w:rPr>
+          <w:color w:val="646464"/>
+          <w:lang w:eastAsia="zh-CN"/>
+        </w:rPr>
+        <w:t>仓库的</w:t>
+      </w:r>
+      <w:r>
+        <w:rPr>
+          <w:color w:val="646464"/>
+          <w:lang w:eastAsia="zh-CN"/>
+        </w:rPr>
+        <w:t xml:space="preserve"> main </w:t>
+      </w:r>
+      <w:r>
+        <w:rPr>
+          <w:color w:val="646464"/>
+          <w:lang w:eastAsia="zh-CN"/>
+        </w:rPr>
+        <w:t>分支，然后通过本地状态和</w:t>
+      </w:r>
+      <w:r>
+        <w:rPr>
+          <w:color w:val="646464"/>
+          <w:lang w:eastAsia="zh-CN"/>
+        </w:rPr>
+        <w:t xml:space="preserve"> GitHub </w:t>
+      </w:r>
+      <w:r>
+        <w:rPr>
+          <w:color w:val="646464"/>
+          <w:lang w:eastAsia="zh-CN"/>
+        </w:rPr>
+        <w:t>网页完成最终核验。</w:t>
+      </w:r>
+      <w:r>
+        <w:rPr>
+          <w:color w:val="646464"/>
+          <w:lang w:eastAsia="zh-CN"/>
+        </w:rPr>
+        <w:t>]</w:t>
+      </w:r>
+    </w:p>
+    <w:p>
+      <w:pPr>
+        <w:rPr>
+          <w:lang w:eastAsia="zh-CN"/>
+        </w:rPr>
+      </w:pPr>
+      <w:r>
+        <w:rPr>
+          <w:lang w:eastAsia="zh-CN"/>
+        </w:rPr>
+        <w:br w:type="page"/>
+      </w:r>
+    </w:p>
+    <w:p>
+      <w:pPr>
         <w:pStyle w:val="1"/>
         <w:rPr>
           <w:lang w:eastAsia="zh-CN"/>
@@ -1468,21 +2291,12 @@
         </w:rPr>
         <w:t xml:space="preserve">39 </w:t>
       </w:r>
-      <w:proofErr w:type="gramStart"/>
-      <w:r>
-        <w:rPr>
-          <w:color w:val="646464"/>
-          <w:lang w:eastAsia="zh-CN"/>
-        </w:rPr>
-        <w:t>个</w:t>
-      </w:r>
-      <w:proofErr w:type="gramEnd"/>
-      <w:r>
-        <w:rPr>
-          <w:color w:val="646464"/>
-          <w:lang w:eastAsia="zh-CN"/>
-        </w:rPr>
-        <w:t>对象全部接收并完成解析，项目内容直接进入当前空目录，没有多套一层同名文件夹。</w:t>
+      <w:r>
+        <w:rPr>
+          <w:color w:val="646464"/>
+          <w:lang w:eastAsia="zh-CN"/>
+        </w:rPr>
+        <w:t>个对象全部接收并完成解析，项目内容直接进入当前空目录，没有多套一层同名文件夹。</w:t>
       </w:r>
       <w:r>
         <w:rPr>
@@ -1703,33 +2517,17 @@
           <w:lang w:eastAsia="zh-CN"/>
         </w:rPr>
       </w:pPr>
-      <w:proofErr w:type="spellStart"/>
       <w:r>
         <w:rPr>
           <w:b/>
         </w:rPr>
-        <w:t>Conda</w:t>
-      </w:r>
-      <w:proofErr w:type="spellEnd"/>
+        <w:t xml:space="preserve">Conda </w:t>
+      </w:r>
       <w:r>
         <w:rPr>
           <w:b/>
         </w:rPr>
-        <w:t xml:space="preserve"> </w:t>
-      </w:r>
-      <w:proofErr w:type="spellStart"/>
-      <w:r>
-        <w:rPr>
-          <w:b/>
-        </w:rPr>
-        <w:t>发行版、版本与安装路径</w:t>
-      </w:r>
-      <w:proofErr w:type="spellEnd"/>
-      <w:r>
-        <w:rPr>
-          <w:b/>
-        </w:rPr>
-        <w:t>：</w:t>
+        <w:t>发行版、版本与安装路径：</w:t>
       </w:r>
     </w:p>
     <w:p>
@@ -1744,7 +2542,6 @@
         </w:rPr>
         <w:t>[</w:t>
       </w:r>
-      <w:proofErr w:type="spellStart"/>
       <w:r>
         <w:rPr>
           <w:color w:val="646464"/>
@@ -1761,14 +2558,7 @@
         <w:rPr>
           <w:color w:val="646464"/>
         </w:rPr>
-        <w:t>Conda</w:t>
-      </w:r>
-      <w:proofErr w:type="spellEnd"/>
-      <w:r>
-        <w:rPr>
-          <w:color w:val="646464"/>
-        </w:rPr>
-        <w:t xml:space="preserve"> 24.11.3</w:t>
+        <w:t>Conda 24.11.3</w:t>
       </w:r>
       <w:r>
         <w:rPr>
@@ -1942,21 +2732,7 @@
         <w:rPr>
           <w:lang w:eastAsia="zh-CN"/>
         </w:rPr>
-        <w:t xml:space="preserve"> </w:t>
-      </w:r>
-      <w:proofErr w:type="spellStart"/>
-      <w:r>
-        <w:rPr>
-          <w:lang w:eastAsia="zh-CN"/>
-        </w:rPr>
-        <w:t>check_env</w:t>
-      </w:r>
-      <w:proofErr w:type="spellEnd"/>
-      <w:r>
-        <w:rPr>
-          <w:lang w:eastAsia="zh-CN"/>
-        </w:rPr>
-        <w:t xml:space="preserve"> </w:t>
+        <w:t xml:space="preserve"> check_env </w:t>
       </w:r>
       <w:r>
         <w:rPr>
@@ -2102,23 +2878,7 @@
           <w:color w:val="646464"/>
           <w:lang w:eastAsia="zh-CN"/>
         </w:rPr>
-        <w:t xml:space="preserve"> </w:t>
-      </w:r>
-      <w:proofErr w:type="spellStart"/>
-      <w:r>
-        <w:rPr>
-          <w:color w:val="646464"/>
-          <w:lang w:eastAsia="zh-CN"/>
-        </w:rPr>
-        <w:t>cwd</w:t>
-      </w:r>
-      <w:proofErr w:type="spellEnd"/>
-      <w:r>
-        <w:rPr>
-          <w:color w:val="646464"/>
-          <w:lang w:eastAsia="zh-CN"/>
-        </w:rPr>
-        <w:t>: D:\</w:t>
+        <w:t xml:space="preserve"> cwd: D:\</w:t>
       </w:r>
       <w:r>
         <w:rPr>
@@ -2251,21 +3011,12 @@
           <w:lang w:eastAsia="zh-CN"/>
         </w:rPr>
       </w:pPr>
-      <w:proofErr w:type="spellStart"/>
-      <w:r>
-        <w:rPr>
-          <w:color w:val="646464"/>
-          <w:lang w:eastAsia="zh-CN"/>
-        </w:rPr>
-        <w:t>Conda</w:t>
-      </w:r>
-      <w:proofErr w:type="spellEnd"/>
-      <w:r>
-        <w:rPr>
-          <w:color w:val="646464"/>
-          <w:lang w:eastAsia="zh-CN"/>
-        </w:rPr>
-        <w:t xml:space="preserve"> </w:t>
+      <w:r>
+        <w:rPr>
+          <w:color w:val="646464"/>
+          <w:lang w:eastAsia="zh-CN"/>
+        </w:rPr>
+        <w:t xml:space="preserve">Conda </w:t>
       </w:r>
       <w:r>
         <w:rPr>
@@ -2289,21 +3040,12 @@
           <w:lang w:eastAsia="zh-CN"/>
         </w:rPr>
       </w:pPr>
-      <w:proofErr w:type="spellStart"/>
-      <w:r>
-        <w:rPr>
-          <w:color w:val="646464"/>
-          <w:lang w:eastAsia="zh-CN"/>
-        </w:rPr>
-        <w:t>Conda</w:t>
-      </w:r>
-      <w:proofErr w:type="spellEnd"/>
-      <w:r>
-        <w:rPr>
-          <w:color w:val="646464"/>
-          <w:lang w:eastAsia="zh-CN"/>
-        </w:rPr>
-        <w:t xml:space="preserve"> prefix </w:t>
+      <w:r>
+        <w:rPr>
+          <w:color w:val="646464"/>
+          <w:lang w:eastAsia="zh-CN"/>
+        </w:rPr>
+        <w:t xml:space="preserve">Conda prefix </w:t>
       </w:r>
       <w:r>
         <w:rPr>
@@ -2369,23 +3111,7 @@
           <w:b/>
           <w:lang w:eastAsia="zh-CN"/>
         </w:rPr>
-        <w:t xml:space="preserve"> </w:t>
-      </w:r>
-      <w:proofErr w:type="spellStart"/>
-      <w:r>
-        <w:rPr>
-          <w:b/>
-          <w:lang w:eastAsia="zh-CN"/>
-        </w:rPr>
-        <w:t>check_env</w:t>
-      </w:r>
-      <w:proofErr w:type="spellEnd"/>
-      <w:r>
-        <w:rPr>
-          <w:b/>
-          <w:lang w:eastAsia="zh-CN"/>
-        </w:rPr>
-        <w:t xml:space="preserve"> </w:t>
+        <w:t xml:space="preserve"> check_env </w:t>
       </w:r>
       <w:r>
         <w:rPr>
@@ -2490,7 +3216,7 @@
           </mc:Choice>
           <mc:Fallback>
             <w:pict>
-              <v:rect w14:anchorId="36B38215" id="矩形 4" o:spid="_x0000_s1026" style="position:absolute;margin-left:1pt;margin-top:54.05pt;width:396pt;height:23.4pt;z-index:251657728;visibility:visible;mso-wrap-style:square;mso-height-percent:0;mso-wrap-distance-left:9pt;mso-wrap-distance-top:0;mso-wrap-distance-right:9pt;mso-wrap-distance-bottom:0;mso-position-horizontal:absolute;mso-position-horizontal-relative:text;mso-position-vertical:absolute;mso-position-vertical-relative:text;mso-height-percent:0;mso-height-relative:margin;v-text-anchor:middle" o:gfxdata="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" filled="f" strokecolor="red">
+              <v:rect w14:anchorId="75BB6F6C" id="矩形 4" o:spid="_x0000_s1026" style="position:absolute;margin-left:1pt;margin-top:54.05pt;width:396pt;height:23.4pt;z-index:251657728;visibility:visible;mso-wrap-style:square;mso-height-percent:0;mso-wrap-distance-left:9pt;mso-wrap-distance-top:0;mso-wrap-distance-right:9pt;mso-wrap-distance-bottom:0;mso-position-horizontal:absolute;mso-position-horizontal-relative:text;mso-position-vertical:absolute;mso-position-vertical-relative:text;mso-height-percent:0;mso-height-relative:margin;v-text-anchor:middle" o:gfxdata="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" filled="f" strokecolor="red">
                 <v:shadow on="t" color="black" opacity="22937f" origin=",.5" offset="0,.63889mm"/>
               </v:rect>
             </w:pict>
@@ -2626,7 +3352,7 @@
           </mc:Choice>
           <mc:Fallback>
             <w:pict>
-              <v:rect w14:anchorId="3816C854" id="矩形 5" o:spid="_x0000_s1026" style="position:absolute;margin-left:8.2pt;margin-top:83.1pt;width:396pt;height:23.4pt;z-index:251658752;visibility:visible;mso-wrap-style:square;mso-height-percent:0;mso-wrap-distance-left:9pt;mso-wrap-distance-top:0;mso-wrap-distance-right:9pt;mso-wrap-distance-bottom:0;mso-position-horizontal:absolute;mso-position-horizontal-relative:text;mso-position-vertical:absolute;mso-position-vertical-relative:text;mso-height-percent:0;mso-height-relative:margin;v-text-anchor:middle" o:gfxdata="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" filled="f" strokecolor="red">
+              <v:rect w14:anchorId="66239FAB" id="矩形 5" o:spid="_x0000_s1026" style="position:absolute;margin-left:8.2pt;margin-top:83.1pt;width:396pt;height:23.4pt;z-index:251658752;visibility:visible;mso-wrap-style:square;mso-height-percent:0;mso-wrap-distance-left:9pt;mso-wrap-distance-top:0;mso-wrap-distance-right:9pt;mso-wrap-distance-bottom:0;mso-position-horizontal:absolute;mso-position-horizontal-relative:text;mso-position-vertical:absolute;mso-position-vertical-relative:text;mso-height-percent:0;mso-height-relative:margin;v-text-anchor:middle" o:gfxdata="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" filled="f" strokecolor="red">
                 <v:shadow on="t" color="black" opacity="22937f" origin=",.5" offset="0,.63889mm"/>
               </v:rect>
             </w:pict>
@@ -3231,7 +3957,7 @@
           </mc:Choice>
           <mc:Fallback>
             <w:pict>
-              <v:rect w14:anchorId="3A80263A" id="矩形 7" o:spid="_x0000_s1026" style="position:absolute;margin-left:22.6pt;margin-top:96.3pt;width:112pt;height:139.6pt;z-index:251662336;visibility:visible;mso-wrap-style:square;mso-wrap-distance-left:9pt;mso-wrap-distance-top:0;mso-wrap-distance-right:9pt;mso-wrap-distance-bottom:0;mso-position-horizontal:absolute;mso-position-horizontal-relative:text;mso-position-vertical:absolute;mso-position-vertical-relative:page;v-text-anchor:middle" o:gfxdata="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" filled="f" strokecolor="#92d050">
+              <v:rect w14:anchorId="012C3145" id="矩形 7" o:spid="_x0000_s1026" style="position:absolute;margin-left:22.6pt;margin-top:96.3pt;width:112pt;height:139.6pt;z-index:251662336;visibility:visible;mso-wrap-style:square;mso-wrap-distance-left:9pt;mso-wrap-distance-top:0;mso-wrap-distance-right:9pt;mso-wrap-distance-bottom:0;mso-position-horizontal:absolute;mso-position-horizontal-relative:text;mso-position-vertical:absolute;mso-position-vertical-relative:page;v-text-anchor:middle" o:gfxdata="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" filled="f" strokecolor="#92d050">
                 <v:shadow on="t" color="black" opacity="22937f" origin=",.5" offset="0,.63889mm"/>
                 <w10:wrap anchory="page"/>
               </v:rect>
@@ -3543,10 +4269,11 @@
       </w:r>
       <w:r>
         <w:rPr>
-          <w:color w:val="646464"/>
-          <w:lang w:eastAsia="zh-CN"/>
-        </w:rPr>
-        <w:t>填写</w:t>
+          <w:rFonts w:hint="eastAsia"/>
+          <w:color w:val="646464"/>
+          <w:lang w:eastAsia="zh-CN"/>
+        </w:rPr>
+        <w:t>操作已会</w:t>
       </w:r>
       <w:r>
         <w:rPr>
@@ -3782,21 +4509,7 @@
         <w:rPr>
           <w:lang w:eastAsia="zh-CN"/>
         </w:rPr>
-        <w:t>的关系图；说明</w:t>
-      </w:r>
-      <w:proofErr w:type="gramStart"/>
-      <w:r>
-        <w:rPr>
-          <w:lang w:eastAsia="zh-CN"/>
-        </w:rPr>
-        <w:t>换载具</w:t>
-      </w:r>
-      <w:proofErr w:type="gramEnd"/>
-      <w:r>
-        <w:rPr>
-          <w:lang w:eastAsia="zh-CN"/>
-        </w:rPr>
-        <w:t>后哪些信息要保持关联。核对晶圆讲义</w:t>
+        <w:t>的关系图；说明换载具后哪些信息要保持关联。核对晶圆讲义</w:t>
       </w:r>
       <w:r>
         <w:rPr>
@@ -3902,21 +4615,12 @@
           <w:lang w:eastAsia="zh-CN"/>
         </w:rPr>
       </w:pPr>
-      <w:proofErr w:type="gramStart"/>
       <w:r>
         <w:rPr>
           <w:b/>
           <w:lang w:eastAsia="zh-CN"/>
         </w:rPr>
-        <w:t>换载具</w:t>
-      </w:r>
-      <w:proofErr w:type="gramEnd"/>
-      <w:r>
-        <w:rPr>
-          <w:b/>
-          <w:lang w:eastAsia="zh-CN"/>
-        </w:rPr>
-        <w:t>后需要保留的关联信息：</w:t>
+        <w:t>换载具后需要保留的关联信息：</w:t>
       </w:r>
     </w:p>
     <w:p>
@@ -4261,23 +4965,7 @@
           <w:color w:val="646464"/>
           <w:lang w:eastAsia="zh-CN"/>
         </w:rPr>
-        <w:t>制造完成后，通常先通过探针台对</w:t>
-      </w:r>
-      <w:proofErr w:type="gramStart"/>
-      <w:r>
-        <w:rPr>
-          <w:color w:val="646464"/>
-          <w:lang w:eastAsia="zh-CN"/>
-        </w:rPr>
-        <w:t>晶</w:t>
-      </w:r>
-      <w:proofErr w:type="gramEnd"/>
-      <w:r>
-        <w:rPr>
-          <w:color w:val="646464"/>
-          <w:lang w:eastAsia="zh-CN"/>
-        </w:rPr>
-        <w:t>圆上的每个</w:t>
+        <w:t>制造完成后，通常先通过探针台对晶圆上的每个</w:t>
       </w:r>
       <w:r>
         <w:rPr>
@@ -4291,23 +4979,7 @@
           <w:color w:val="646464"/>
           <w:lang w:eastAsia="zh-CN"/>
         </w:rPr>
-        <w:t>进行</w:t>
-      </w:r>
-      <w:proofErr w:type="gramStart"/>
-      <w:r>
-        <w:rPr>
-          <w:color w:val="646464"/>
-          <w:lang w:eastAsia="zh-CN"/>
-        </w:rPr>
-        <w:t>晶圆级电</w:t>
-      </w:r>
-      <w:proofErr w:type="gramEnd"/>
-      <w:r>
-        <w:rPr>
-          <w:color w:val="646464"/>
-          <w:lang w:eastAsia="zh-CN"/>
-        </w:rPr>
-        <w:t>性测试，标记合格与不合格</w:t>
+        <w:t>进行晶圆级电性测试，标记合格与不合格</w:t>
       </w:r>
       <w:r>
         <w:rPr>
@@ -4321,23 +4993,7 @@
           <w:color w:val="646464"/>
           <w:lang w:eastAsia="zh-CN"/>
         </w:rPr>
-        <w:t>；</w:t>
-      </w:r>
-      <w:proofErr w:type="gramStart"/>
-      <w:r>
-        <w:rPr>
-          <w:color w:val="646464"/>
-          <w:lang w:eastAsia="zh-CN"/>
-        </w:rPr>
-        <w:t>然后把晶圆</w:t>
-      </w:r>
-      <w:proofErr w:type="gramEnd"/>
-      <w:r>
-        <w:rPr>
-          <w:color w:val="646464"/>
-          <w:lang w:eastAsia="zh-CN"/>
-        </w:rPr>
-        <w:t>切割，挑选合格</w:t>
+        <w:t>；然后把晶圆切割，挑选合格</w:t>
       </w:r>
       <w:r>
         <w:rPr>
@@ -4388,11 +5044,9 @@
         </w:rPr>
         <w:t>说明五种工艺的作用，再用一个材料层的例子解释为什么会重复加工。</w:t>
       </w:r>
-      <w:proofErr w:type="spellStart"/>
       <w:r>
         <w:t>核对晶圆讲义</w:t>
       </w:r>
-      <w:proofErr w:type="spellEnd"/>
       <w:r>
         <w:t xml:space="preserve"> 2.1</w:t>
       </w:r>
@@ -4573,11 +5227,9 @@
             <w:r>
               <w:t>[</w:t>
             </w:r>
-            <w:proofErr w:type="spellStart"/>
             <w:r>
               <w:t>定义加工位置</w:t>
             </w:r>
-            <w:proofErr w:type="spellEnd"/>
             <w:r>
               <w:t>]</w:t>
             </w:r>
@@ -4668,11 +5320,9 @@
             <w:pPr>
               <w:spacing w:after="0"/>
             </w:pPr>
-            <w:proofErr w:type="spellStart"/>
             <w:r>
               <w:t>清洗</w:t>
             </w:r>
-            <w:proofErr w:type="spellEnd"/>
           </w:p>
         </w:tc>
         <w:tc>
@@ -4771,11 +5421,9 @@
             <w:r>
               <w:t>[</w:t>
             </w:r>
-            <w:proofErr w:type="spellStart"/>
             <w:r>
               <w:t>去除多余材料并改善平坦度</w:t>
             </w:r>
-            <w:proofErr w:type="spellEnd"/>
             <w:r>
               <w:t>]</w:t>
             </w:r>
@@ -4795,79 +5443,50 @@
           <w:lang w:eastAsia="zh-CN"/>
         </w:rPr>
       </w:pPr>
-      <w:r>
-        <w:rPr>
-          <w:b/>
-          <w:lang w:eastAsia="zh-CN"/>
-        </w:rPr>
-        <w:t>我向</w:t>
-      </w:r>
-      <w:r>
-        <w:rPr>
-          <w:b/>
-          <w:lang w:eastAsia="zh-CN"/>
-        </w:rPr>
-        <w:t xml:space="preserve"> AI </w:t>
-      </w:r>
-      <w:r>
-        <w:rPr>
-          <w:b/>
-          <w:lang w:eastAsia="zh-CN"/>
-        </w:rPr>
-        <w:t>的追问，以及确认或修正的一点：</w:t>
-      </w:r>
     </w:p>
     <w:p>
       <w:pPr>
         <w:rPr>
-          <w:color w:val="646464"/>
-          <w:lang w:eastAsia="zh-CN"/>
-        </w:rPr>
-      </w:pPr>
-      <w:r>
-        <w:rPr>
-          <w:color w:val="646464"/>
+          <w:b/>
+          <w:lang w:eastAsia="zh-CN"/>
+        </w:rPr>
+      </w:pPr>
+      <w:r>
+        <w:rPr>
+          <w:b/>
           <w:lang w:eastAsia="zh-CN"/>
         </w:rPr>
         <w:lastRenderedPageBreak/>
-        <w:t>[</w:t>
-      </w:r>
-      <w:r>
-        <w:rPr>
-          <w:rFonts w:hint="eastAsia"/>
-          <w:color w:val="646464"/>
-          <w:lang w:eastAsia="zh-CN"/>
-        </w:rPr>
-        <w:t>1.</w:t>
-      </w:r>
-      <w:r>
-        <w:rPr>
-          <w:lang w:eastAsia="zh-CN"/>
-        </w:rPr>
-        <w:t xml:space="preserve"> </w:t>
-      </w:r>
-      <w:r>
-        <w:rPr>
-          <w:color w:val="646464"/>
-          <w:lang w:eastAsia="zh-CN"/>
-        </w:rPr>
-        <w:t>沉积阶段为什么要改变晶圆的材料组成和膜层厚度？</w:t>
+        <w:t>我向</w:t>
+      </w:r>
+      <w:r>
+        <w:rPr>
+          <w:b/>
+          <w:lang w:eastAsia="zh-CN"/>
+        </w:rPr>
+        <w:t xml:space="preserve"> AI </w:t>
+      </w:r>
+      <w:r>
+        <w:rPr>
+          <w:b/>
+          <w:lang w:eastAsia="zh-CN"/>
+        </w:rPr>
+        <w:t>的追问，以及确认或修正的一点：</w:t>
       </w:r>
     </w:p>
     <w:p>
       <w:pPr>
-        <w:ind w:firstLineChars="200" w:firstLine="420"/>
-        <w:rPr>
-          <w:color w:val="646464"/>
-          <w:lang w:eastAsia="zh-CN"/>
-        </w:rPr>
-      </w:pPr>
-      <w:r>
-        <w:rPr>
-          <w:color w:val="646464"/>
-          <w:lang w:eastAsia="zh-CN"/>
-        </w:rPr>
-        <w:t>芯片由许多具有不同功能的材料层组成</w:t>
+        <w:rPr>
+          <w:color w:val="646464"/>
+          <w:lang w:eastAsia="zh-CN"/>
+        </w:rPr>
+      </w:pPr>
+      <w:r>
+        <w:rPr>
+          <w:color w:val="646464"/>
+          <w:lang w:eastAsia="zh-CN"/>
+        </w:rPr>
+        <w:t>[</w:t>
       </w:r>
       <w:r>
         <w:rPr>
@@ -4875,22 +5494,20 @@
           <w:color w:val="646464"/>
           <w:lang w:eastAsia="zh-CN"/>
         </w:rPr>
-        <w:t>，包括：</w:t>
-      </w:r>
-      <w:r>
-        <w:rPr>
-          <w:color w:val="646464"/>
-          <w:lang w:eastAsia="zh-CN"/>
-        </w:rPr>
-        <w:t>导电材料：形成金属互连；绝缘材料：隔开不应导通的</w:t>
-      </w:r>
-      <w:r>
-        <w:rPr>
-          <w:rFonts w:hint="eastAsia"/>
-          <w:color w:val="646464"/>
-          <w:lang w:eastAsia="zh-CN"/>
-        </w:rPr>
-        <w:t>；</w:t>
+        <w:t>1.</w:t>
+      </w:r>
+      <w:r>
+        <w:rPr>
+          <w:lang w:eastAsia="zh-CN"/>
+        </w:rPr>
+        <w:t xml:space="preserve"> </w:t>
+      </w:r>
+      <w:r>
+        <w:rPr>
+          <w:color w:val="646464"/>
+          <w:lang w:eastAsia="zh-CN"/>
+        </w:rPr>
+        <w:t>沉积阶段为什么要改变晶圆的材料组成和膜层厚度？</w:t>
       </w:r>
     </w:p>
     <w:p>
@@ -4906,72 +5523,95 @@
           <w:color w:val="646464"/>
           <w:lang w:eastAsia="zh-CN"/>
         </w:rPr>
-        <w:t>半导体或其他功能材料：构成器件的一部分；保护或阻挡材料：保护已有结构、限制材料扩散。沉积的目的就是把当前需要的材料层加到</w:t>
-      </w:r>
-      <w:proofErr w:type="gramStart"/>
-      <w:r>
-        <w:rPr>
-          <w:color w:val="646464"/>
-          <w:lang w:eastAsia="zh-CN"/>
-        </w:rPr>
-        <w:t>晶</w:t>
-      </w:r>
-      <w:proofErr w:type="gramEnd"/>
-      <w:r>
-        <w:rPr>
-          <w:color w:val="646464"/>
-          <w:lang w:eastAsia="zh-CN"/>
-        </w:rPr>
-        <w:t>圆上</w:t>
+        <w:t>芯片由许多具有不同功能的材料层组成</w:t>
+      </w:r>
+      <w:r>
+        <w:rPr>
+          <w:rFonts w:hint="eastAsia"/>
+          <w:color w:val="646464"/>
+          <w:lang w:eastAsia="zh-CN"/>
+        </w:rPr>
+        <w:t>，包括：</w:t>
+      </w:r>
+      <w:r>
+        <w:rPr>
+          <w:color w:val="646464"/>
+          <w:lang w:eastAsia="zh-CN"/>
+        </w:rPr>
+        <w:t>导电材料：形成金属互连；绝缘材料：隔开不应导通的</w:t>
+      </w:r>
+      <w:r>
+        <w:rPr>
+          <w:rFonts w:hint="eastAsia"/>
+          <w:color w:val="646464"/>
+          <w:lang w:eastAsia="zh-CN"/>
+        </w:rPr>
+        <w:t>；</w:t>
       </w:r>
     </w:p>
     <w:p>
       <w:pPr>
-        <w:rPr>
-          <w:color w:val="646464"/>
-          <w:lang w:eastAsia="zh-CN"/>
-        </w:rPr>
-      </w:pPr>
-      <w:r>
-        <w:rPr>
-          <w:rFonts w:hint="eastAsia"/>
-          <w:color w:val="646464"/>
-          <w:lang w:eastAsia="zh-CN"/>
-        </w:rPr>
-        <w:t>2.</w:t>
-      </w:r>
-      <w:r>
-        <w:rPr>
-          <w:lang w:eastAsia="zh-CN"/>
-        </w:rPr>
-        <w:t xml:space="preserve"> </w:t>
-      </w:r>
-      <w:r>
-        <w:rPr>
-          <w:color w:val="646464"/>
-          <w:lang w:eastAsia="zh-CN"/>
-        </w:rPr>
-        <w:t>光刻，刻蚀阶段为什么需要改变形状？</w:t>
+        <w:ind w:firstLineChars="200" w:firstLine="420"/>
+        <w:rPr>
+          <w:color w:val="646464"/>
+          <w:lang w:eastAsia="zh-CN"/>
+        </w:rPr>
+      </w:pPr>
+      <w:r>
+        <w:rPr>
+          <w:color w:val="646464"/>
+          <w:lang w:eastAsia="zh-CN"/>
+        </w:rPr>
+        <w:t>半导体或其他功能材料：构成器件的一部分；保护或阻挡材料：保护已有结构、限制材料扩散。沉积的目的就是把当前需要的材料层加到晶圆上</w:t>
       </w:r>
     </w:p>
     <w:p>
       <w:pPr>
-        <w:ind w:firstLineChars="200" w:firstLine="420"/>
-        <w:rPr>
-          <w:color w:val="646464"/>
-          <w:lang w:eastAsia="zh-CN"/>
-        </w:rPr>
-      </w:pPr>
-      <w:r>
-        <w:rPr>
-          <w:color w:val="646464"/>
-          <w:lang w:eastAsia="zh-CN"/>
-        </w:rPr>
-        <w:t>集成电路需要把晶体管、接触孔和金属连线放在指定位置</w:t>
+        <w:rPr>
+          <w:color w:val="646464"/>
+          <w:lang w:eastAsia="zh-CN"/>
+        </w:rPr>
+      </w:pPr>
+      <w:r>
+        <w:rPr>
+          <w:rFonts w:hint="eastAsia"/>
+          <w:color w:val="646464"/>
+          <w:lang w:eastAsia="zh-CN"/>
+        </w:rPr>
+        <w:t>2.</w:t>
+      </w:r>
+      <w:r>
+        <w:rPr>
+          <w:lang w:eastAsia="zh-CN"/>
+        </w:rPr>
+        <w:t xml:space="preserve"> </w:t>
+      </w:r>
+      <w:r>
+        <w:rPr>
+          <w:color w:val="646464"/>
+          <w:lang w:eastAsia="zh-CN"/>
+        </w:rPr>
+        <w:t>光刻，刻蚀阶段为什么需要改变形状？</w:t>
       </w:r>
     </w:p>
     <w:p>
       <w:pPr>
+        <w:ind w:firstLineChars="200" w:firstLine="420"/>
+        <w:rPr>
+          <w:color w:val="646464"/>
+          <w:lang w:eastAsia="zh-CN"/>
+        </w:rPr>
+      </w:pPr>
+      <w:r>
+        <w:rPr>
+          <w:color w:val="646464"/>
+          <w:lang w:eastAsia="zh-CN"/>
+        </w:rPr>
+        <w:t>集成电路需要把晶体管、接触孔和金属连线放在指定位置</w:t>
+      </w:r>
+    </w:p>
+    <w:p>
+      <w:pPr>
         <w:rPr>
           <w:color w:val="646464"/>
           <w:lang w:eastAsia="zh-CN"/>
@@ -5006,17 +5646,16 @@
       <w:pPr>
         <w:ind w:firstLineChars="200" w:firstLine="420"/>
         <w:rPr>
+          <w:color w:val="646464"/>
+          <w:lang w:eastAsia="zh-CN"/>
+        </w:rPr>
+      </w:pPr>
+      <w:r>
+        <w:rPr>
           <w:rFonts w:hint="eastAsia"/>
           <w:color w:val="646464"/>
           <w:lang w:eastAsia="zh-CN"/>
         </w:rPr>
-      </w:pPr>
-      <w:r>
-        <w:rPr>
-          <w:rFonts w:hint="eastAsia"/>
-          <w:color w:val="646464"/>
-          <w:lang w:eastAsia="zh-CN"/>
-        </w:rPr>
         <w:t>不是，</w:t>
       </w:r>
       <w:r>
@@ -5152,14 +5791,6 @@
         </w:rPr>
         <w:t>的后续加工图形。</w:t>
       </w:r>
-    </w:p>
-    <w:p>
-      <w:pPr>
-        <w:rPr>
-          <w:color w:val="646464"/>
-          <w:lang w:eastAsia="zh-CN"/>
-        </w:rPr>
-      </w:pPr>
       <w:r>
         <w:rPr>
           <w:color w:val="646464"/>
@@ -5393,14 +6024,12 @@
               <w:spacing w:after="0"/>
               <w:jc w:val="center"/>
             </w:pPr>
-            <w:proofErr w:type="spellStart"/>
             <w:r>
               <w:rPr>
                 <w:b/>
               </w:rPr>
               <w:t>顺序</w:t>
             </w:r>
-            <w:proofErr w:type="spellEnd"/>
           </w:p>
         </w:tc>
         <w:tc>
@@ -6627,21 +7256,12 @@
         </w:rPr>
         <w:t xml:space="preserve"> </w:t>
       </w:r>
-      <w:proofErr w:type="gramStart"/>
-      <w:r>
-        <w:rPr>
-          <w:color w:val="646464"/>
-          <w:lang w:eastAsia="zh-CN"/>
-        </w:rPr>
-        <w:t>最小化总拖期</w:t>
-      </w:r>
-      <w:proofErr w:type="gramEnd"/>
-      <w:r>
-        <w:rPr>
-          <w:color w:val="646464"/>
-          <w:lang w:eastAsia="zh-CN"/>
-        </w:rPr>
-        <w:t>时间</w:t>
+      <w:r>
+        <w:rPr>
+          <w:color w:val="646464"/>
+          <w:lang w:eastAsia="zh-CN"/>
+        </w:rPr>
+        <w:t>最小化总拖期时间</w:t>
       </w:r>
       <w:r>
         <w:rPr>
@@ -6656,23 +7276,7 @@
           <w:color w:val="646464"/>
           <w:lang w:eastAsia="zh-CN"/>
         </w:rPr>
-        <w:t>最小</w:t>
-      </w:r>
-      <w:proofErr w:type="gramStart"/>
-      <w:r>
-        <w:rPr>
-          <w:color w:val="646464"/>
-          <w:lang w:eastAsia="zh-CN"/>
-        </w:rPr>
-        <w:t>化最大</w:t>
-      </w:r>
-      <w:proofErr w:type="gramEnd"/>
-      <w:r>
-        <w:rPr>
-          <w:color w:val="646464"/>
-          <w:lang w:eastAsia="zh-CN"/>
-        </w:rPr>
-        <w:t>延迟</w:t>
+        <w:t>最小化最大延迟</w:t>
       </w:r>
       <w:r>
         <w:rPr>
@@ -7045,15 +7649,7 @@
             <w:color w:val="646464"/>
             <w:lang w:eastAsia="zh-CN"/>
           </w:rPr>
-          <m:t>=</m:t>
-        </m:r>
-        <m:r>
-          <w:rPr>
-            <w:rFonts w:ascii="Cambria Math" w:hAnsi="Cambria Math"/>
-            <w:color w:val="646464"/>
-            <w:lang w:eastAsia="zh-CN"/>
-          </w:rPr>
-          <m:t>1</m:t>
+          <m:t>=1</m:t>
         </m:r>
         <m:r>
           <w:rPr>
@@ -7079,7 +7675,7 @@
     <w:p>
       <w:pPr>
         <w:rPr>
-          <w:rFonts w:ascii="Cambria Math" w:hAnsi="Cambria Math" w:hint="eastAsia"/>
+          <w:rFonts w:ascii="Cambria Math" w:hAnsi="Cambria Math"/>
           <w:i/>
           <w:color w:val="646464"/>
           <w:lang w:eastAsia="zh-CN"/>
@@ -7648,23 +8244,7 @@
           <w:color w:val="646464"/>
           <w:lang w:eastAsia="zh-CN"/>
         </w:rPr>
-        <w:t>两条约束，评价目标也只</w:t>
-      </w:r>
-      <w:proofErr w:type="gramStart"/>
-      <w:r>
-        <w:rPr>
-          <w:color w:val="646464"/>
-          <w:lang w:eastAsia="zh-CN"/>
-        </w:rPr>
-        <w:t>看平均</w:t>
-      </w:r>
-      <w:proofErr w:type="gramEnd"/>
-      <w:r>
-        <w:rPr>
-          <w:color w:val="646464"/>
-          <w:lang w:eastAsia="zh-CN"/>
-        </w:rPr>
-        <w:t>等待；等待没有后续传播对象。放到更复杂的机器、工序场景中，等待就不再是局部量，而会成为影响后续资源竞争和系统状态的变量，主要后果有：</w:t>
+        <w:t>两条约束，评价目标也只看平均等待；等待没有后续传播对象。放到更复杂的机器、工序场景中，等待就不再是局部量，而会成为影响后续资源竞争和系统状态的变量，主要后果有：</w:t>
       </w:r>
     </w:p>
     <w:p>
@@ -7678,7 +8258,6 @@
           <w:lang w:eastAsia="zh-CN"/>
         </w:rPr>
       </w:pPr>
-      <w:proofErr w:type="gramStart"/>
       <w:r>
         <w:rPr>
           <w:b/>
@@ -7686,17 +8265,7 @@
           <w:color w:val="646464"/>
           <w:lang w:eastAsia="zh-CN"/>
         </w:rPr>
-        <w:t>等待沿多工序</w:t>
-      </w:r>
-      <w:proofErr w:type="gramEnd"/>
-      <w:r>
-        <w:rPr>
-          <w:b/>
-          <w:bCs/>
-          <w:color w:val="646464"/>
-          <w:lang w:eastAsia="zh-CN"/>
-        </w:rPr>
-        <w:t>路线传播</w:t>
+        <w:t>等待沿多工序路线传播</w:t>
       </w:r>
       <w:r>
         <w:rPr>
@@ -7878,23 +8447,7 @@
           <w:color w:val="646464"/>
           <w:lang w:eastAsia="zh-CN"/>
         </w:rPr>
-        <w:t>半导体晶</w:t>
-      </w:r>
-      <w:proofErr w:type="gramStart"/>
-      <w:r>
-        <w:rPr>
-          <w:color w:val="646464"/>
-          <w:lang w:eastAsia="zh-CN"/>
-        </w:rPr>
-        <w:t>圆制造</w:t>
-      </w:r>
-      <w:proofErr w:type="gramEnd"/>
-      <w:r>
-        <w:rPr>
-          <w:color w:val="646464"/>
-          <w:lang w:eastAsia="zh-CN"/>
-        </w:rPr>
-        <w:t>中同一设备组会被同一</w:t>
+        <w:t>半导体晶圆制造中同一设备组会被同一</w:t>
       </w:r>
       <w:r>
         <w:rPr>
@@ -7950,7 +8503,6 @@
           <w:lang w:eastAsia="zh-CN"/>
         </w:rPr>
       </w:pPr>
-      <w:proofErr w:type="gramStart"/>
       <w:r>
         <w:rPr>
           <w:b/>
@@ -7958,17 +8510,7 @@
           <w:color w:val="646464"/>
           <w:lang w:eastAsia="zh-CN"/>
         </w:rPr>
-        <w:t>影响组批</w:t>
-      </w:r>
-      <w:proofErr w:type="gramEnd"/>
-      <w:r>
-        <w:rPr>
-          <w:b/>
-          <w:bCs/>
-          <w:color w:val="646464"/>
-          <w:lang w:eastAsia="zh-CN"/>
-        </w:rPr>
-        <w:t>和批处理设备</w:t>
+        <w:t>影响组批和批处理设备</w:t>
       </w:r>
       <w:r>
         <w:rPr>
@@ -8038,23 +8580,7 @@
           <w:color w:val="646464"/>
           <w:lang w:eastAsia="zh-CN"/>
         </w:rPr>
-        <w:t>的等待时间；</w:t>
-      </w:r>
-      <w:proofErr w:type="gramStart"/>
-      <w:r>
-        <w:rPr>
-          <w:color w:val="646464"/>
-          <w:lang w:eastAsia="zh-CN"/>
-        </w:rPr>
-        <w:t>批完成</w:t>
-      </w:r>
-      <w:proofErr w:type="gramEnd"/>
-      <w:r>
-        <w:rPr>
-          <w:color w:val="646464"/>
-          <w:lang w:eastAsia="zh-CN"/>
-        </w:rPr>
-        <w:t>后还可能集中释放到下游，形成新的等待队列。</w:t>
+        <w:t>的等待时间；批完成后还可能集中释放到下游，形成新的等待队列。</w:t>
       </w:r>
     </w:p>
     <w:p>
@@ -8156,23 +8682,7 @@
           <w:color w:val="646464"/>
           <w:lang w:eastAsia="zh-CN"/>
         </w:rPr>
-        <w:t>晶</w:t>
-      </w:r>
-      <w:proofErr w:type="gramStart"/>
-      <w:r>
-        <w:rPr>
-          <w:color w:val="646464"/>
-          <w:lang w:eastAsia="zh-CN"/>
-        </w:rPr>
-        <w:t>圆制造</w:t>
-      </w:r>
-      <w:proofErr w:type="gramEnd"/>
-      <w:r>
-        <w:rPr>
-          <w:color w:val="646464"/>
-          <w:lang w:eastAsia="zh-CN"/>
-        </w:rPr>
-        <w:t>中某些步骤间有</w:t>
+        <w:t>晶圆制造中某些步骤间有</w:t>
       </w:r>
       <w:r>
         <w:rPr>
@@ -8434,23 +8944,7 @@
           <w:color w:val="646464"/>
           <w:lang w:eastAsia="zh-CN"/>
         </w:rPr>
-        <w:t>只在单机、</w:t>
-      </w:r>
-      <w:proofErr w:type="gramStart"/>
-      <w:r>
-        <w:rPr>
-          <w:color w:val="646464"/>
-          <w:lang w:eastAsia="zh-CN"/>
-        </w:rPr>
-        <w:t>独立单</w:t>
-      </w:r>
-      <w:proofErr w:type="gramEnd"/>
-      <w:r>
-        <w:rPr>
-          <w:color w:val="646464"/>
-          <w:lang w:eastAsia="zh-CN"/>
-        </w:rPr>
-        <w:t>工序、同时释放、非抢占等基本条件下有保证。复杂机器环境、释放时刻、批处理、准备时间、重入流下，需要重新判断规则适用性，不能直接把简单例子的结论外推。</w:t>
+        <w:t>只在单机、独立单工序、同时释放、非抢占等基本条件下有保证。复杂机器环境、释放时刻、批处理、准备时间、重入流下，需要重新判断规则适用性，不能直接把简单例子的结论外推。</w:t>
       </w:r>
     </w:p>
     <w:p>
@@ -8680,7 +9174,7 @@
     <w:p>
       <w:pPr>
         <w:rPr>
-          <w:rFonts w:ascii="Cambria Math" w:hAnsi="Cambria Math" w:hint="eastAsia"/>
+          <w:rFonts w:ascii="Cambria Math" w:hAnsi="Cambria Math"/>
           <w:color w:val="646464"/>
           <w:lang w:eastAsia="zh-CN"/>
         </w:rPr>
@@ -8875,7 +9369,7 @@
     <w:p>
       <w:pPr>
         <w:rPr>
-          <w:rFonts w:ascii="Cambria Math" w:hAnsi="Cambria Math" w:hint="eastAsia"/>
+          <w:rFonts w:ascii="Cambria Math" w:hAnsi="Cambria Math"/>
           <w:color w:val="646464"/>
           <w:lang w:eastAsia="zh-CN"/>
         </w:rPr>
@@ -9029,6 +9523,9 @@
         </w:rPr>
       </w:pPr>
       <w:r>
+        <w:rPr>
+          <w:lang w:eastAsia="zh-CN"/>
+        </w:rPr>
         <w:t xml:space="preserve"> </w:t>
       </w:r>
       <w:r>
@@ -9211,18 +9708,25 @@
     <w:p>
       <w:pPr>
         <w:rPr>
+          <w:noProof/>
+          <w:lang w:eastAsia="zh-CN"/>
+        </w:rPr>
+      </w:pPr>
+      <w:r>
+        <w:rPr>
           <w:rFonts w:hint="eastAsia"/>
           <w:noProof/>
           <w:lang w:eastAsia="zh-CN"/>
         </w:rPr>
-      </w:pPr>
+        <w:t>不能</w:t>
+      </w:r>
       <w:r>
         <w:rPr>
           <w:rFonts w:hint="eastAsia"/>
           <w:noProof/>
           <w:lang w:eastAsia="zh-CN"/>
         </w:rPr>
-        <w:t>不能</w:t>
+        <w:t>，该</w:t>
       </w:r>
       <w:r>
         <w:rPr>
@@ -9230,7 +9734,7 @@
           <w:noProof/>
           <w:lang w:eastAsia="zh-CN"/>
         </w:rPr>
-        <w:t>，该</w:t>
+        <w:t>commit</w:t>
       </w:r>
       <w:r>
         <w:rPr>
@@ -9238,7 +9742,7 @@
           <w:noProof/>
           <w:lang w:eastAsia="zh-CN"/>
         </w:rPr>
-        <w:t>commit</w:t>
+        <w:t>目前只存在在本地，并未上传到</w:t>
       </w:r>
       <w:r>
         <w:rPr>
@@ -9246,7 +9750,7 @@
           <w:noProof/>
           <w:lang w:eastAsia="zh-CN"/>
         </w:rPr>
-        <w:t>目前只存在在本地，并未上传到</w:t>
+        <w:t>github</w:t>
       </w:r>
       <w:r>
         <w:rPr>
@@ -9254,45 +9758,36 @@
           <w:noProof/>
           <w:lang w:eastAsia="zh-CN"/>
         </w:rPr>
-        <w:t>github</w:t>
-      </w:r>
+        <w:t>；</w:t>
+      </w:r>
+    </w:p>
+    <w:p>
+      <w:pPr>
+        <w:rPr>
+          <w:noProof/>
+          <w:lang w:eastAsia="zh-CN"/>
+        </w:rPr>
+      </w:pPr>
       <w:r>
         <w:rPr>
           <w:rFonts w:hint="eastAsia"/>
           <w:noProof/>
           <w:lang w:eastAsia="zh-CN"/>
         </w:rPr>
-        <w:t>；</w:t>
+        <w:t>2.</w:t>
+      </w:r>
+      <w:r>
+        <w:rPr>
+          <w:rFonts w:hint="eastAsia"/>
+          <w:noProof/>
+          <w:lang w:eastAsia="zh-CN"/>
+        </w:rPr>
+        <w:t>提交编号表示什么？请让我用自己的话解释。</w:t>
       </w:r>
     </w:p>
     <w:p>
       <w:pPr>
         <w:rPr>
-          <w:noProof/>
-          <w:lang w:eastAsia="zh-CN"/>
-        </w:rPr>
-      </w:pPr>
-      <w:r>
-        <w:rPr>
-          <w:rFonts w:hint="eastAsia"/>
-          <w:noProof/>
-          <w:lang w:eastAsia="zh-CN"/>
-        </w:rPr>
-        <w:t>2.</w:t>
-      </w:r>
-      <w:r>
-        <w:rPr>
-          <w:rFonts w:hint="eastAsia"/>
-          <w:noProof/>
-          <w:lang w:eastAsia="zh-CN"/>
-        </w:rPr>
-        <w:t>提交编号表示什么？请让我用自己的话解释。</w:t>
-      </w:r>
-    </w:p>
-    <w:p>
-      <w:pPr>
-        <w:rPr>
-          <w:rFonts w:hint="eastAsia"/>
           <w:noProof/>
           <w:lang w:eastAsia="zh-CN"/>
         </w:rPr>
@@ -9442,7 +9937,7 @@
     <w:p>
       <w:pPr>
         <w:rPr>
-          <w:rFonts w:ascii="Cambria Math" w:hAnsi="Cambria Math" w:hint="eastAsia"/>
+          <w:rFonts w:ascii="Cambria Math" w:hAnsi="Cambria Math"/>
           <w:color w:val="646464"/>
           <w:lang w:eastAsia="zh-CN"/>
         </w:rPr>
@@ -9611,7 +10106,7 @@
     <w:p>
       <w:pPr>
         <w:rPr>
-          <w:rFonts w:ascii="Cambria Math" w:hAnsi="Cambria Math" w:hint="eastAsia"/>
+          <w:rFonts w:ascii="Cambria Math" w:hAnsi="Cambria Math"/>
           <w:color w:val="646464"/>
           <w:lang w:eastAsia="zh-CN"/>
         </w:rPr>
@@ -9732,7 +10227,7 @@
     <w:p>
       <w:pPr>
         <w:rPr>
-          <w:rFonts w:ascii="Cambria Math" w:hAnsi="Cambria Math" w:hint="eastAsia"/>
+          <w:rFonts w:ascii="Cambria Math" w:hAnsi="Cambria Math"/>
           <w:color w:val="646464"/>
           <w:lang w:eastAsia="zh-CN"/>
         </w:rPr>
@@ -10189,14 +10684,12 @@
           <w:lang w:eastAsia="zh-CN"/>
         </w:rPr>
       </w:pPr>
-      <w:proofErr w:type="spellStart"/>
       <w:r>
         <w:rPr>
           <w:b/>
         </w:rPr>
         <w:t>准备执行的</w:t>
       </w:r>
-      <w:proofErr w:type="spellEnd"/>
       <w:r>
         <w:rPr>
           <w:b/>
@@ -10215,19 +10708,11 @@
         </w:rPr>
         <w:t xml:space="preserve"> push </w:t>
       </w:r>
-      <w:proofErr w:type="spellStart"/>
       <w:r>
         <w:rPr>
           <w:b/>
         </w:rPr>
-        <w:t>命令（不含令牌</w:t>
-      </w:r>
-      <w:proofErr w:type="spellEnd"/>
-      <w:r>
-        <w:rPr>
-          <w:b/>
-        </w:rPr>
-        <w:t>）：</w:t>
+        <w:t>命令（不含令牌）：</w:t>
       </w:r>
     </w:p>
     <w:p>
@@ -10275,7 +10760,6 @@
           <w:lang w:eastAsia="zh-CN"/>
         </w:rPr>
       </w:pPr>
-      <w:proofErr w:type="spellStart"/>
       <w:r>
         <w:rPr>
           <w:b/>
@@ -10286,28 +10770,13 @@
         <w:rPr>
           <w:b/>
         </w:rPr>
-        <w:t>origin</w:t>
-      </w:r>
-      <w:proofErr w:type="spellEnd"/>
+        <w:t xml:space="preserve">origin </w:t>
+      </w:r>
       <w:r>
         <w:rPr>
           <w:b/>
         </w:rPr>
-        <w:t xml:space="preserve"> </w:t>
-      </w:r>
-      <w:proofErr w:type="spellStart"/>
-      <w:r>
-        <w:rPr>
-          <w:b/>
-        </w:rPr>
-        <w:t>指向的个人仓库</w:t>
-      </w:r>
-      <w:proofErr w:type="spellEnd"/>
-      <w:r>
-        <w:rPr>
-          <w:b/>
-        </w:rPr>
-        <w:t>：</w:t>
+        <w:t>指向的个人仓库：</w:t>
       </w:r>
     </w:p>
     <w:p>
@@ -10374,21 +10843,14 @@
       <w:r>
         <w:t xml:space="preserve"> WPS </w:t>
       </w:r>
-      <w:proofErr w:type="spellStart"/>
       <w:r>
         <w:t>打开检查，并结合</w:t>
       </w:r>
-      <w:proofErr w:type="spellEnd"/>
       <w:r>
         <w:t xml:space="preserve"> git status </w:t>
       </w:r>
-      <w:proofErr w:type="spellStart"/>
-      <w:r>
-        <w:t>核对文件名</w:t>
-      </w:r>
-      <w:proofErr w:type="spellEnd"/>
-      <w:r>
-        <w:t>。</w:t>
+      <w:r>
+        <w:t>核对文件名。</w:t>
       </w:r>
       <w:r>
         <w:rPr>
@@ -10425,21 +10887,14 @@
       <w:r>
         <w:t xml:space="preserve"> ] </w:t>
       </w:r>
-      <w:proofErr w:type="spellStart"/>
       <w:r>
         <w:t>账号、模板获取、空目录与</w:t>
       </w:r>
-      <w:proofErr w:type="spellEnd"/>
       <w:r>
         <w:t xml:space="preserve"> origin </w:t>
       </w:r>
-      <w:proofErr w:type="spellStart"/>
-      <w:r>
-        <w:t>已核对</w:t>
-      </w:r>
-      <w:proofErr w:type="spellEnd"/>
-      <w:r>
-        <w:t>。</w:t>
+      <w:r>
+        <w:t>已核对。</w:t>
       </w:r>
     </w:p>
     <w:p>
@@ -10454,11 +10909,7 @@
         <w:t>√</w:t>
       </w:r>
       <w:r>
-        <w:t xml:space="preserve">] VS </w:t>
-      </w:r>
-      <w:proofErr w:type="spellStart"/>
-      <w:r>
-        <w:t>Code</w:t>
+        <w:t>] VS Code</w:t>
       </w:r>
       <w:r>
         <w:t>、</w:t>
@@ -10470,11 +10921,7 @@
         <w:t>、</w:t>
       </w:r>
       <w:r>
-        <w:t>Conda</w:t>
-      </w:r>
-      <w:proofErr w:type="spellEnd"/>
-      <w:r>
-        <w:t xml:space="preserve"> </w:t>
+        <w:t xml:space="preserve">Conda </w:t>
       </w:r>
       <w:r>
         <w:t>与</w:t>
@@ -10482,13 +10929,8 @@
       <w:r>
         <w:t xml:space="preserve"> Python 3.11 </w:t>
       </w:r>
-      <w:proofErr w:type="spellStart"/>
-      <w:r>
-        <w:t>项目解释器可用</w:t>
-      </w:r>
-      <w:proofErr w:type="spellEnd"/>
-      <w:r>
-        <w:t>。</w:t>
+      <w:r>
+        <w:t>项目解释器可用。</w:t>
       </w:r>
     </w:p>
     <w:p>
@@ -10715,11 +11157,9 @@
       <w:pPr>
         <w:pStyle w:val="1"/>
       </w:pPr>
-      <w:proofErr w:type="spellStart"/>
       <w:r>
         <w:t>提交后在提交入口另附</w:t>
       </w:r>
-      <w:proofErr w:type="spellEnd"/>
     </w:p>
     <w:p>
       <w:r>
@@ -10753,22 +11193,18 @@
       <w:r>
         <w:br/>
       </w:r>
-      <w:proofErr w:type="spellStart"/>
       <w:r>
         <w:t>实际分支：</w:t>
       </w:r>
       <w:r>
         <w:t>main</w:t>
       </w:r>
-      <w:proofErr w:type="spellEnd"/>
       <w:r>
         <w:br/>
       </w:r>
-      <w:proofErr w:type="spellStart"/>
       <w:r>
         <w:t>包含答案的完整</w:t>
       </w:r>
-      <w:proofErr w:type="spellEnd"/>
       <w:r>
         <w:t xml:space="preserve"> commit </w:t>
       </w:r>
@@ -10781,16 +11217,11 @@
       <w:r>
         <w:br/>
       </w:r>
-      <w:proofErr w:type="spellStart"/>
       <w:r>
         <w:t>作业相对路径：</w:t>
       </w:r>
       <w:r>
-        <w:t>docs</w:t>
-      </w:r>
-      <w:proofErr w:type="spellEnd"/>
-      <w:r>
-        <w:t>/notes/W01_</w:t>
+        <w:t>docs/notes/W01_</w:t>
       </w:r>
       <w:r>
         <w:t>我的作业</w:t>
@@ -10801,7 +11232,6 @@
       <w:r>
         <w:br/>
       </w:r>
-      <w:proofErr w:type="spellStart"/>
       <w:r>
         <w:t>推送结果与网页核对结果：</w:t>
       </w:r>
@@ -10809,14 +11239,7 @@
         <w:rPr>
           <w:lang w:eastAsia="zh-CN"/>
         </w:rPr>
-        <w:t>git</w:t>
-      </w:r>
-      <w:proofErr w:type="spellEnd"/>
-      <w:r>
-        <w:rPr>
-          <w:lang w:eastAsia="zh-CN"/>
-        </w:rPr>
-        <w:t xml:space="preserve"> push </w:t>
+        <w:t xml:space="preserve">git push </w:t>
       </w:r>
       <w:r>
         <w:rPr>
@@ -10871,7 +11294,6 @@
     <w:p>
       <w:pPr>
         <w:rPr>
-          <w:rFonts w:hint="eastAsia"/>
           <w:lang w:eastAsia="zh-CN"/>
         </w:rPr>
       </w:pPr>
@@ -10947,7 +11369,6 @@
     <w:p>
       <w:pPr>
         <w:rPr>
-          <w:rFonts w:hint="eastAsia"/>
           <w:lang w:eastAsia="zh-CN"/>
         </w:rPr>
       </w:pPr>
@@ -12548,6 +12969,7 @@
   <w:style w:type="character" w:default="1" w:styleId="a2">
     <w:name w:val="Default Paragraph Font"/>
     <w:uiPriority w:val="1"/>
+    <w:semiHidden/>
     <w:unhideWhenUsed/>
   </w:style>
   <w:style w:type="table" w:default="1" w:styleId="a3">
@@ -23358,6 +23780,19 @@
       <w:color w:val="666666"/>
     </w:rPr>
   </w:style>
+  <w:style w:type="paragraph" w:styleId="affa">
+    <w:name w:val="Normal (Web)"/>
+    <w:basedOn w:val="a1"/>
+    <w:uiPriority w:val="99"/>
+    <w:semiHidden/>
+    <w:unhideWhenUsed/>
+    <w:rsid w:val="00592A44"/>
+    <w:rPr>
+      <w:rFonts w:ascii="Times New Roman" w:hAnsi="Times New Roman" w:cs="Times New Roman"/>
+      <w:sz w:val="24"/>
+      <w:szCs w:val="24"/>
+    </w:rPr>
+  </w:style>
 </w:styles>
 </file>
 
